--- a/Progres-Fatimah/Jurnal Submit/submit/MJMHS/Yoifah/Conflict_of_Interest_Form_Filled.docx
+++ b/Progres-Fatimah/Jurnal Submit/submit/MJMHS/Yoifah/Conflict_of_Interest_Form_Filled.docx
@@ -1,6 +1,6 @@
 
 <file path=word/document.xml><?xml version="1.0" encoding="utf-8"?>
-<w:document xmlns:wpc="http://schemas.microsoft.com/office/word/2010/wordprocessingCanvas" xmlns:cx="http://schemas.microsoft.com/office/drawing/2014/chartex" xmlns:cx1="http://schemas.microsoft.com/office/drawing/2015/9/8/chartex" xmlns:cx2="http://schemas.microsoft.com/office/drawing/2015/10/21/chartex" xmlns:cx3="http://schemas.microsoft.com/office/drawing/2016/5/9/chartex" xmlns:cx4="http://schemas.microsoft.com/office/drawing/2016/5/10/chartex" xmlns:cx5="http://schemas.microsoft.com/office/drawing/2016/5/11/chartex" xmlns:cx6="http://schemas.microsoft.com/office/drawing/2016/5/12/chartex" xmlns:cx7="http://schemas.microsoft.com/office/drawing/2016/5/13/chartex" xmlns:cx8="http://schemas.microsoft.com/office/drawing/2016/5/14/chartex" xmlns:mc="http://schemas.openxmlformats.org/markup-compatibility/2006" xmlns:aink="http://schemas.microsoft.com/office/drawing/2016/ink" xmlns:am3d="http://schemas.microsoft.com/office/drawing/2017/model3d" xmlns:o="urn:schemas-microsoft-com:office:office" xmlns:r="http://schemas.openxmlformats.org/officeDocument/2006/relationships" xmlns:m="http://schemas.openxmlformats.org/officeDocument/2006/math" xmlns:v="urn:schemas-microsoft-com:vml" xmlns:wp14="http://schemas.microsoft.com/office/word/2010/wordprocessingDrawing" xmlns:wp="http://schemas.openxmlformats.org/drawingml/2006/wordprocessingDrawing" xmlns:w10="urn:schemas-microsoft-com:office:word" xmlns:w="http://schemas.openxmlformats.org/wordprocessingml/2006/main" xmlns:w14="http://schemas.microsoft.com/office/word/2010/wordml" xmlns:w15="http://schemas.microsoft.com/office/word/2012/wordml" xmlns:w16cex="http://schemas.microsoft.com/office/word/2018/wordml/cex" xmlns:w16cid="http://schemas.microsoft.com/office/word/2016/wordml/cid" xmlns:w16="http://schemas.microsoft.com/office/word/2018/wordml" xmlns:w16sdtdh="http://schemas.microsoft.com/office/word/2020/wordml/sdtdatahash" xmlns:w16se="http://schemas.microsoft.com/office/word/2015/wordml/symex" xmlns:wpg="http://schemas.microsoft.com/office/word/2010/wordprocessingGroup" xmlns:wpi="http://schemas.microsoft.com/office/word/2010/wordprocessingInk" xmlns:wne="http://schemas.microsoft.com/office/word/2006/wordml" xmlns:wps="http://schemas.microsoft.com/office/word/2010/wordprocessingShape" mc:Ignorable="w14 w15 w16se w16cid w16 w16cex w16sdtdh wp14">
+<w:document xmlns:wpc="http://schemas.microsoft.com/office/word/2010/wordprocessingCanvas" xmlns:cx="http://schemas.microsoft.com/office/drawing/2014/chartex" xmlns:cx1="http://schemas.microsoft.com/office/drawing/2015/9/8/chartex" xmlns:cx2="http://schemas.microsoft.com/office/drawing/2015/10/21/chartex" xmlns:cx3="http://schemas.microsoft.com/office/drawing/2016/5/9/chartex" xmlns:cx4="http://schemas.microsoft.com/office/drawing/2016/5/10/chartex" xmlns:cx5="http://schemas.microsoft.com/office/drawing/2016/5/11/chartex" xmlns:cx6="http://schemas.microsoft.com/office/drawing/2016/5/12/chartex" xmlns:cx7="http://schemas.microsoft.com/office/drawing/2016/5/13/chartex" xmlns:cx8="http://schemas.microsoft.com/office/drawing/2016/5/14/chartex" xmlns:mc="http://schemas.openxmlformats.org/markup-compatibility/2006" xmlns:aink="http://schemas.microsoft.com/office/drawing/2016/ink" xmlns:am3d="http://schemas.microsoft.com/office/drawing/2017/model3d" xmlns:o="urn:schemas-microsoft-com:office:office" xmlns:oel="http://schemas.microsoft.com/office/2019/extlst" xmlns:r="http://schemas.openxmlformats.org/officeDocument/2006/relationships" xmlns:m="http://schemas.openxmlformats.org/officeDocument/2006/math" xmlns:v="urn:schemas-microsoft-com:vml" xmlns:wp14="http://schemas.microsoft.com/office/word/2010/wordprocessingDrawing" xmlns:wp="http://schemas.openxmlformats.org/drawingml/2006/wordprocessingDrawing" xmlns:w10="urn:schemas-microsoft-com:office:word" xmlns:w="http://schemas.openxmlformats.org/wordprocessingml/2006/main" xmlns:w14="http://schemas.microsoft.com/office/word/2010/wordml" xmlns:w15="http://schemas.microsoft.com/office/word/2012/wordml" xmlns:w16cex="http://schemas.microsoft.com/office/word/2018/wordml/cex" xmlns:w16cid="http://schemas.microsoft.com/office/word/2016/wordml/cid" xmlns:w16="http://schemas.microsoft.com/office/word/2018/wordml" xmlns:w16du="http://schemas.microsoft.com/office/word/2023/wordml/word16du" xmlns:w16sdtdh="http://schemas.microsoft.com/office/word/2020/wordml/sdtdatahash" xmlns:w16sdtfl="http://schemas.microsoft.com/office/word/2024/wordml/sdtformatlock" xmlns:w16se="http://schemas.microsoft.com/office/word/2015/wordml/symex" xmlns:wpg="http://schemas.microsoft.com/office/word/2010/wordprocessingGroup" xmlns:wpi="http://schemas.microsoft.com/office/word/2010/wordprocessingInk" xmlns:wne="http://schemas.microsoft.com/office/word/2006/wordml" xmlns:wps="http://schemas.microsoft.com/office/word/2010/wordprocessingShape" mc:Ignorable="w14 w15 w16se w16cid w16 w16cex w16sdtdh w16sdtfl w16du wp14">
   <w:body>
     <w:p>
       <w:pPr>
@@ -40,7 +40,6 @@
       </w:pPr>
       <w:r>
         <w:rPr>
-          <w:rFonts w:ascii="Times New Roman" w:hAnsi="Times New Roman" w:eastAsia="Times New Roman"/>
           <w:b/>
           <w:spacing w:val="-1"/>
           <w:sz w:val="28"/>
@@ -50,7 +49,6 @@
       </w:r>
       <w:r>
         <w:rPr>
-          <w:rFonts w:ascii="Times New Roman" w:hAnsi="Times New Roman" w:eastAsia="Times New Roman"/>
           <w:b/>
           <w:spacing w:val="1"/>
           <w:sz w:val="28"/>
@@ -60,7 +58,6 @@
       </w:r>
       <w:r>
         <w:rPr>
-          <w:rFonts w:ascii="Times New Roman" w:hAnsi="Times New Roman" w:eastAsia="Times New Roman"/>
           <w:b/>
           <w:sz w:val="28"/>
           <w:szCs w:val="28"/>
@@ -69,7 +66,6 @@
       </w:r>
       <w:r>
         <w:rPr>
-          <w:rFonts w:ascii="Times New Roman" w:hAnsi="Times New Roman" w:eastAsia="Times New Roman"/>
           <w:b/>
           <w:spacing w:val="-1"/>
           <w:sz w:val="28"/>
@@ -79,7 +75,6 @@
       </w:r>
       <w:r>
         <w:rPr>
-          <w:rFonts w:ascii="Times New Roman" w:hAnsi="Times New Roman" w:eastAsia="Times New Roman"/>
           <w:b/>
           <w:spacing w:val="1"/>
           <w:sz w:val="28"/>
@@ -89,7 +84,6 @@
       </w:r>
       <w:r>
         <w:rPr>
-          <w:rFonts w:ascii="Times New Roman" w:hAnsi="Times New Roman" w:eastAsia="Times New Roman"/>
           <w:b/>
           <w:sz w:val="28"/>
           <w:szCs w:val="28"/>
@@ -98,7 +92,6 @@
       </w:r>
       <w:r>
         <w:rPr>
-          <w:rFonts w:ascii="Times New Roman" w:hAnsi="Times New Roman" w:eastAsia="Times New Roman"/>
           <w:b/>
           <w:spacing w:val="-3"/>
           <w:sz w:val="28"/>
@@ -108,7 +101,6 @@
       </w:r>
       <w:r>
         <w:rPr>
-          <w:rFonts w:ascii="Times New Roman" w:hAnsi="Times New Roman" w:eastAsia="Times New Roman"/>
           <w:b/>
           <w:spacing w:val="1"/>
           <w:sz w:val="28"/>
@@ -118,7 +110,6 @@
       </w:r>
       <w:r>
         <w:rPr>
-          <w:rFonts w:ascii="Times New Roman" w:hAnsi="Times New Roman" w:eastAsia="Times New Roman"/>
           <w:b/>
           <w:sz w:val="28"/>
           <w:szCs w:val="28"/>
@@ -127,7 +118,6 @@
       </w:r>
       <w:r>
         <w:rPr>
-          <w:rFonts w:ascii="Times New Roman" w:hAnsi="Times New Roman" w:eastAsia="Times New Roman"/>
           <w:b/>
           <w:spacing w:val="-2"/>
           <w:sz w:val="28"/>
@@ -137,7 +127,6 @@
       </w:r>
       <w:r>
         <w:rPr>
-          <w:rFonts w:ascii="Times New Roman" w:hAnsi="Times New Roman" w:eastAsia="Times New Roman"/>
           <w:b/>
           <w:sz w:val="28"/>
           <w:szCs w:val="28"/>
@@ -146,7 +135,6 @@
       </w:r>
       <w:r>
         <w:rPr>
-          <w:rFonts w:ascii="Times New Roman" w:hAnsi="Times New Roman" w:eastAsia="Times New Roman"/>
           <w:b/>
           <w:spacing w:val="-2"/>
           <w:sz w:val="28"/>
@@ -156,7 +144,6 @@
       </w:r>
       <w:r>
         <w:rPr>
-          <w:rFonts w:ascii="Times New Roman" w:hAnsi="Times New Roman" w:eastAsia="Times New Roman"/>
           <w:b/>
           <w:spacing w:val="1"/>
           <w:sz w:val="28"/>
@@ -166,7 +153,6 @@
       </w:r>
       <w:r>
         <w:rPr>
-          <w:rFonts w:ascii="Times New Roman" w:hAnsi="Times New Roman" w:eastAsia="Times New Roman"/>
           <w:b/>
           <w:sz w:val="28"/>
           <w:szCs w:val="28"/>
@@ -175,7 +161,6 @@
       </w:r>
       <w:r>
         <w:rPr>
-          <w:rFonts w:ascii="Times New Roman" w:hAnsi="Times New Roman" w:eastAsia="Times New Roman"/>
           <w:b/>
           <w:spacing w:val="-3"/>
           <w:sz w:val="28"/>
@@ -185,7 +170,6 @@
       </w:r>
       <w:r>
         <w:rPr>
-          <w:rFonts w:ascii="Times New Roman" w:hAnsi="Times New Roman" w:eastAsia="Times New Roman"/>
           <w:b/>
           <w:spacing w:val="-1"/>
           <w:sz w:val="28"/>
@@ -195,7 +179,6 @@
       </w:r>
       <w:r>
         <w:rPr>
-          <w:rFonts w:ascii="Times New Roman" w:hAnsi="Times New Roman" w:eastAsia="Times New Roman"/>
           <w:b/>
           <w:spacing w:val="1"/>
           <w:sz w:val="28"/>
@@ -205,7 +188,6 @@
       </w:r>
       <w:r>
         <w:rPr>
-          <w:rFonts w:ascii="Times New Roman" w:hAnsi="Times New Roman" w:eastAsia="Times New Roman"/>
           <w:b/>
           <w:spacing w:val="-2"/>
           <w:sz w:val="28"/>
@@ -215,7 +197,6 @@
       </w:r>
       <w:r>
         <w:rPr>
-          <w:rFonts w:ascii="Times New Roman" w:hAnsi="Times New Roman" w:eastAsia="Times New Roman"/>
           <w:b/>
           <w:spacing w:val="1"/>
           <w:sz w:val="28"/>
@@ -225,7 +206,6 @@
       </w:r>
       <w:r>
         <w:rPr>
-          <w:rFonts w:ascii="Times New Roman" w:hAnsi="Times New Roman" w:eastAsia="Times New Roman"/>
           <w:b/>
           <w:spacing w:val="-1"/>
           <w:sz w:val="28"/>
@@ -235,7 +215,6 @@
       </w:r>
       <w:r>
         <w:rPr>
-          <w:rFonts w:ascii="Times New Roman" w:hAnsi="Times New Roman" w:eastAsia="Times New Roman"/>
           <w:b/>
           <w:spacing w:val="1"/>
           <w:sz w:val="28"/>
@@ -245,7 +224,6 @@
       </w:r>
       <w:r>
         <w:rPr>
-          <w:rFonts w:ascii="Times New Roman" w:hAnsi="Times New Roman" w:eastAsia="Times New Roman"/>
           <w:b/>
           <w:sz w:val="28"/>
           <w:szCs w:val="28"/>
@@ -254,7 +232,6 @@
       </w:r>
       <w:r>
         <w:rPr>
-          <w:rFonts w:ascii="Times New Roman" w:hAnsi="Times New Roman" w:eastAsia="Times New Roman"/>
           <w:b/>
           <w:spacing w:val="-3"/>
           <w:sz w:val="28"/>
@@ -264,7 +241,6 @@
       </w:r>
       <w:r>
         <w:rPr>
-          <w:rFonts w:ascii="Times New Roman" w:hAnsi="Times New Roman" w:eastAsia="Times New Roman"/>
           <w:b/>
           <w:sz w:val="28"/>
           <w:szCs w:val="28"/>
@@ -273,7 +249,6 @@
       </w:r>
       <w:r>
         <w:rPr>
-          <w:rFonts w:ascii="Times New Roman" w:hAnsi="Times New Roman" w:eastAsia="Times New Roman"/>
           <w:b/>
           <w:spacing w:val="-2"/>
           <w:sz w:val="28"/>
@@ -283,7 +258,6 @@
       </w:r>
       <w:r>
         <w:rPr>
-          <w:rFonts w:ascii="Times New Roman" w:hAnsi="Times New Roman" w:eastAsia="Times New Roman"/>
           <w:b/>
           <w:spacing w:val="1"/>
           <w:sz w:val="28"/>
@@ -293,7 +267,6 @@
       </w:r>
       <w:r>
         <w:rPr>
-          <w:rFonts w:ascii="Times New Roman" w:hAnsi="Times New Roman" w:eastAsia="Times New Roman"/>
           <w:b/>
           <w:sz w:val="28"/>
           <w:szCs w:val="28"/>
@@ -322,7 +295,6 @@
       </w:pPr>
       <w:r>
         <w:rPr>
-          <w:rFonts w:ascii="Times New Roman" w:hAnsi="Times New Roman" w:eastAsia="Times New Roman"/>
           <w:spacing w:val="-3"/>
           <w:sz w:val="24"/>
           <w:szCs w:val="24"/>
@@ -331,7 +303,6 @@
       </w:r>
       <w:r>
         <w:rPr>
-          <w:rFonts w:ascii="Times New Roman" w:hAnsi="Times New Roman" w:eastAsia="Times New Roman"/>
           <w:sz w:val="24"/>
           <w:szCs w:val="24"/>
         </w:rPr>
@@ -339,7 +310,6 @@
       </w:r>
       <w:r>
         <w:rPr>
-          <w:rFonts w:ascii="Times New Roman" w:hAnsi="Times New Roman" w:eastAsia="Times New Roman"/>
           <w:spacing w:val="1"/>
           <w:sz w:val="24"/>
           <w:szCs w:val="24"/>
@@ -348,7 +318,6 @@
       </w:r>
       <w:r>
         <w:rPr>
-          <w:rFonts w:ascii="Times New Roman" w:hAnsi="Times New Roman" w:eastAsia="Times New Roman"/>
           <w:sz w:val="24"/>
           <w:szCs w:val="24"/>
         </w:rPr>
@@ -356,7 +325,6 @@
       </w:r>
       <w:r>
         <w:rPr>
-          <w:rFonts w:ascii="Times New Roman" w:hAnsi="Times New Roman" w:eastAsia="Times New Roman"/>
           <w:spacing w:val="4"/>
           <w:sz w:val="24"/>
           <w:szCs w:val="24"/>
@@ -365,7 +333,6 @@
       </w:r>
       <w:r>
         <w:rPr>
-          <w:rFonts w:ascii="Times New Roman" w:hAnsi="Times New Roman" w:eastAsia="Times New Roman"/>
           <w:sz w:val="24"/>
           <w:szCs w:val="24"/>
         </w:rPr>
@@ -373,7 +340,6 @@
       </w:r>
       <w:r>
         <w:rPr>
-          <w:rFonts w:ascii="Times New Roman" w:hAnsi="Times New Roman" w:eastAsia="Times New Roman"/>
           <w:spacing w:val="-5"/>
           <w:sz w:val="24"/>
           <w:szCs w:val="24"/>
@@ -382,7 +348,6 @@
       </w:r>
       <w:r>
         <w:rPr>
-          <w:rFonts w:ascii="Times New Roman" w:hAnsi="Times New Roman" w:eastAsia="Times New Roman"/>
           <w:sz w:val="24"/>
           <w:szCs w:val="24"/>
         </w:rPr>
@@ -390,7 +355,6 @@
       </w:r>
       <w:r>
         <w:rPr>
-          <w:rFonts w:ascii="Times New Roman" w:hAnsi="Times New Roman" w:eastAsia="Times New Roman"/>
           <w:spacing w:val="-1"/>
           <w:sz w:val="24"/>
           <w:szCs w:val="24"/>
@@ -399,7 +363,6 @@
       </w:r>
       <w:r>
         <w:rPr>
-          <w:rFonts w:ascii="Times New Roman" w:hAnsi="Times New Roman" w:eastAsia="Times New Roman"/>
           <w:sz w:val="24"/>
           <w:szCs w:val="24"/>
         </w:rPr>
@@ -407,7 +370,6 @@
       </w:r>
       <w:r>
         <w:rPr>
-          <w:rFonts w:ascii="Times New Roman" w:hAnsi="Times New Roman" w:eastAsia="Times New Roman"/>
           <w:sz w:val="24"/>
           <w:szCs w:val="24"/>
         </w:rPr>
@@ -415,7 +377,6 @@
       </w:r>
       <w:r>
         <w:rPr>
-          <w:rFonts w:ascii="Times New Roman" w:hAnsi="Times New Roman" w:eastAsia="Times New Roman"/>
           <w:spacing w:val="-1"/>
           <w:sz w:val="24"/>
           <w:szCs w:val="24"/>
@@ -424,7 +385,6 @@
       </w:r>
       <w:r>
         <w:rPr>
-          <w:rFonts w:ascii="Times New Roman" w:hAnsi="Times New Roman" w:eastAsia="Times New Roman"/>
           <w:sz w:val="24"/>
           <w:szCs w:val="24"/>
         </w:rPr>
@@ -432,7 +392,6 @@
       </w:r>
       <w:r>
         <w:rPr>
-          <w:rFonts w:ascii="Times New Roman" w:hAnsi="Times New Roman" w:eastAsia="Times New Roman"/>
           <w:spacing w:val="-1"/>
           <w:sz w:val="24"/>
           <w:szCs w:val="24"/>
@@ -441,7 +400,6 @@
       </w:r>
       <w:r>
         <w:rPr>
-          <w:rFonts w:ascii="Times New Roman" w:hAnsi="Times New Roman" w:eastAsia="Times New Roman"/>
           <w:spacing w:val="-1"/>
           <w:sz w:val="24"/>
           <w:szCs w:val="24"/>
@@ -450,7 +408,6 @@
       </w:r>
       <w:r>
         <w:rPr>
-          <w:rFonts w:ascii="Times New Roman" w:hAnsi="Times New Roman" w:eastAsia="Times New Roman"/>
           <w:spacing w:val="3"/>
           <w:sz w:val="24"/>
           <w:szCs w:val="24"/>
@@ -459,7 +416,6 @@
       </w:r>
       <w:r>
         <w:rPr>
-          <w:rFonts w:ascii="Times New Roman" w:hAnsi="Times New Roman" w:eastAsia="Times New Roman"/>
           <w:sz w:val="24"/>
           <w:szCs w:val="24"/>
         </w:rPr>
@@ -467,7 +423,6 @@
       </w:r>
       <w:r>
         <w:rPr>
-          <w:rFonts w:ascii="Times New Roman" w:hAnsi="Times New Roman" w:eastAsia="Times New Roman"/>
           <w:spacing w:val="-1"/>
           <w:sz w:val="24"/>
           <w:szCs w:val="24"/>
@@ -476,7 +431,6 @@
       </w:r>
       <w:r>
         <w:rPr>
-          <w:rFonts w:ascii="Times New Roman" w:hAnsi="Times New Roman" w:eastAsia="Times New Roman"/>
           <w:spacing w:val="2"/>
           <w:sz w:val="24"/>
           <w:szCs w:val="24"/>
@@ -485,7 +439,6 @@
       </w:r>
       <w:r>
         <w:rPr>
-          <w:rFonts w:ascii="Times New Roman" w:hAnsi="Times New Roman" w:eastAsia="Times New Roman"/>
           <w:spacing w:val="-1"/>
           <w:sz w:val="24"/>
           <w:szCs w:val="24"/>
@@ -494,7 +447,6 @@
       </w:r>
       <w:r>
         <w:rPr>
-          <w:rFonts w:ascii="Times New Roman" w:hAnsi="Times New Roman" w:eastAsia="Times New Roman"/>
           <w:sz w:val="24"/>
           <w:szCs w:val="24"/>
         </w:rPr>
@@ -502,7 +454,6 @@
       </w:r>
       <w:r>
         <w:rPr>
-          <w:rFonts w:ascii="Times New Roman" w:hAnsi="Times New Roman" w:eastAsia="Times New Roman"/>
           <w:spacing w:val="-1"/>
           <w:sz w:val="24"/>
           <w:szCs w:val="24"/>
@@ -511,7 +462,6 @@
       </w:r>
       <w:r>
         <w:rPr>
-          <w:rFonts w:ascii="Times New Roman" w:hAnsi="Times New Roman" w:eastAsia="Times New Roman"/>
           <w:spacing w:val="5"/>
           <w:sz w:val="24"/>
           <w:szCs w:val="24"/>
@@ -520,7 +470,6 @@
       </w:r>
       <w:r>
         <w:rPr>
-          <w:rFonts w:ascii="Times New Roman" w:hAnsi="Times New Roman" w:eastAsia="Times New Roman"/>
           <w:sz w:val="24"/>
           <w:szCs w:val="24"/>
         </w:rPr>
@@ -528,7 +477,6 @@
       </w:r>
       <w:r>
         <w:rPr>
-          <w:rFonts w:ascii="Times New Roman" w:hAnsi="Times New Roman" w:eastAsia="Times New Roman"/>
           <w:spacing w:val="-3"/>
           <w:sz w:val="24"/>
           <w:szCs w:val="24"/>
@@ -537,7 +485,6 @@
       </w:r>
       <w:r>
         <w:rPr>
-          <w:rFonts w:ascii="Times New Roman" w:hAnsi="Times New Roman" w:eastAsia="Times New Roman"/>
           <w:sz w:val="24"/>
           <w:szCs w:val="24"/>
         </w:rPr>
@@ -545,7 +492,6 @@
       </w:r>
       <w:r>
         <w:rPr>
-          <w:rFonts w:ascii="Times New Roman" w:hAnsi="Times New Roman" w:eastAsia="Times New Roman"/>
           <w:spacing w:val="-1"/>
           <w:sz w:val="24"/>
           <w:szCs w:val="24"/>
@@ -554,7 +500,6 @@
       </w:r>
       <w:r>
         <w:rPr>
-          <w:rFonts w:ascii="Times New Roman" w:hAnsi="Times New Roman" w:eastAsia="Times New Roman"/>
           <w:sz w:val="24"/>
           <w:szCs w:val="24"/>
         </w:rPr>
@@ -562,7 +507,6 @@
       </w:r>
       <w:r>
         <w:rPr>
-          <w:rFonts w:ascii="Times New Roman" w:hAnsi="Times New Roman" w:eastAsia="Times New Roman"/>
           <w:spacing w:val="-1"/>
           <w:sz w:val="24"/>
           <w:szCs w:val="24"/>
@@ -571,7 +515,6 @@
       </w:r>
       <w:r>
         <w:rPr>
-          <w:rFonts w:ascii="Times New Roman" w:hAnsi="Times New Roman" w:eastAsia="Times New Roman"/>
           <w:sz w:val="24"/>
           <w:szCs w:val="24"/>
         </w:rPr>
@@ -579,7 +522,6 @@
       </w:r>
       <w:r>
         <w:rPr>
-          <w:rFonts w:ascii="Times New Roman" w:hAnsi="Times New Roman" w:eastAsia="Times New Roman"/>
           <w:spacing w:val="-1"/>
           <w:sz w:val="24"/>
           <w:szCs w:val="24"/>
@@ -588,7 +530,6 @@
       </w:r>
       <w:r>
         <w:rPr>
-          <w:rFonts w:ascii="Times New Roman" w:hAnsi="Times New Roman" w:eastAsia="Times New Roman"/>
           <w:sz w:val="24"/>
           <w:szCs w:val="24"/>
         </w:rPr>
@@ -596,7 +537,6 @@
       </w:r>
       <w:r>
         <w:rPr>
-          <w:rFonts w:ascii="Times New Roman" w:hAnsi="Times New Roman" w:eastAsia="Times New Roman"/>
           <w:spacing w:val="-2"/>
           <w:sz w:val="24"/>
           <w:szCs w:val="24"/>
@@ -605,7 +545,6 @@
       </w:r>
       <w:r>
         <w:rPr>
-          <w:rFonts w:ascii="Times New Roman" w:hAnsi="Times New Roman" w:eastAsia="Times New Roman"/>
           <w:sz w:val="24"/>
           <w:szCs w:val="24"/>
         </w:rPr>
@@ -613,7 +552,6 @@
       </w:r>
       <w:r>
         <w:rPr>
-          <w:rFonts w:ascii="Times New Roman" w:hAnsi="Times New Roman" w:eastAsia="Times New Roman"/>
           <w:spacing w:val="3"/>
           <w:sz w:val="24"/>
           <w:szCs w:val="24"/>
@@ -622,7 +560,6 @@
       </w:r>
       <w:r>
         <w:rPr>
-          <w:rFonts w:ascii="Times New Roman" w:hAnsi="Times New Roman" w:eastAsia="Times New Roman"/>
           <w:spacing w:val="-1"/>
           <w:sz w:val="24"/>
           <w:szCs w:val="24"/>
@@ -631,7 +568,6 @@
       </w:r>
       <w:r>
         <w:rPr>
-          <w:rFonts w:ascii="Times New Roman" w:hAnsi="Times New Roman" w:eastAsia="Times New Roman"/>
           <w:sz w:val="24"/>
           <w:szCs w:val="24"/>
         </w:rPr>
@@ -639,7 +575,6 @@
       </w:r>
       <w:r>
         <w:rPr>
-          <w:rFonts w:ascii="Times New Roman" w:hAnsi="Times New Roman" w:eastAsia="Times New Roman"/>
           <w:spacing w:val="-1"/>
           <w:sz w:val="24"/>
           <w:szCs w:val="24"/>
@@ -648,7 +583,6 @@
       </w:r>
       <w:r>
         <w:rPr>
-          <w:rFonts w:ascii="Times New Roman" w:hAnsi="Times New Roman" w:eastAsia="Times New Roman"/>
           <w:sz w:val="24"/>
           <w:szCs w:val="24"/>
         </w:rPr>
@@ -656,7 +590,6 @@
       </w:r>
       <w:r>
         <w:rPr>
-          <w:rFonts w:ascii="Times New Roman" w:hAnsi="Times New Roman" w:eastAsia="Times New Roman"/>
           <w:spacing w:val="1"/>
           <w:sz w:val="24"/>
           <w:szCs w:val="24"/>
@@ -665,7 +598,6 @@
       </w:r>
       <w:r>
         <w:rPr>
-          <w:rFonts w:ascii="Times New Roman" w:hAnsi="Times New Roman" w:eastAsia="Times New Roman"/>
           <w:sz w:val="24"/>
           <w:szCs w:val="24"/>
         </w:rPr>
@@ -673,7 +605,6 @@
       </w:r>
       <w:r>
         <w:rPr>
-          <w:rFonts w:ascii="Times New Roman" w:hAnsi="Times New Roman" w:eastAsia="Times New Roman"/>
           <w:spacing w:val="-1"/>
           <w:sz w:val="24"/>
           <w:szCs w:val="24"/>
@@ -682,7 +613,6 @@
       </w:r>
       <w:r>
         <w:rPr>
-          <w:rFonts w:ascii="Times New Roman" w:hAnsi="Times New Roman" w:eastAsia="Times New Roman"/>
           <w:sz w:val="24"/>
           <w:szCs w:val="24"/>
         </w:rPr>
@@ -690,7 +620,6 @@
       </w:r>
       <w:r>
         <w:rPr>
-          <w:rFonts w:ascii="Times New Roman" w:hAnsi="Times New Roman" w:eastAsia="Times New Roman"/>
           <w:spacing w:val="-2"/>
           <w:sz w:val="24"/>
           <w:szCs w:val="24"/>
@@ -699,7 +628,6 @@
       </w:r>
       <w:r>
         <w:rPr>
-          <w:rFonts w:ascii="Times New Roman" w:hAnsi="Times New Roman" w:eastAsia="Times New Roman"/>
           <w:sz w:val="24"/>
           <w:szCs w:val="24"/>
         </w:rPr>
@@ -707,7 +635,6 @@
       </w:r>
       <w:r>
         <w:rPr>
-          <w:rFonts w:ascii="Times New Roman" w:hAnsi="Times New Roman" w:eastAsia="Times New Roman"/>
           <w:spacing w:val="1"/>
           <w:sz w:val="24"/>
           <w:szCs w:val="24"/>
@@ -716,7 +643,6 @@
       </w:r>
       <w:r>
         <w:rPr>
-          <w:rFonts w:ascii="Times New Roman" w:hAnsi="Times New Roman" w:eastAsia="Times New Roman"/>
           <w:sz w:val="24"/>
           <w:szCs w:val="24"/>
         </w:rPr>
@@ -724,7 +650,6 @@
       </w:r>
       <w:r>
         <w:rPr>
-          <w:rFonts w:ascii="Times New Roman" w:hAnsi="Times New Roman" w:eastAsia="Times New Roman"/>
           <w:spacing w:val="-1"/>
           <w:sz w:val="24"/>
           <w:szCs w:val="24"/>
@@ -733,7 +658,6 @@
       </w:r>
       <w:r>
         <w:rPr>
-          <w:rFonts w:ascii="Times New Roman" w:hAnsi="Times New Roman" w:eastAsia="Times New Roman"/>
           <w:sz w:val="24"/>
           <w:szCs w:val="24"/>
         </w:rPr>
@@ -741,7 +665,6 @@
       </w:r>
       <w:r>
         <w:rPr>
-          <w:rFonts w:ascii="Times New Roman" w:hAnsi="Times New Roman" w:eastAsia="Times New Roman"/>
           <w:spacing w:val="1"/>
           <w:sz w:val="24"/>
           <w:szCs w:val="24"/>
@@ -750,7 +673,6 @@
       </w:r>
       <w:r>
         <w:rPr>
-          <w:rFonts w:ascii="Times New Roman" w:hAnsi="Times New Roman" w:eastAsia="Times New Roman"/>
           <w:spacing w:val="4"/>
           <w:sz w:val="24"/>
           <w:szCs w:val="24"/>
@@ -759,7 +681,6 @@
       </w:r>
       <w:r>
         <w:rPr>
-          <w:rFonts w:ascii="Times New Roman" w:hAnsi="Times New Roman" w:eastAsia="Times New Roman"/>
           <w:sz w:val="24"/>
           <w:szCs w:val="24"/>
         </w:rPr>
@@ -767,7 +688,6 @@
       </w:r>
       <w:r>
         <w:rPr>
-          <w:rFonts w:ascii="Times New Roman" w:hAnsi="Times New Roman" w:eastAsia="Times New Roman"/>
           <w:spacing w:val="-5"/>
           <w:sz w:val="24"/>
           <w:szCs w:val="24"/>
@@ -776,7 +696,6 @@
       </w:r>
       <w:r>
         <w:rPr>
-          <w:rFonts w:ascii="Times New Roman" w:hAnsi="Times New Roman" w:eastAsia="Times New Roman"/>
           <w:sz w:val="24"/>
           <w:szCs w:val="24"/>
         </w:rPr>
@@ -784,7 +703,6 @@
       </w:r>
       <w:r>
         <w:rPr>
-          <w:rFonts w:ascii="Times New Roman" w:hAnsi="Times New Roman" w:eastAsia="Times New Roman"/>
           <w:spacing w:val="-1"/>
           <w:sz w:val="24"/>
           <w:szCs w:val="24"/>
@@ -793,7 +711,6 @@
       </w:r>
       <w:r>
         <w:rPr>
-          <w:rFonts w:ascii="Times New Roman" w:hAnsi="Times New Roman" w:eastAsia="Times New Roman"/>
           <w:spacing w:val="2"/>
           <w:sz w:val="24"/>
           <w:szCs w:val="24"/>
@@ -802,7 +719,6 @@
       </w:r>
       <w:r>
         <w:rPr>
-          <w:rFonts w:ascii="Times New Roman" w:hAnsi="Times New Roman" w:eastAsia="Times New Roman"/>
           <w:sz w:val="24"/>
           <w:szCs w:val="24"/>
         </w:rPr>
@@ -810,7 +726,6 @@
       </w:r>
       <w:r>
         <w:rPr>
-          <w:rFonts w:ascii="Times New Roman" w:hAnsi="Times New Roman" w:eastAsia="Times New Roman"/>
           <w:spacing w:val="-1"/>
           <w:sz w:val="24"/>
           <w:szCs w:val="24"/>
@@ -819,7 +734,6 @@
       </w:r>
       <w:r>
         <w:rPr>
-          <w:rFonts w:ascii="Times New Roman" w:hAnsi="Times New Roman" w:eastAsia="Times New Roman"/>
           <w:sz w:val="24"/>
           <w:szCs w:val="24"/>
         </w:rPr>
@@ -827,7 +741,6 @@
       </w:r>
       <w:r>
         <w:rPr>
-          <w:rFonts w:ascii="Times New Roman" w:hAnsi="Times New Roman" w:eastAsia="Times New Roman"/>
           <w:spacing w:val="-1"/>
           <w:sz w:val="24"/>
           <w:szCs w:val="24"/>
@@ -836,7 +749,6 @@
       </w:r>
       <w:r>
         <w:rPr>
-          <w:rFonts w:ascii="Times New Roman" w:hAnsi="Times New Roman" w:eastAsia="Times New Roman"/>
           <w:sz w:val="24"/>
           <w:szCs w:val="24"/>
         </w:rPr>
@@ -844,7 +756,6 @@
       </w:r>
       <w:r>
         <w:rPr>
-          <w:rFonts w:ascii="Times New Roman" w:hAnsi="Times New Roman" w:eastAsia="Times New Roman"/>
           <w:spacing w:val="2"/>
           <w:sz w:val="24"/>
           <w:szCs w:val="24"/>
@@ -853,7 +764,6 @@
       </w:r>
       <w:r>
         <w:rPr>
-          <w:rFonts w:ascii="Times New Roman" w:hAnsi="Times New Roman" w:eastAsia="Times New Roman"/>
           <w:spacing w:val="-1"/>
           <w:sz w:val="24"/>
           <w:szCs w:val="24"/>
@@ -862,7 +772,6 @@
       </w:r>
       <w:r>
         <w:rPr>
-          <w:rFonts w:ascii="Times New Roman" w:hAnsi="Times New Roman" w:eastAsia="Times New Roman"/>
           <w:sz w:val="24"/>
           <w:szCs w:val="24"/>
         </w:rPr>
@@ -870,7 +779,6 @@
       </w:r>
       <w:r>
         <w:rPr>
-          <w:rFonts w:ascii="Times New Roman" w:hAnsi="Times New Roman" w:eastAsia="Times New Roman"/>
           <w:spacing w:val="1"/>
           <w:sz w:val="24"/>
           <w:szCs w:val="24"/>
@@ -879,7 +787,6 @@
       </w:r>
       <w:r>
         <w:rPr>
-          <w:rFonts w:ascii="Times New Roman" w:hAnsi="Times New Roman" w:eastAsia="Times New Roman"/>
           <w:sz w:val="24"/>
           <w:szCs w:val="24"/>
         </w:rPr>
@@ -887,7 +794,6 @@
       </w:r>
       <w:r>
         <w:rPr>
-          <w:rFonts w:ascii="Times New Roman" w:hAnsi="Times New Roman" w:eastAsia="Times New Roman"/>
           <w:spacing w:val="-3"/>
           <w:sz w:val="24"/>
           <w:szCs w:val="24"/>
@@ -896,7 +802,6 @@
       </w:r>
       <w:r>
         <w:rPr>
-          <w:rFonts w:ascii="Times New Roman" w:hAnsi="Times New Roman" w:eastAsia="Times New Roman"/>
           <w:sz w:val="24"/>
           <w:szCs w:val="24"/>
         </w:rPr>
@@ -904,7 +809,6 @@
       </w:r>
       <w:r>
         <w:rPr>
-          <w:rFonts w:ascii="Times New Roman" w:hAnsi="Times New Roman" w:eastAsia="Times New Roman"/>
           <w:spacing w:val="3"/>
           <w:sz w:val="24"/>
           <w:szCs w:val="24"/>
@@ -913,7 +817,6 @@
       </w:r>
       <w:r>
         <w:rPr>
-          <w:rFonts w:ascii="Times New Roman" w:hAnsi="Times New Roman" w:eastAsia="Times New Roman"/>
           <w:sz w:val="24"/>
           <w:szCs w:val="24"/>
         </w:rPr>
@@ -921,7 +824,6 @@
       </w:r>
       <w:r>
         <w:rPr>
-          <w:rFonts w:ascii="Times New Roman" w:hAnsi="Times New Roman" w:eastAsia="Times New Roman"/>
           <w:spacing w:val="-1"/>
           <w:sz w:val="24"/>
           <w:szCs w:val="24"/>
@@ -930,7 +832,6 @@
       </w:r>
       <w:r>
         <w:rPr>
-          <w:rFonts w:ascii="Times New Roman" w:hAnsi="Times New Roman" w:eastAsia="Times New Roman"/>
           <w:sz w:val="24"/>
           <w:szCs w:val="24"/>
         </w:rPr>
@@ -938,7 +839,6 @@
       </w:r>
       <w:r>
         <w:rPr>
-          <w:rFonts w:ascii="Times New Roman" w:hAnsi="Times New Roman" w:eastAsia="Times New Roman"/>
           <w:spacing w:val="-1"/>
           <w:sz w:val="24"/>
           <w:szCs w:val="24"/>
@@ -947,7 +847,6 @@
       </w:r>
       <w:r>
         <w:rPr>
-          <w:rFonts w:ascii="Times New Roman" w:hAnsi="Times New Roman" w:eastAsia="Times New Roman"/>
           <w:sz w:val="24"/>
           <w:szCs w:val="24"/>
         </w:rPr>
@@ -955,7 +854,6 @@
       </w:r>
       <w:r>
         <w:rPr>
-          <w:rFonts w:ascii="Times New Roman" w:hAnsi="Times New Roman" w:eastAsia="Times New Roman"/>
           <w:spacing w:val="3"/>
           <w:sz w:val="24"/>
           <w:szCs w:val="24"/>
@@ -964,7 +862,6 @@
       </w:r>
       <w:r>
         <w:rPr>
-          <w:rFonts w:ascii="Times New Roman" w:hAnsi="Times New Roman" w:eastAsia="Times New Roman"/>
           <w:sz w:val="24"/>
           <w:szCs w:val="24"/>
         </w:rPr>
@@ -972,7 +869,6 @@
       </w:r>
       <w:r>
         <w:rPr>
-          <w:rFonts w:ascii="Times New Roman" w:hAnsi="Times New Roman" w:eastAsia="Times New Roman"/>
           <w:spacing w:val="-1"/>
           <w:sz w:val="24"/>
           <w:szCs w:val="24"/>
@@ -981,7 +877,6 @@
       </w:r>
       <w:r>
         <w:rPr>
-          <w:rFonts w:ascii="Times New Roman" w:hAnsi="Times New Roman" w:eastAsia="Times New Roman"/>
           <w:sz w:val="24"/>
           <w:szCs w:val="24"/>
         </w:rPr>
@@ -989,7 +884,6 @@
       </w:r>
       <w:r>
         <w:rPr>
-          <w:rFonts w:ascii="Times New Roman" w:hAnsi="Times New Roman" w:eastAsia="Times New Roman"/>
           <w:spacing w:val="-1"/>
           <w:sz w:val="24"/>
           <w:szCs w:val="24"/>
@@ -998,7 +892,6 @@
       </w:r>
       <w:r>
         <w:rPr>
-          <w:rFonts w:ascii="Times New Roman" w:hAnsi="Times New Roman" w:eastAsia="Times New Roman"/>
           <w:spacing w:val="1"/>
           <w:sz w:val="24"/>
           <w:szCs w:val="24"/>
@@ -1007,7 +900,6 @@
       </w:r>
       <w:r>
         <w:rPr>
-          <w:rFonts w:ascii="Times New Roman" w:hAnsi="Times New Roman" w:eastAsia="Times New Roman"/>
           <w:sz w:val="24"/>
           <w:szCs w:val="24"/>
         </w:rPr>
@@ -1015,7 +907,6 @@
       </w:r>
       <w:r>
         <w:rPr>
-          <w:rFonts w:ascii="Times New Roman" w:hAnsi="Times New Roman" w:eastAsia="Times New Roman"/>
           <w:spacing w:val="-1"/>
           <w:sz w:val="24"/>
           <w:szCs w:val="24"/>
@@ -1024,7 +915,6 @@
       </w:r>
       <w:r>
         <w:rPr>
-          <w:rFonts w:ascii="Times New Roman" w:hAnsi="Times New Roman" w:eastAsia="Times New Roman"/>
           <w:sz w:val="24"/>
           <w:szCs w:val="24"/>
         </w:rPr>
@@ -1052,7 +942,6 @@
       </w:pPr>
       <w:r>
         <w:rPr>
-          <w:rFonts w:ascii="Times New Roman" w:hAnsi="Times New Roman" w:eastAsia="Times New Roman"/>
           <w:spacing w:val="-6"/>
           <w:sz w:val="24"/>
           <w:szCs w:val="24"/>
@@ -1061,7 +950,6 @@
       </w:r>
       <w:r>
         <w:rPr>
-          <w:rFonts w:ascii="Times New Roman" w:hAnsi="Times New Roman" w:eastAsia="Times New Roman"/>
           <w:sz w:val="24"/>
           <w:szCs w:val="24"/>
         </w:rPr>
@@ -1069,7 +957,6 @@
       </w:r>
       <w:r>
         <w:rPr>
-          <w:rFonts w:ascii="Times New Roman" w:hAnsi="Times New Roman" w:eastAsia="Times New Roman"/>
           <w:spacing w:val="1"/>
           <w:sz w:val="24"/>
           <w:szCs w:val="24"/>
@@ -1078,7 +965,6 @@
       </w:r>
       <w:r>
         <w:rPr>
-          <w:rFonts w:ascii="Times New Roman" w:hAnsi="Times New Roman" w:eastAsia="Times New Roman"/>
           <w:sz w:val="24"/>
           <w:szCs w:val="24"/>
         </w:rPr>
@@ -1086,7 +972,6 @@
       </w:r>
       <w:r>
         <w:rPr>
-          <w:rFonts w:ascii="Times New Roman" w:hAnsi="Times New Roman" w:eastAsia="Times New Roman"/>
           <w:spacing w:val="-5"/>
           <w:sz w:val="24"/>
           <w:szCs w:val="24"/>
@@ -1095,7 +980,6 @@
       </w:r>
       <w:r>
         <w:rPr>
-          <w:rFonts w:ascii="Times New Roman" w:hAnsi="Times New Roman" w:eastAsia="Times New Roman"/>
           <w:spacing w:val="3"/>
           <w:sz w:val="24"/>
           <w:szCs w:val="24"/>
@@ -1104,7 +988,6 @@
       </w:r>
       <w:r>
         <w:rPr>
-          <w:rFonts w:ascii="Times New Roman" w:hAnsi="Times New Roman" w:eastAsia="Times New Roman"/>
           <w:sz w:val="24"/>
           <w:szCs w:val="24"/>
         </w:rPr>
@@ -1112,7 +995,6 @@
       </w:r>
       <w:r>
         <w:rPr>
-          <w:rFonts w:ascii="Times New Roman" w:hAnsi="Times New Roman" w:eastAsia="Times New Roman"/>
           <w:spacing w:val="-1"/>
           <w:sz w:val="24"/>
           <w:szCs w:val="24"/>
@@ -1121,7 +1003,6 @@
       </w:r>
       <w:r>
         <w:rPr>
-          <w:rFonts w:ascii="Times New Roman" w:hAnsi="Times New Roman" w:eastAsia="Times New Roman"/>
           <w:sz w:val="24"/>
           <w:szCs w:val="24"/>
         </w:rPr>
@@ -1129,7 +1010,6 @@
       </w:r>
       <w:r>
         <w:rPr>
-          <w:rFonts w:ascii="Times New Roman" w:hAnsi="Times New Roman" w:eastAsia="Times New Roman"/>
           <w:spacing w:val="-1"/>
           <w:sz w:val="24"/>
           <w:szCs w:val="24"/>
@@ -1138,7 +1018,6 @@
       </w:r>
       <w:r>
         <w:rPr>
-          <w:rFonts w:ascii="Times New Roman" w:hAnsi="Times New Roman" w:eastAsia="Times New Roman"/>
           <w:spacing w:val="5"/>
           <w:sz w:val="24"/>
           <w:szCs w:val="24"/>
@@ -1147,7 +1026,6 @@
       </w:r>
       <w:r>
         <w:rPr>
-          <w:rFonts w:ascii="Times New Roman" w:hAnsi="Times New Roman" w:eastAsia="Times New Roman"/>
           <w:sz w:val="24"/>
           <w:szCs w:val="24"/>
         </w:rPr>
@@ -1155,7 +1033,6 @@
       </w:r>
       <w:r>
         <w:rPr>
-          <w:rFonts w:ascii="Times New Roman" w:hAnsi="Times New Roman" w:eastAsia="Times New Roman"/>
           <w:spacing w:val="-5"/>
           <w:sz w:val="24"/>
           <w:szCs w:val="24"/>
@@ -1164,7 +1041,6 @@
       </w:r>
       <w:r>
         <w:rPr>
-          <w:rFonts w:ascii="Times New Roman" w:hAnsi="Times New Roman" w:eastAsia="Times New Roman"/>
           <w:sz w:val="24"/>
           <w:szCs w:val="24"/>
         </w:rPr>
@@ -1172,7 +1048,6 @@
       </w:r>
       <w:r>
         <w:rPr>
-          <w:rFonts w:ascii="Times New Roman" w:hAnsi="Times New Roman" w:eastAsia="Times New Roman"/>
           <w:spacing w:val="3"/>
           <w:sz w:val="24"/>
           <w:szCs w:val="24"/>
@@ -1181,7 +1056,6 @@
       </w:r>
       <w:r>
         <w:rPr>
-          <w:rFonts w:ascii="Times New Roman" w:hAnsi="Times New Roman" w:eastAsia="Times New Roman"/>
           <w:spacing w:val="1"/>
           <w:sz w:val="24"/>
           <w:szCs w:val="24"/>
@@ -1190,7 +1064,6 @@
       </w:r>
       <w:r>
         <w:rPr>
-          <w:rFonts w:ascii="Times New Roman" w:hAnsi="Times New Roman" w:eastAsia="Times New Roman"/>
           <w:sz w:val="24"/>
           <w:szCs w:val="24"/>
         </w:rPr>
@@ -1198,7 +1071,6 @@
       </w:r>
       <w:r>
         <w:rPr>
-          <w:rFonts w:ascii="Times New Roman" w:hAnsi="Times New Roman" w:eastAsia="Times New Roman"/>
           <w:spacing w:val="-1"/>
           <w:sz w:val="24"/>
           <w:szCs w:val="24"/>
@@ -1207,7 +1079,6 @@
       </w:r>
       <w:r>
         <w:rPr>
-          <w:rFonts w:ascii="Times New Roman" w:hAnsi="Times New Roman" w:eastAsia="Times New Roman"/>
           <w:sz w:val="24"/>
           <w:szCs w:val="24"/>
         </w:rPr>
@@ -1215,7 +1086,6 @@
       </w:r>
       <w:r>
         <w:rPr>
-          <w:rFonts w:ascii="Times New Roman" w:hAnsi="Times New Roman" w:eastAsia="Times New Roman"/>
           <w:spacing w:val="1"/>
           <w:sz w:val="24"/>
           <w:szCs w:val="24"/>
@@ -1224,7 +1094,6 @@
       </w:r>
       <w:r>
         <w:rPr>
-          <w:rFonts w:ascii="Times New Roman" w:hAnsi="Times New Roman" w:eastAsia="Times New Roman"/>
           <w:spacing w:val="-1"/>
           <w:sz w:val="24"/>
           <w:szCs w:val="24"/>
@@ -1233,7 +1102,6 @@
       </w:r>
       <w:r>
         <w:rPr>
-          <w:rFonts w:ascii="Times New Roman" w:hAnsi="Times New Roman" w:eastAsia="Times New Roman"/>
           <w:sz w:val="24"/>
           <w:szCs w:val="24"/>
         </w:rPr>
@@ -1241,7 +1109,6 @@
       </w:r>
       <w:r>
         <w:rPr>
-          <w:rFonts w:ascii="Times New Roman" w:hAnsi="Times New Roman" w:eastAsia="Times New Roman"/>
           <w:sz w:val="24"/>
           <w:szCs w:val="24"/>
         </w:rPr>
@@ -1249,7 +1116,6 @@
       </w:r>
       <w:r>
         <w:rPr>
-          <w:rFonts w:ascii="Times New Roman" w:hAnsi="Times New Roman" w:eastAsia="Times New Roman"/>
           <w:sz w:val="24"/>
           <w:szCs w:val="24"/>
         </w:rPr>
@@ -1257,7 +1123,6 @@
       </w:r>
       <w:r>
         <w:rPr>
-          <w:rFonts w:ascii="Times New Roman" w:hAnsi="Times New Roman" w:eastAsia="Times New Roman"/>
           <w:spacing w:val="-1"/>
           <w:sz w:val="24"/>
           <w:szCs w:val="24"/>
@@ -1266,7 +1131,6 @@
       </w:r>
       <w:r>
         <w:rPr>
-          <w:rFonts w:ascii="Times New Roman" w:hAnsi="Times New Roman" w:eastAsia="Times New Roman"/>
           <w:sz w:val="24"/>
           <w:szCs w:val="24"/>
         </w:rPr>
@@ -1274,7 +1138,6 @@
       </w:r>
       <w:r>
         <w:rPr>
-          <w:rFonts w:ascii="Times New Roman" w:hAnsi="Times New Roman" w:eastAsia="Times New Roman"/>
           <w:spacing w:val="1"/>
           <w:sz w:val="24"/>
           <w:szCs w:val="24"/>
@@ -1283,7 +1146,6 @@
       </w:r>
       <w:r>
         <w:rPr>
-          <w:rFonts w:ascii="Times New Roman" w:hAnsi="Times New Roman" w:eastAsia="Times New Roman"/>
           <w:sz w:val="24"/>
           <w:szCs w:val="24"/>
         </w:rPr>
@@ -1291,7 +1153,6 @@
       </w:r>
       <w:r>
         <w:rPr>
-          <w:rFonts w:ascii="Times New Roman" w:hAnsi="Times New Roman" w:eastAsia="Times New Roman"/>
           <w:spacing w:val="-1"/>
           <w:sz w:val="24"/>
           <w:szCs w:val="24"/>
@@ -1300,7 +1161,6 @@
       </w:r>
       <w:r>
         <w:rPr>
-          <w:rFonts w:ascii="Times New Roman" w:hAnsi="Times New Roman" w:eastAsia="Times New Roman"/>
           <w:sz w:val="24"/>
           <w:szCs w:val="24"/>
         </w:rPr>
@@ -1308,7 +1168,6 @@
       </w:r>
       <w:r>
         <w:rPr>
-          <w:rFonts w:ascii="Times New Roman" w:hAnsi="Times New Roman" w:eastAsia="Times New Roman"/>
           <w:spacing w:val="-1"/>
           <w:sz w:val="24"/>
           <w:szCs w:val="24"/>
@@ -1317,7 +1176,6 @@
       </w:r>
       <w:r>
         <w:rPr>
-          <w:rFonts w:ascii="Times New Roman" w:hAnsi="Times New Roman" w:eastAsia="Times New Roman"/>
           <w:sz w:val="24"/>
           <w:szCs w:val="24"/>
         </w:rPr>
@@ -1325,7 +1183,6 @@
       </w:r>
       <w:r>
         <w:rPr>
-          <w:rFonts w:ascii="Times New Roman" w:hAnsi="Times New Roman" w:eastAsia="Times New Roman"/>
           <w:spacing w:val="5"/>
           <w:sz w:val="24"/>
           <w:szCs w:val="24"/>
@@ -1334,7 +1191,6 @@
       </w:r>
       <w:r>
         <w:rPr>
-          <w:rFonts w:ascii="Times New Roman" w:hAnsi="Times New Roman" w:eastAsia="Times New Roman"/>
           <w:sz w:val="24"/>
           <w:szCs w:val="24"/>
         </w:rPr>
@@ -1342,7 +1198,6 @@
       </w:r>
       <w:r>
         <w:rPr>
-          <w:rFonts w:ascii="Times New Roman" w:hAnsi="Times New Roman" w:eastAsia="Times New Roman"/>
           <w:spacing w:val="-5"/>
           <w:sz w:val="24"/>
           <w:szCs w:val="24"/>
@@ -1351,7 +1206,6 @@
       </w:r>
       <w:r>
         <w:rPr>
-          <w:rFonts w:ascii="Times New Roman" w:hAnsi="Times New Roman" w:eastAsia="Times New Roman"/>
           <w:sz w:val="24"/>
           <w:szCs w:val="24"/>
         </w:rPr>
@@ -1359,7 +1213,6 @@
       </w:r>
       <w:r>
         <w:rPr>
-          <w:rFonts w:ascii="Times New Roman" w:hAnsi="Times New Roman" w:eastAsia="Times New Roman"/>
           <w:spacing w:val="-1"/>
           <w:sz w:val="24"/>
           <w:szCs w:val="24"/>
@@ -1368,7 +1221,6 @@
       </w:r>
       <w:r>
         <w:rPr>
-          <w:rFonts w:ascii="Times New Roman" w:hAnsi="Times New Roman" w:eastAsia="Times New Roman"/>
           <w:sz w:val="24"/>
           <w:szCs w:val="24"/>
         </w:rPr>
@@ -1376,7 +1228,6 @@
       </w:r>
       <w:r>
         <w:rPr>
-          <w:rFonts w:ascii="Times New Roman" w:hAnsi="Times New Roman" w:eastAsia="Times New Roman"/>
           <w:sz w:val="24"/>
           <w:szCs w:val="24"/>
         </w:rPr>
@@ -1384,7 +1235,6 @@
       </w:r>
       <w:r>
         <w:rPr>
-          <w:rFonts w:ascii="Times New Roman" w:hAnsi="Times New Roman" w:eastAsia="Times New Roman"/>
           <w:sz w:val="24"/>
           <w:szCs w:val="24"/>
         </w:rPr>
@@ -1392,7 +1242,6 @@
       </w:r>
       <w:r>
         <w:rPr>
-          <w:rFonts w:ascii="Times New Roman" w:hAnsi="Times New Roman" w:eastAsia="Times New Roman"/>
           <w:spacing w:val="-1"/>
           <w:sz w:val="24"/>
           <w:szCs w:val="24"/>
@@ -1401,7 +1250,6 @@
       </w:r>
       <w:r>
         <w:rPr>
-          <w:rFonts w:ascii="Times New Roman" w:hAnsi="Times New Roman" w:eastAsia="Times New Roman"/>
           <w:spacing w:val="2"/>
           <w:sz w:val="24"/>
           <w:szCs w:val="24"/>
@@ -1410,7 +1258,6 @@
       </w:r>
       <w:r>
         <w:rPr>
-          <w:rFonts w:ascii="Times New Roman" w:hAnsi="Times New Roman" w:eastAsia="Times New Roman"/>
           <w:spacing w:val="-1"/>
           <w:sz w:val="24"/>
           <w:szCs w:val="24"/>
@@ -1419,7 +1266,6 @@
       </w:r>
       <w:r>
         <w:rPr>
-          <w:rFonts w:ascii="Times New Roman" w:hAnsi="Times New Roman" w:eastAsia="Times New Roman"/>
           <w:sz w:val="24"/>
           <w:szCs w:val="24"/>
         </w:rPr>
@@ -1427,7 +1273,6 @@
       </w:r>
       <w:r>
         <w:rPr>
-          <w:rFonts w:ascii="Times New Roman" w:hAnsi="Times New Roman" w:eastAsia="Times New Roman"/>
           <w:spacing w:val="4"/>
           <w:sz w:val="24"/>
           <w:szCs w:val="24"/>
@@ -1436,7 +1281,6 @@
       </w:r>
       <w:r>
         <w:rPr>
-          <w:rFonts w:ascii="Times New Roman" w:hAnsi="Times New Roman" w:eastAsia="Times New Roman"/>
           <w:sz w:val="24"/>
           <w:szCs w:val="24"/>
         </w:rPr>
@@ -1444,7 +1288,6 @@
       </w:r>
       <w:r>
         <w:rPr>
-          <w:rFonts w:ascii="Times New Roman" w:hAnsi="Times New Roman" w:eastAsia="Times New Roman"/>
           <w:spacing w:val="-5"/>
           <w:sz w:val="24"/>
           <w:szCs w:val="24"/>
@@ -1453,7 +1296,6 @@
       </w:r>
       <w:r>
         <w:rPr>
-          <w:rFonts w:ascii="Times New Roman" w:hAnsi="Times New Roman" w:eastAsia="Times New Roman"/>
           <w:spacing w:val="-1"/>
           <w:sz w:val="24"/>
           <w:szCs w:val="24"/>
@@ -1462,7 +1304,6 @@
       </w:r>
       <w:r>
         <w:rPr>
-          <w:rFonts w:ascii="Times New Roman" w:hAnsi="Times New Roman" w:eastAsia="Times New Roman"/>
           <w:spacing w:val="2"/>
           <w:sz w:val="24"/>
           <w:szCs w:val="24"/>
@@ -1471,7 +1312,6 @@
       </w:r>
       <w:r>
         <w:rPr>
-          <w:rFonts w:ascii="Times New Roman" w:hAnsi="Times New Roman" w:eastAsia="Times New Roman"/>
           <w:sz w:val="24"/>
           <w:szCs w:val="24"/>
         </w:rPr>
@@ -1479,7 +1319,6 @@
       </w:r>
       <w:r>
         <w:rPr>
-          <w:rFonts w:ascii="Times New Roman" w:hAnsi="Times New Roman" w:eastAsia="Times New Roman"/>
           <w:sz w:val="24"/>
           <w:szCs w:val="24"/>
         </w:rPr>
@@ -1487,7 +1326,6 @@
       </w:r>
       <w:r>
         <w:rPr>
-          <w:rFonts w:ascii="Times New Roman" w:hAnsi="Times New Roman" w:eastAsia="Times New Roman"/>
           <w:sz w:val="24"/>
           <w:szCs w:val="24"/>
         </w:rPr>
@@ -1495,7 +1333,6 @@
       </w:r>
       <w:r>
         <w:rPr>
-          <w:rFonts w:ascii="Times New Roman" w:hAnsi="Times New Roman" w:eastAsia="Times New Roman"/>
           <w:spacing w:val="1"/>
           <w:sz w:val="24"/>
           <w:szCs w:val="24"/>
@@ -1504,7 +1341,6 @@
       </w:r>
       <w:r>
         <w:rPr>
-          <w:rFonts w:ascii="Times New Roman" w:hAnsi="Times New Roman" w:eastAsia="Times New Roman"/>
           <w:sz w:val="24"/>
           <w:szCs w:val="24"/>
         </w:rPr>
@@ -1512,7 +1348,6 @@
       </w:r>
       <w:r>
         <w:rPr>
-          <w:rFonts w:ascii="Times New Roman" w:hAnsi="Times New Roman" w:eastAsia="Times New Roman"/>
           <w:spacing w:val="-1"/>
           <w:sz w:val="24"/>
           <w:szCs w:val="24"/>
@@ -1521,7 +1356,6 @@
       </w:r>
       <w:r>
         <w:rPr>
-          <w:rFonts w:ascii="Times New Roman" w:hAnsi="Times New Roman" w:eastAsia="Times New Roman"/>
           <w:sz w:val="24"/>
           <w:szCs w:val="24"/>
         </w:rPr>
@@ -1529,7 +1363,6 @@
       </w:r>
       <w:r>
         <w:rPr>
-          <w:rFonts w:ascii="Times New Roman" w:hAnsi="Times New Roman" w:eastAsia="Times New Roman"/>
           <w:spacing w:val="-1"/>
           <w:sz w:val="24"/>
           <w:szCs w:val="24"/>
@@ -1538,7 +1371,6 @@
       </w:r>
       <w:r>
         <w:rPr>
-          <w:rFonts w:ascii="Times New Roman" w:hAnsi="Times New Roman" w:eastAsia="Times New Roman"/>
           <w:sz w:val="24"/>
           <w:szCs w:val="24"/>
         </w:rPr>
@@ -1546,7 +1378,6 @@
       </w:r>
       <w:r>
         <w:rPr>
-          <w:rFonts w:ascii="Times New Roman" w:hAnsi="Times New Roman" w:eastAsia="Times New Roman"/>
           <w:spacing w:val="2"/>
           <w:sz w:val="24"/>
           <w:szCs w:val="24"/>
@@ -1555,7 +1386,6 @@
       </w:r>
       <w:r>
         <w:rPr>
-          <w:rFonts w:ascii="Times New Roman" w:hAnsi="Times New Roman" w:eastAsia="Times New Roman"/>
           <w:spacing w:val="-1"/>
           <w:sz w:val="24"/>
           <w:szCs w:val="24"/>
@@ -1564,7 +1394,6 @@
       </w:r>
       <w:r>
         <w:rPr>
-          <w:rFonts w:ascii="Times New Roman" w:hAnsi="Times New Roman" w:eastAsia="Times New Roman"/>
           <w:sz w:val="24"/>
           <w:szCs w:val="24"/>
         </w:rPr>
@@ -1572,7 +1401,6 @@
       </w:r>
       <w:r>
         <w:rPr>
-          <w:rFonts w:ascii="Times New Roman" w:hAnsi="Times New Roman" w:eastAsia="Times New Roman"/>
           <w:spacing w:val="1"/>
           <w:sz w:val="24"/>
           <w:szCs w:val="24"/>
@@ -1581,7 +1409,6 @@
       </w:r>
       <w:r>
         <w:rPr>
-          <w:rFonts w:ascii="Times New Roman" w:hAnsi="Times New Roman" w:eastAsia="Times New Roman"/>
           <w:sz w:val="24"/>
           <w:szCs w:val="24"/>
         </w:rPr>
@@ -1589,7 +1416,6 @@
       </w:r>
       <w:r>
         <w:rPr>
-          <w:rFonts w:ascii="Times New Roman" w:hAnsi="Times New Roman" w:eastAsia="Times New Roman"/>
           <w:spacing w:val="-1"/>
           <w:sz w:val="24"/>
           <w:szCs w:val="24"/>
@@ -1598,7 +1424,6 @@
       </w:r>
       <w:r>
         <w:rPr>
-          <w:rFonts w:ascii="Times New Roman" w:hAnsi="Times New Roman" w:eastAsia="Times New Roman"/>
           <w:sz w:val="24"/>
           <w:szCs w:val="24"/>
         </w:rPr>
@@ -1606,7 +1431,6 @@
       </w:r>
       <w:r>
         <w:rPr>
-          <w:rFonts w:ascii="Times New Roman" w:hAnsi="Times New Roman" w:eastAsia="Times New Roman"/>
           <w:spacing w:val="-1"/>
           <w:sz w:val="24"/>
           <w:szCs w:val="24"/>
@@ -1615,7 +1439,6 @@
       </w:r>
       <w:r>
         <w:rPr>
-          <w:rFonts w:ascii="Times New Roman" w:hAnsi="Times New Roman" w:eastAsia="Times New Roman"/>
           <w:sz w:val="24"/>
           <w:szCs w:val="24"/>
         </w:rPr>
@@ -1623,7 +1446,6 @@
       </w:r>
       <w:r>
         <w:rPr>
-          <w:rFonts w:ascii="Times New Roman" w:hAnsi="Times New Roman" w:eastAsia="Times New Roman"/>
           <w:spacing w:val="1"/>
           <w:sz w:val="24"/>
           <w:szCs w:val="24"/>
@@ -1632,7 +1454,6 @@
       </w:r>
       <w:r>
         <w:rPr>
-          <w:rFonts w:ascii="Times New Roman" w:hAnsi="Times New Roman" w:eastAsia="Times New Roman"/>
           <w:sz w:val="24"/>
           <w:szCs w:val="24"/>
         </w:rPr>
@@ -1640,7 +1461,6 @@
       </w:r>
       <w:r>
         <w:rPr>
-          <w:rFonts w:ascii="Times New Roman" w:hAnsi="Times New Roman" w:eastAsia="Times New Roman"/>
           <w:spacing w:val="1"/>
           <w:sz w:val="24"/>
           <w:szCs w:val="24"/>
@@ -1649,7 +1469,6 @@
       </w:r>
       <w:r>
         <w:rPr>
-          <w:rFonts w:ascii="Times New Roman" w:hAnsi="Times New Roman" w:eastAsia="Times New Roman"/>
           <w:sz w:val="24"/>
           <w:szCs w:val="24"/>
         </w:rPr>
@@ -1657,7 +1476,6 @@
       </w:r>
       <w:r>
         <w:rPr>
-          <w:rFonts w:ascii="Times New Roman" w:hAnsi="Times New Roman" w:eastAsia="Times New Roman"/>
           <w:spacing w:val="-1"/>
           <w:sz w:val="24"/>
           <w:szCs w:val="24"/>
@@ -1666,7 +1484,6 @@
       </w:r>
       <w:r>
         <w:rPr>
-          <w:rFonts w:ascii="Times New Roman" w:hAnsi="Times New Roman" w:eastAsia="Times New Roman"/>
           <w:sz w:val="24"/>
           <w:szCs w:val="24"/>
         </w:rPr>
@@ -1674,7 +1491,6 @@
       </w:r>
       <w:r>
         <w:rPr>
-          <w:rFonts w:ascii="Times New Roman" w:hAnsi="Times New Roman" w:eastAsia="Times New Roman"/>
           <w:spacing w:val="-1"/>
           <w:sz w:val="24"/>
           <w:szCs w:val="24"/>
@@ -1683,7 +1499,6 @@
       </w:r>
       <w:r>
         <w:rPr>
-          <w:rFonts w:ascii="Times New Roman" w:hAnsi="Times New Roman" w:eastAsia="Times New Roman"/>
           <w:sz w:val="24"/>
           <w:szCs w:val="24"/>
         </w:rPr>
@@ -1691,7 +1506,6 @@
       </w:r>
       <w:r>
         <w:rPr>
-          <w:rFonts w:ascii="Times New Roman" w:hAnsi="Times New Roman" w:eastAsia="Times New Roman"/>
           <w:spacing w:val="1"/>
           <w:sz w:val="24"/>
           <w:szCs w:val="24"/>
@@ -1700,7 +1514,6 @@
       </w:r>
       <w:r>
         <w:rPr>
-          <w:rFonts w:ascii="Times New Roman" w:hAnsi="Times New Roman" w:eastAsia="Times New Roman"/>
           <w:sz w:val="24"/>
           <w:szCs w:val="24"/>
         </w:rPr>
@@ -1708,7 +1521,6 @@
       </w:r>
       <w:r>
         <w:rPr>
-          <w:rFonts w:ascii="Times New Roman" w:hAnsi="Times New Roman" w:eastAsia="Times New Roman"/>
           <w:spacing w:val="-2"/>
           <w:sz w:val="24"/>
           <w:szCs w:val="24"/>
@@ -1717,7 +1529,6 @@
       </w:r>
       <w:r>
         <w:rPr>
-          <w:rFonts w:ascii="Times New Roman" w:hAnsi="Times New Roman" w:eastAsia="Times New Roman"/>
           <w:spacing w:val="-1"/>
           <w:sz w:val="24"/>
           <w:szCs w:val="24"/>
@@ -1726,7 +1537,6 @@
       </w:r>
       <w:r>
         <w:rPr>
-          <w:rFonts w:ascii="Times New Roman" w:hAnsi="Times New Roman" w:eastAsia="Times New Roman"/>
           <w:sz w:val="24"/>
           <w:szCs w:val="24"/>
         </w:rPr>
@@ -1734,7 +1544,6 @@
       </w:r>
       <w:r>
         <w:rPr>
-          <w:rFonts w:ascii="Times New Roman" w:hAnsi="Times New Roman" w:eastAsia="Times New Roman"/>
           <w:sz w:val="24"/>
           <w:szCs w:val="24"/>
         </w:rPr>
@@ -1742,7 +1551,6 @@
       </w:r>
       <w:r>
         <w:rPr>
-          <w:rFonts w:ascii="Times New Roman" w:hAnsi="Times New Roman" w:eastAsia="Times New Roman"/>
           <w:spacing w:val="3"/>
           <w:sz w:val="24"/>
           <w:szCs w:val="24"/>
@@ -1751,7 +1559,6 @@
       </w:r>
       <w:r>
         <w:rPr>
-          <w:rFonts w:ascii="Times New Roman" w:hAnsi="Times New Roman" w:eastAsia="Times New Roman"/>
           <w:spacing w:val="-3"/>
           <w:sz w:val="24"/>
           <w:szCs w:val="24"/>
@@ -1760,7 +1567,6 @@
       </w:r>
       <w:r>
         <w:rPr>
-          <w:rFonts w:ascii="Times New Roman" w:hAnsi="Times New Roman" w:eastAsia="Times New Roman"/>
           <w:sz w:val="24"/>
           <w:szCs w:val="24"/>
         </w:rPr>
@@ -1768,7 +1574,6 @@
       </w:r>
       <w:r>
         <w:rPr>
-          <w:rFonts w:ascii="Times New Roman" w:hAnsi="Times New Roman" w:eastAsia="Times New Roman"/>
           <w:spacing w:val="-1"/>
           <w:sz w:val="24"/>
           <w:szCs w:val="24"/>
@@ -1777,7 +1582,6 @@
       </w:r>
       <w:r>
         <w:rPr>
-          <w:rFonts w:ascii="Times New Roman" w:hAnsi="Times New Roman" w:eastAsia="Times New Roman"/>
           <w:sz w:val="24"/>
           <w:szCs w:val="24"/>
         </w:rPr>
@@ -1785,7 +1589,6 @@
       </w:r>
       <w:r>
         <w:rPr>
-          <w:rFonts w:ascii="Times New Roman" w:hAnsi="Times New Roman" w:eastAsia="Times New Roman"/>
           <w:spacing w:val="-1"/>
           <w:sz w:val="24"/>
           <w:szCs w:val="24"/>
@@ -1794,7 +1597,6 @@
       </w:r>
       <w:r>
         <w:rPr>
-          <w:rFonts w:ascii="Times New Roman" w:hAnsi="Times New Roman" w:eastAsia="Times New Roman"/>
           <w:spacing w:val="1"/>
           <w:sz w:val="24"/>
           <w:szCs w:val="24"/>
@@ -1803,7 +1605,6 @@
       </w:r>
       <w:r>
         <w:rPr>
-          <w:rFonts w:ascii="Times New Roman" w:hAnsi="Times New Roman" w:eastAsia="Times New Roman"/>
           <w:spacing w:val="-1"/>
           <w:sz w:val="24"/>
           <w:szCs w:val="24"/>
@@ -1812,7 +1613,6 @@
       </w:r>
       <w:r>
         <w:rPr>
-          <w:rFonts w:ascii="Times New Roman" w:hAnsi="Times New Roman" w:eastAsia="Times New Roman"/>
           <w:sz w:val="24"/>
           <w:szCs w:val="24"/>
         </w:rPr>
@@ -1820,7 +1620,6 @@
       </w:r>
       <w:r>
         <w:rPr>
-          <w:rFonts w:ascii="Times New Roman" w:hAnsi="Times New Roman" w:eastAsia="Times New Roman"/>
           <w:spacing w:val="-1"/>
           <w:sz w:val="24"/>
           <w:szCs w:val="24"/>
@@ -1829,7 +1628,6 @@
       </w:r>
       <w:r>
         <w:rPr>
-          <w:rFonts w:ascii="Times New Roman" w:hAnsi="Times New Roman" w:eastAsia="Times New Roman"/>
           <w:sz w:val="24"/>
           <w:szCs w:val="24"/>
         </w:rPr>
@@ -1837,7 +1635,6 @@
       </w:r>
       <w:r>
         <w:rPr>
-          <w:rFonts w:ascii="Times New Roman" w:hAnsi="Times New Roman" w:eastAsia="Times New Roman"/>
           <w:spacing w:val="-1"/>
           <w:sz w:val="24"/>
           <w:szCs w:val="24"/>
@@ -1846,7 +1643,6 @@
       </w:r>
       <w:r>
         <w:rPr>
-          <w:rFonts w:ascii="Times New Roman" w:hAnsi="Times New Roman" w:eastAsia="Times New Roman"/>
           <w:spacing w:val="3"/>
           <w:sz w:val="24"/>
           <w:szCs w:val="24"/>
@@ -1855,7 +1651,6 @@
       </w:r>
       <w:r>
         <w:rPr>
-          <w:rFonts w:ascii="Times New Roman" w:hAnsi="Times New Roman" w:eastAsia="Times New Roman"/>
           <w:spacing w:val="-1"/>
           <w:sz w:val="24"/>
           <w:szCs w:val="24"/>
@@ -1864,7 +1659,6 @@
       </w:r>
       <w:r>
         <w:rPr>
-          <w:rFonts w:ascii="Times New Roman" w:hAnsi="Times New Roman" w:eastAsia="Times New Roman"/>
           <w:spacing w:val="1"/>
           <w:sz w:val="24"/>
           <w:szCs w:val="24"/>
@@ -1873,7 +1667,6 @@
       </w:r>
       <w:r>
         <w:rPr>
-          <w:rFonts w:ascii="Times New Roman" w:hAnsi="Times New Roman" w:eastAsia="Times New Roman"/>
           <w:sz w:val="24"/>
           <w:szCs w:val="24"/>
         </w:rPr>
@@ -1881,7 +1674,6 @@
       </w:r>
       <w:r>
         <w:rPr>
-          <w:rFonts w:ascii="Times New Roman" w:hAnsi="Times New Roman" w:eastAsia="Times New Roman"/>
           <w:spacing w:val="1"/>
           <w:sz w:val="24"/>
           <w:szCs w:val="24"/>
@@ -1890,7 +1682,6 @@
       </w:r>
       <w:r>
         <w:rPr>
-          <w:rFonts w:ascii="Times New Roman" w:hAnsi="Times New Roman" w:eastAsia="Times New Roman"/>
           <w:sz w:val="24"/>
           <w:szCs w:val="24"/>
         </w:rPr>
@@ -1898,7 +1689,6 @@
       </w:r>
       <w:r>
         <w:rPr>
-          <w:rFonts w:ascii="Times New Roman" w:hAnsi="Times New Roman" w:eastAsia="Times New Roman"/>
           <w:spacing w:val="-1"/>
           <w:sz w:val="24"/>
           <w:szCs w:val="24"/>
@@ -1907,7 +1697,6 @@
       </w:r>
       <w:r>
         <w:rPr>
-          <w:rFonts w:ascii="Times New Roman" w:hAnsi="Times New Roman" w:eastAsia="Times New Roman"/>
           <w:sz w:val="24"/>
           <w:szCs w:val="24"/>
         </w:rPr>
@@ -1915,7 +1704,6 @@
       </w:r>
       <w:r>
         <w:rPr>
-          <w:rFonts w:ascii="Times New Roman" w:hAnsi="Times New Roman" w:eastAsia="Times New Roman"/>
           <w:spacing w:val="-1"/>
           <w:sz w:val="24"/>
           <w:szCs w:val="24"/>
@@ -1924,7 +1712,6 @@
       </w:r>
       <w:r>
         <w:rPr>
-          <w:rFonts w:ascii="Times New Roman" w:hAnsi="Times New Roman" w:eastAsia="Times New Roman"/>
           <w:sz w:val="24"/>
           <w:szCs w:val="24"/>
         </w:rPr>
@@ -1932,7 +1719,6 @@
       </w:r>
       <w:r>
         <w:rPr>
-          <w:rFonts w:ascii="Times New Roman" w:hAnsi="Times New Roman" w:eastAsia="Times New Roman"/>
           <w:spacing w:val="-1"/>
           <w:sz w:val="24"/>
           <w:szCs w:val="24"/>
@@ -1941,7 +1727,6 @@
       </w:r>
       <w:r>
         <w:rPr>
-          <w:rFonts w:ascii="Times New Roman" w:hAnsi="Times New Roman" w:eastAsia="Times New Roman"/>
           <w:sz w:val="24"/>
           <w:szCs w:val="24"/>
         </w:rPr>
@@ -1949,7 +1734,6 @@
       </w:r>
       <w:r>
         <w:rPr>
-          <w:rFonts w:ascii="Times New Roman" w:hAnsi="Times New Roman" w:eastAsia="Times New Roman"/>
           <w:spacing w:val="2"/>
           <w:sz w:val="24"/>
           <w:szCs w:val="24"/>
@@ -1958,7 +1742,6 @@
       </w:r>
       <w:r>
         <w:rPr>
-          <w:rFonts w:ascii="Times New Roman" w:hAnsi="Times New Roman" w:eastAsia="Times New Roman"/>
           <w:spacing w:val="-1"/>
           <w:sz w:val="24"/>
           <w:szCs w:val="24"/>
@@ -1967,7 +1750,6 @@
       </w:r>
       <w:r>
         <w:rPr>
-          <w:rFonts w:ascii="Times New Roman" w:hAnsi="Times New Roman" w:eastAsia="Times New Roman"/>
           <w:sz w:val="24"/>
           <w:szCs w:val="24"/>
         </w:rPr>
@@ -1975,7 +1757,6 @@
       </w:r>
       <w:r>
         <w:rPr>
-          <w:rFonts w:ascii="Times New Roman" w:hAnsi="Times New Roman" w:eastAsia="Times New Roman"/>
           <w:spacing w:val="2"/>
           <w:sz w:val="24"/>
           <w:szCs w:val="24"/>
@@ -1984,7 +1765,6 @@
       </w:r>
       <w:r>
         <w:rPr>
-          <w:rFonts w:ascii="Times New Roman" w:hAnsi="Times New Roman" w:eastAsia="Times New Roman"/>
           <w:sz w:val="24"/>
           <w:szCs w:val="24"/>
         </w:rPr>
@@ -1992,7 +1772,6 @@
       </w:r>
       <w:r>
         <w:rPr>
-          <w:rFonts w:ascii="Times New Roman" w:hAnsi="Times New Roman" w:eastAsia="Times New Roman"/>
           <w:spacing w:val="-1"/>
           <w:sz w:val="24"/>
           <w:szCs w:val="24"/>
@@ -2001,7 +1780,6 @@
       </w:r>
       <w:r>
         <w:rPr>
-          <w:rFonts w:ascii="Times New Roman" w:hAnsi="Times New Roman" w:eastAsia="Times New Roman"/>
           <w:sz w:val="24"/>
           <w:szCs w:val="24"/>
         </w:rPr>
@@ -2009,7 +1787,6 @@
       </w:r>
       <w:r>
         <w:rPr>
-          <w:rFonts w:ascii="Times New Roman" w:hAnsi="Times New Roman" w:eastAsia="Times New Roman"/>
           <w:spacing w:val="1"/>
           <w:sz w:val="24"/>
           <w:szCs w:val="24"/>
@@ -2018,7 +1795,6 @@
       </w:r>
       <w:r>
         <w:rPr>
-          <w:rFonts w:ascii="Times New Roman" w:hAnsi="Times New Roman" w:eastAsia="Times New Roman"/>
           <w:spacing w:val="4"/>
           <w:sz w:val="24"/>
           <w:szCs w:val="24"/>
@@ -2027,7 +1803,6 @@
       </w:r>
       <w:r>
         <w:rPr>
-          <w:rFonts w:ascii="Times New Roman" w:hAnsi="Times New Roman" w:eastAsia="Times New Roman"/>
           <w:sz w:val="24"/>
           <w:szCs w:val="24"/>
         </w:rPr>
@@ -2035,7 +1810,6 @@
       </w:r>
       <w:r>
         <w:rPr>
-          <w:rFonts w:ascii="Times New Roman" w:hAnsi="Times New Roman" w:eastAsia="Times New Roman"/>
           <w:spacing w:val="-5"/>
           <w:sz w:val="24"/>
           <w:szCs w:val="24"/>
@@ -2044,7 +1818,6 @@
       </w:r>
       <w:r>
         <w:rPr>
-          <w:rFonts w:ascii="Times New Roman" w:hAnsi="Times New Roman" w:eastAsia="Times New Roman"/>
           <w:spacing w:val="-1"/>
           <w:sz w:val="24"/>
           <w:szCs w:val="24"/>
@@ -2053,7 +1826,6 @@
       </w:r>
       <w:r>
         <w:rPr>
-          <w:rFonts w:ascii="Times New Roman" w:hAnsi="Times New Roman" w:eastAsia="Times New Roman"/>
           <w:spacing w:val="1"/>
           <w:sz w:val="24"/>
           <w:szCs w:val="24"/>
@@ -2062,7 +1834,6 @@
       </w:r>
       <w:r>
         <w:rPr>
-          <w:rFonts w:ascii="Times New Roman" w:hAnsi="Times New Roman" w:eastAsia="Times New Roman"/>
           <w:sz w:val="24"/>
           <w:szCs w:val="24"/>
         </w:rPr>
@@ -2070,7 +1841,6 @@
       </w:r>
       <w:r>
         <w:rPr>
-          <w:rFonts w:ascii="Times New Roman" w:hAnsi="Times New Roman" w:eastAsia="Times New Roman"/>
           <w:spacing w:val="-1"/>
           <w:sz w:val="24"/>
           <w:szCs w:val="24"/>
@@ -2079,7 +1849,6 @@
       </w:r>
       <w:r>
         <w:rPr>
-          <w:rFonts w:ascii="Times New Roman" w:hAnsi="Times New Roman" w:eastAsia="Times New Roman"/>
           <w:sz w:val="24"/>
           <w:szCs w:val="24"/>
         </w:rPr>
@@ -2087,7 +1856,6 @@
       </w:r>
       <w:r>
         <w:rPr>
-          <w:rFonts w:ascii="Times New Roman" w:hAnsi="Times New Roman" w:eastAsia="Times New Roman"/>
           <w:spacing w:val="1"/>
           <w:sz w:val="24"/>
           <w:szCs w:val="24"/>
@@ -2096,7 +1864,6 @@
       </w:r>
       <w:r>
         <w:rPr>
-          <w:rFonts w:ascii="Times New Roman" w:hAnsi="Times New Roman" w:eastAsia="Times New Roman"/>
           <w:sz w:val="24"/>
           <w:szCs w:val="24"/>
         </w:rPr>
@@ -2104,7 +1871,6 @@
       </w:r>
       <w:r>
         <w:rPr>
-          <w:rFonts w:ascii="Times New Roman" w:hAnsi="Times New Roman" w:eastAsia="Times New Roman"/>
           <w:spacing w:val="-1"/>
           <w:sz w:val="24"/>
           <w:szCs w:val="24"/>
@@ -2113,7 +1879,6 @@
       </w:r>
       <w:r>
         <w:rPr>
-          <w:rFonts w:ascii="Times New Roman" w:hAnsi="Times New Roman" w:eastAsia="Times New Roman"/>
           <w:sz w:val="24"/>
           <w:szCs w:val="24"/>
         </w:rPr>
@@ -2121,7 +1886,6 @@
       </w:r>
       <w:r>
         <w:rPr>
-          <w:rFonts w:ascii="Times New Roman" w:hAnsi="Times New Roman" w:eastAsia="Times New Roman"/>
           <w:spacing w:val="-1"/>
           <w:sz w:val="24"/>
           <w:szCs w:val="24"/>
@@ -2130,7 +1894,6 @@
       </w:r>
       <w:r>
         <w:rPr>
-          <w:rFonts w:ascii="Times New Roman" w:hAnsi="Times New Roman" w:eastAsia="Times New Roman"/>
           <w:sz w:val="24"/>
           <w:szCs w:val="24"/>
         </w:rPr>
@@ -2138,7 +1901,6 @@
       </w:r>
       <w:r>
         <w:rPr>
-          <w:rFonts w:ascii="Times New Roman" w:hAnsi="Times New Roman" w:eastAsia="Times New Roman"/>
           <w:spacing w:val="1"/>
           <w:sz w:val="24"/>
           <w:szCs w:val="24"/>
@@ -2147,7 +1909,6 @@
       </w:r>
       <w:r>
         <w:rPr>
-          <w:rFonts w:ascii="Times New Roman" w:hAnsi="Times New Roman" w:eastAsia="Times New Roman"/>
           <w:sz w:val="24"/>
           <w:szCs w:val="24"/>
         </w:rPr>
@@ -2155,7 +1916,6 @@
       </w:r>
       <w:r>
         <w:rPr>
-          <w:rFonts w:ascii="Times New Roman" w:hAnsi="Times New Roman" w:eastAsia="Times New Roman"/>
           <w:spacing w:val="-1"/>
           <w:sz w:val="24"/>
           <w:szCs w:val="24"/>
@@ -2164,7 +1924,6 @@
       </w:r>
       <w:r>
         <w:rPr>
-          <w:rFonts w:ascii="Times New Roman" w:hAnsi="Times New Roman" w:eastAsia="Times New Roman"/>
           <w:sz w:val="24"/>
           <w:szCs w:val="24"/>
         </w:rPr>
@@ -2172,7 +1931,6 @@
       </w:r>
       <w:r>
         <w:rPr>
-          <w:rFonts w:ascii="Times New Roman" w:hAnsi="Times New Roman" w:eastAsia="Times New Roman"/>
           <w:spacing w:val="-1"/>
           <w:sz w:val="24"/>
           <w:szCs w:val="24"/>
@@ -2181,7 +1939,6 @@
       </w:r>
       <w:r>
         <w:rPr>
-          <w:rFonts w:ascii="Times New Roman" w:hAnsi="Times New Roman" w:eastAsia="Times New Roman"/>
           <w:spacing w:val="2"/>
           <w:sz w:val="24"/>
           <w:szCs w:val="24"/>
@@ -2190,7 +1947,6 @@
       </w:r>
       <w:r>
         <w:rPr>
-          <w:rFonts w:ascii="Times New Roman" w:hAnsi="Times New Roman" w:eastAsia="Times New Roman"/>
           <w:sz w:val="24"/>
           <w:szCs w:val="24"/>
         </w:rPr>
@@ -2198,7 +1954,6 @@
       </w:r>
       <w:r>
         <w:rPr>
-          <w:rFonts w:ascii="Times New Roman" w:hAnsi="Times New Roman" w:eastAsia="Times New Roman"/>
           <w:spacing w:val="1"/>
           <w:sz w:val="24"/>
           <w:szCs w:val="24"/>
@@ -2207,7 +1962,6 @@
       </w:r>
       <w:r>
         <w:rPr>
-          <w:rFonts w:ascii="Times New Roman" w:hAnsi="Times New Roman" w:eastAsia="Times New Roman"/>
           <w:sz w:val="24"/>
           <w:szCs w:val="24"/>
         </w:rPr>
@@ -2215,7 +1969,6 @@
       </w:r>
       <w:r>
         <w:rPr>
-          <w:rFonts w:ascii="Times New Roman" w:hAnsi="Times New Roman" w:eastAsia="Times New Roman"/>
           <w:spacing w:val="-1"/>
           <w:sz w:val="24"/>
           <w:szCs w:val="24"/>
@@ -2224,7 +1977,6 @@
       </w:r>
       <w:r>
         <w:rPr>
-          <w:rFonts w:ascii="Times New Roman" w:hAnsi="Times New Roman" w:eastAsia="Times New Roman"/>
           <w:sz w:val="24"/>
           <w:szCs w:val="24"/>
         </w:rPr>
@@ -2232,7 +1984,6 @@
       </w:r>
       <w:r>
         <w:rPr>
-          <w:rFonts w:ascii="Times New Roman" w:hAnsi="Times New Roman" w:eastAsia="Times New Roman"/>
           <w:spacing w:val="-1"/>
           <w:sz w:val="24"/>
           <w:szCs w:val="24"/>
@@ -2241,7 +1992,6 @@
       </w:r>
       <w:r>
         <w:rPr>
-          <w:rFonts w:ascii="Times New Roman" w:hAnsi="Times New Roman" w:eastAsia="Times New Roman"/>
           <w:sz w:val="24"/>
           <w:szCs w:val="24"/>
         </w:rPr>
@@ -2249,7 +1999,6 @@
       </w:r>
       <w:r>
         <w:rPr>
-          <w:rFonts w:ascii="Times New Roman" w:hAnsi="Times New Roman" w:eastAsia="Times New Roman"/>
           <w:spacing w:val="-1"/>
           <w:sz w:val="24"/>
           <w:szCs w:val="24"/>
@@ -2258,7 +2007,6 @@
       </w:r>
       <w:r>
         <w:rPr>
-          <w:rFonts w:ascii="Times New Roman" w:hAnsi="Times New Roman" w:eastAsia="Times New Roman"/>
           <w:sz w:val="24"/>
           <w:szCs w:val="24"/>
         </w:rPr>
@@ -2266,7 +2014,6 @@
       </w:r>
       <w:r>
         <w:rPr>
-          <w:rFonts w:ascii="Times New Roman" w:hAnsi="Times New Roman" w:eastAsia="Times New Roman"/>
           <w:spacing w:val="1"/>
           <w:sz w:val="24"/>
           <w:szCs w:val="24"/>
@@ -2275,7 +2022,6 @@
       </w:r>
       <w:r>
         <w:rPr>
-          <w:rFonts w:ascii="Times New Roman" w:hAnsi="Times New Roman" w:eastAsia="Times New Roman"/>
           <w:sz w:val="24"/>
           <w:szCs w:val="24"/>
         </w:rPr>
@@ -2283,7 +2029,6 @@
       </w:r>
       <w:r>
         <w:rPr>
-          <w:rFonts w:ascii="Times New Roman" w:hAnsi="Times New Roman" w:eastAsia="Times New Roman"/>
           <w:spacing w:val="-1"/>
           <w:sz w:val="24"/>
           <w:szCs w:val="24"/>
@@ -2292,7 +2037,6 @@
       </w:r>
       <w:r>
         <w:rPr>
-          <w:rFonts w:ascii="Times New Roman" w:hAnsi="Times New Roman" w:eastAsia="Times New Roman"/>
           <w:spacing w:val="2"/>
           <w:sz w:val="24"/>
           <w:szCs w:val="24"/>
@@ -2301,7 +2045,6 @@
       </w:r>
       <w:r>
         <w:rPr>
-          <w:rFonts w:ascii="Times New Roman" w:hAnsi="Times New Roman" w:eastAsia="Times New Roman"/>
           <w:spacing w:val="-1"/>
           <w:sz w:val="24"/>
           <w:szCs w:val="24"/>
@@ -2310,7 +2053,6 @@
       </w:r>
       <w:r>
         <w:rPr>
-          <w:rFonts w:ascii="Times New Roman" w:hAnsi="Times New Roman" w:eastAsia="Times New Roman"/>
           <w:sz w:val="24"/>
           <w:szCs w:val="24"/>
         </w:rPr>
@@ -2318,7 +2060,6 @@
       </w:r>
       <w:r>
         <w:rPr>
-          <w:rFonts w:ascii="Times New Roman" w:hAnsi="Times New Roman" w:eastAsia="Times New Roman"/>
           <w:spacing w:val="2"/>
           <w:sz w:val="24"/>
           <w:szCs w:val="24"/>
@@ -2327,7 +2068,6 @@
       </w:r>
       <w:r>
         <w:rPr>
-          <w:rFonts w:ascii="Times New Roman" w:hAnsi="Times New Roman" w:eastAsia="Times New Roman"/>
           <w:sz w:val="24"/>
           <w:szCs w:val="24"/>
         </w:rPr>
@@ -2335,7 +2075,6 @@
       </w:r>
       <w:r>
         <w:rPr>
-          <w:rFonts w:ascii="Times New Roman" w:hAnsi="Times New Roman" w:eastAsia="Times New Roman"/>
           <w:sz w:val="24"/>
           <w:szCs w:val="24"/>
         </w:rPr>
@@ -2363,7 +2102,6 @@
       </w:pPr>
       <w:r>
         <w:rPr>
-          <w:rFonts w:ascii="Times New Roman" w:hAnsi="Times New Roman" w:eastAsia="Times New Roman"/>
           <w:sz w:val="24"/>
           <w:szCs w:val="24"/>
         </w:rPr>
@@ -2371,7 +2109,6 @@
       </w:r>
       <w:r>
         <w:rPr>
-          <w:rFonts w:ascii="Times New Roman" w:hAnsi="Times New Roman" w:eastAsia="Times New Roman"/>
           <w:sz w:val="24"/>
           <w:szCs w:val="24"/>
         </w:rPr>
@@ -2379,7 +2116,6 @@
       </w:r>
       <w:r>
         <w:rPr>
-          <w:rFonts w:ascii="Times New Roman" w:hAnsi="Times New Roman" w:eastAsia="Times New Roman"/>
           <w:sz w:val="24"/>
           <w:szCs w:val="24"/>
         </w:rPr>
@@ -2387,7 +2123,6 @@
       </w:r>
       <w:r>
         <w:rPr>
-          <w:rFonts w:ascii="Times New Roman" w:hAnsi="Times New Roman" w:eastAsia="Times New Roman"/>
           <w:sz w:val="24"/>
           <w:szCs w:val="24"/>
         </w:rPr>
@@ -2395,7 +2130,6 @@
       </w:r>
       <w:r>
         <w:rPr>
-          <w:rFonts w:ascii="Times New Roman" w:hAnsi="Times New Roman" w:eastAsia="Times New Roman"/>
           <w:spacing w:val="1"/>
           <w:sz w:val="24"/>
           <w:szCs w:val="24"/>
@@ -2404,7 +2138,6 @@
       </w:r>
       <w:r>
         <w:rPr>
-          <w:rFonts w:ascii="Times New Roman" w:hAnsi="Times New Roman" w:eastAsia="Times New Roman"/>
           <w:spacing w:val="-1"/>
           <w:sz w:val="24"/>
           <w:szCs w:val="24"/>
@@ -2413,7 +2146,6 @@
       </w:r>
       <w:r>
         <w:rPr>
-          <w:rFonts w:ascii="Times New Roman" w:hAnsi="Times New Roman" w:eastAsia="Times New Roman"/>
           <w:sz w:val="24"/>
           <w:szCs w:val="24"/>
         </w:rPr>
@@ -2421,7 +2153,6 @@
       </w:r>
       <w:r>
         <w:rPr>
-          <w:rFonts w:ascii="Times New Roman" w:hAnsi="Times New Roman" w:eastAsia="Times New Roman"/>
           <w:spacing w:val="1"/>
           <w:sz w:val="24"/>
           <w:szCs w:val="24"/>
@@ -2430,7 +2161,6 @@
       </w:r>
       <w:r>
         <w:rPr>
-          <w:rFonts w:ascii="Times New Roman" w:hAnsi="Times New Roman" w:eastAsia="Times New Roman"/>
           <w:spacing w:val="-1"/>
           <w:sz w:val="24"/>
           <w:szCs w:val="24"/>
@@ -2439,7 +2169,6 @@
       </w:r>
       <w:r>
         <w:rPr>
-          <w:rFonts w:ascii="Times New Roman" w:hAnsi="Times New Roman" w:eastAsia="Times New Roman"/>
           <w:sz w:val="24"/>
           <w:szCs w:val="24"/>
         </w:rPr>
@@ -2447,7 +2176,6 @@
       </w:r>
       <w:r>
         <w:rPr>
-          <w:rFonts w:ascii="Times New Roman" w:hAnsi="Times New Roman" w:eastAsia="Times New Roman"/>
           <w:spacing w:val="-1"/>
           <w:sz w:val="24"/>
           <w:szCs w:val="24"/>
@@ -2456,7 +2184,6 @@
       </w:r>
       <w:r>
         <w:rPr>
-          <w:rFonts w:ascii="Times New Roman" w:hAnsi="Times New Roman" w:eastAsia="Times New Roman"/>
           <w:sz w:val="24"/>
           <w:szCs w:val="24"/>
         </w:rPr>
@@ -2464,7 +2191,6 @@
       </w:r>
       <w:r>
         <w:rPr>
-          <w:rFonts w:ascii="Times New Roman" w:hAnsi="Times New Roman" w:eastAsia="Times New Roman"/>
           <w:spacing w:val="1"/>
           <w:sz w:val="24"/>
           <w:szCs w:val="24"/>
@@ -2473,7 +2199,6 @@
       </w:r>
       <w:r>
         <w:rPr>
-          <w:rFonts w:ascii="Times New Roman" w:hAnsi="Times New Roman" w:eastAsia="Times New Roman"/>
           <w:sz w:val="24"/>
           <w:szCs w:val="24"/>
         </w:rPr>
@@ -2481,7 +2206,6 @@
       </w:r>
       <w:r>
         <w:rPr>
-          <w:rFonts w:ascii="Times New Roman" w:hAnsi="Times New Roman" w:eastAsia="Times New Roman"/>
           <w:spacing w:val="1"/>
           <w:sz w:val="24"/>
           <w:szCs w:val="24"/>
@@ -2490,7 +2214,6 @@
       </w:r>
       <w:r>
         <w:rPr>
-          <w:rFonts w:ascii="Times New Roman" w:hAnsi="Times New Roman" w:eastAsia="Times New Roman"/>
           <w:sz w:val="24"/>
           <w:szCs w:val="24"/>
         </w:rPr>
@@ -2498,7 +2221,6 @@
       </w:r>
       <w:r>
         <w:rPr>
-          <w:rFonts w:ascii="Times New Roman" w:hAnsi="Times New Roman" w:eastAsia="Times New Roman"/>
           <w:spacing w:val="-1"/>
           <w:sz w:val="24"/>
           <w:szCs w:val="24"/>
@@ -2507,7 +2229,6 @@
       </w:r>
       <w:r>
         <w:rPr>
-          <w:rFonts w:ascii="Times New Roman" w:hAnsi="Times New Roman" w:eastAsia="Times New Roman"/>
           <w:sz w:val="24"/>
           <w:szCs w:val="24"/>
         </w:rPr>
@@ -2515,7 +2236,6 @@
       </w:r>
       <w:r>
         <w:rPr>
-          <w:rFonts w:ascii="Times New Roman" w:hAnsi="Times New Roman" w:eastAsia="Times New Roman"/>
           <w:spacing w:val="-1"/>
           <w:sz w:val="24"/>
           <w:szCs w:val="24"/>
@@ -2524,7 +2244,6 @@
       </w:r>
       <w:r>
         <w:rPr>
-          <w:rFonts w:ascii="Times New Roman" w:hAnsi="Times New Roman" w:eastAsia="Times New Roman"/>
           <w:sz w:val="24"/>
           <w:szCs w:val="24"/>
         </w:rPr>
@@ -2532,7 +2251,6 @@
       </w:r>
       <w:r>
         <w:rPr>
-          <w:rFonts w:ascii="Times New Roman" w:hAnsi="Times New Roman" w:eastAsia="Times New Roman"/>
           <w:spacing w:val="1"/>
           <w:sz w:val="24"/>
           <w:szCs w:val="24"/>
@@ -2541,7 +2259,6 @@
       </w:r>
       <w:r>
         <w:rPr>
-          <w:rFonts w:ascii="Times New Roman" w:hAnsi="Times New Roman" w:eastAsia="Times New Roman"/>
           <w:sz w:val="24"/>
           <w:szCs w:val="24"/>
         </w:rPr>
@@ -2549,7 +2266,6 @@
       </w:r>
       <w:r>
         <w:rPr>
-          <w:rFonts w:ascii="Times New Roman" w:hAnsi="Times New Roman" w:eastAsia="Times New Roman"/>
           <w:spacing w:val="1"/>
           <w:sz w:val="24"/>
           <w:szCs w:val="24"/>
@@ -2558,7 +2274,6 @@
       </w:r>
       <w:r>
         <w:rPr>
-          <w:rFonts w:ascii="Times New Roman" w:hAnsi="Times New Roman" w:eastAsia="Times New Roman"/>
           <w:sz w:val="24"/>
           <w:szCs w:val="24"/>
         </w:rPr>
@@ -2566,7 +2281,6 @@
       </w:r>
       <w:r>
         <w:rPr>
-          <w:rFonts w:ascii="Times New Roman" w:hAnsi="Times New Roman" w:eastAsia="Times New Roman"/>
           <w:spacing w:val="-2"/>
           <w:sz w:val="24"/>
           <w:szCs w:val="24"/>
@@ -2575,7 +2289,6 @@
       </w:r>
       <w:r>
         <w:rPr>
-          <w:rFonts w:ascii="Times New Roman" w:hAnsi="Times New Roman" w:eastAsia="Times New Roman"/>
           <w:sz w:val="24"/>
           <w:szCs w:val="24"/>
         </w:rPr>
@@ -2583,7 +2296,6 @@
       </w:r>
       <w:r>
         <w:rPr>
-          <w:rFonts w:ascii="Times New Roman" w:hAnsi="Times New Roman" w:eastAsia="Times New Roman"/>
           <w:spacing w:val="-1"/>
           <w:sz w:val="24"/>
           <w:szCs w:val="24"/>
@@ -2592,7 +2304,6 @@
       </w:r>
       <w:r>
         <w:rPr>
-          <w:rFonts w:ascii="Times New Roman" w:hAnsi="Times New Roman" w:eastAsia="Times New Roman"/>
           <w:sz w:val="24"/>
           <w:szCs w:val="24"/>
         </w:rPr>
@@ -2600,7 +2311,6 @@
       </w:r>
       <w:r>
         <w:rPr>
-          <w:rFonts w:ascii="Times New Roman" w:hAnsi="Times New Roman" w:eastAsia="Times New Roman"/>
           <w:spacing w:val="-1"/>
           <w:sz w:val="24"/>
           <w:szCs w:val="24"/>
@@ -2609,7 +2319,6 @@
       </w:r>
       <w:r>
         <w:rPr>
-          <w:rFonts w:ascii="Times New Roman" w:hAnsi="Times New Roman" w:eastAsia="Times New Roman"/>
           <w:sz w:val="24"/>
           <w:szCs w:val="24"/>
         </w:rPr>
@@ -2617,7 +2326,6 @@
       </w:r>
       <w:r>
         <w:rPr>
-          <w:rFonts w:ascii="Times New Roman" w:hAnsi="Times New Roman" w:eastAsia="Times New Roman"/>
           <w:spacing w:val="2"/>
           <w:sz w:val="24"/>
           <w:szCs w:val="24"/>
@@ -2626,7 +2334,6 @@
       </w:r>
       <w:r>
         <w:rPr>
-          <w:rFonts w:ascii="Times New Roman" w:hAnsi="Times New Roman" w:eastAsia="Times New Roman"/>
           <w:sz w:val="24"/>
           <w:szCs w:val="24"/>
         </w:rPr>
@@ -2634,7 +2341,6 @@
       </w:r>
       <w:r>
         <w:rPr>
-          <w:rFonts w:ascii="Times New Roman" w:hAnsi="Times New Roman" w:eastAsia="Times New Roman"/>
           <w:spacing w:val="3"/>
           <w:sz w:val="24"/>
           <w:szCs w:val="24"/>
@@ -2643,7 +2349,6 @@
       </w:r>
       <w:r>
         <w:rPr>
-          <w:rFonts w:ascii="Times New Roman" w:hAnsi="Times New Roman" w:eastAsia="Times New Roman"/>
           <w:spacing w:val="3"/>
           <w:sz w:val="24"/>
           <w:szCs w:val="24"/>
@@ -2673,8 +2378,6 @@
       </w:pPr>
       <w:r>
         <w:rPr>
-          <w:rFonts w:ascii="Times New Roman" w:hAnsi="Times New Roman" w:eastAsia="Times New Roman"/>
-          <w:b w:val="0"/>
           <w:sz w:val="22"/>
         </w:rPr>
         <w:t>Article title: Hyperbaric oxygen therapy improves spatial working memory in a Porphyromonas gingivalis-induced periodontitis rat model</w:t>
@@ -2729,8 +2432,6 @@
       </w:pPr>
       <w:r>
         <w:rPr>
-          <w:rFonts w:ascii="Times New Roman" w:hAnsi="Times New Roman" w:eastAsia="Times New Roman"/>
-          <w:b w:val="0"/>
           <w:sz w:val="22"/>
         </w:rPr>
         <w:t>☒ On the behalf of all contributing authors as listed below, I certify that there is no actual or potential conflict of interest in relation to this article.</w:t>
@@ -2767,8 +2468,6 @@
       </w:pPr>
       <w:r>
         <w:rPr>
-          <w:rFonts w:ascii="Times New Roman" w:hAnsi="Times New Roman" w:eastAsia="Times New Roman"/>
-          <w:b w:val="0"/>
           <w:sz w:val="22"/>
         </w:rPr>
         <w:t>Signature: ________________________________        Date: __________________</w:t>
@@ -2815,8 +2514,6 @@
       </w:pPr>
       <w:r>
         <w:rPr>
-          <w:rFonts w:ascii="Times New Roman" w:hAnsi="Times New Roman" w:eastAsia="Times New Roman"/>
-          <w:b w:val="0"/>
           <w:sz w:val="22"/>
         </w:rPr>
         <w:t>Name of Corresponding Author: Yoifah Rizka Wedarti</w:t>
@@ -2853,7 +2550,6 @@
       </w:pPr>
       <w:r>
         <w:rPr>
-          <w:rFonts w:ascii="Times New Roman" w:hAnsi="Times New Roman" w:eastAsia="Times New Roman"/>
           <w:sz w:val="24"/>
           <w:szCs w:val="24"/>
         </w:rPr>
@@ -2871,8 +2567,6 @@
       </w:pPr>
       <w:r>
         <w:rPr>
-          <w:rFonts w:ascii="Times New Roman" w:hAnsi="Times New Roman" w:eastAsia="Times New Roman"/>
-          <w:b w:val="0"/>
           <w:sz w:val="22"/>
         </w:rPr>
         <w:t>1) Soetjipto</w:t>
@@ -2889,8 +2583,6 @@
       </w:pPr>
       <w:r>
         <w:rPr>
-          <w:rFonts w:ascii="Times New Roman" w:hAnsi="Times New Roman" w:eastAsia="Times New Roman"/>
-          <w:b w:val="0"/>
           <w:sz w:val="22"/>
         </w:rPr>
         <w:t>2) Agung Krismariono</w:t>
@@ -2907,8 +2599,6 @@
       </w:pPr>
       <w:r>
         <w:rPr>
-          <w:rFonts w:ascii="Times New Roman" w:hAnsi="Times New Roman" w:eastAsia="Times New Roman"/>
-          <w:b w:val="0"/>
           <w:sz w:val="22"/>
         </w:rPr>
         <w:t>3) Not applicable</w:t>
@@ -2925,8 +2615,6 @@
       </w:pPr>
       <w:r>
         <w:rPr>
-          <w:rFonts w:ascii="Times New Roman" w:hAnsi="Times New Roman" w:eastAsia="Times New Roman"/>
-          <w:b w:val="0"/>
           <w:sz w:val="22"/>
         </w:rPr>
         <w:t>4) Not applicable</w:t>
@@ -2943,8 +2631,6 @@
       </w:pPr>
       <w:r>
         <w:rPr>
-          <w:rFonts w:ascii="Times New Roman" w:hAnsi="Times New Roman" w:eastAsia="Times New Roman"/>
-          <w:b w:val="0"/>
           <w:sz w:val="22"/>
         </w:rPr>
         <w:t>5) Not applicable</w:t>
@@ -3004,10 +2690,9 @@
       </w:pPr>
       <w:r>
         <w:rPr>
-          <w:rFonts w:ascii="Times New Roman" w:hAnsi="Times New Roman" w:eastAsia="Times New Roman"/>
-          <w:b w:val="0"/>
           <w:sz w:val="22"/>
         </w:rPr>
+        <w:lastRenderedPageBreak/>
         <w:t>Article title: Hyperbaric oxygen therapy improves spatial working memory in a Porphyromonas gingivalis-induced periodontitis rat model</w:t>
       </w:r>
     </w:p>
@@ -3065,8 +2750,6 @@
       </w:pPr>
       <w:r>
         <w:rPr>
-          <w:rFonts w:ascii="Times New Roman" w:hAnsi="Times New Roman" w:eastAsia="Times New Roman"/>
-          <w:b w:val="0"/>
           <w:sz w:val="22"/>
         </w:rPr>
         <w:t>☐ I/we disclose the following potential conflicts (describe financial interest/arrangement with one or more organizations that could be perceived as a real or apparent conflict of interest in the context of the subject of this article):</w:t>
@@ -3094,7 +2777,6 @@
       </w:pPr>
       <w:r>
         <w:rPr>
-          <w:rFonts w:ascii="Times New Roman" w:hAnsi="Times New Roman" w:eastAsia="Times New Roman"/>
           <w:position w:val="-1"/>
           <w:sz w:val="24"/>
           <w:szCs w:val="24"/>
@@ -3103,7 +2785,6 @@
       </w:r>
       <w:r>
         <w:rPr>
-          <w:rFonts w:ascii="Times New Roman" w:hAnsi="Times New Roman" w:eastAsia="Times New Roman"/>
           <w:spacing w:val="-1"/>
           <w:position w:val="-1"/>
           <w:sz w:val="24"/>
@@ -3113,7 +2794,6 @@
       </w:r>
       <w:r>
         <w:rPr>
-          <w:rFonts w:ascii="Times New Roman" w:hAnsi="Times New Roman" w:eastAsia="Times New Roman"/>
           <w:position w:val="-1"/>
           <w:sz w:val="24"/>
           <w:szCs w:val="24"/>
@@ -3174,7 +2854,6 @@
       </w:pPr>
       <w:r>
         <w:rPr>
-          <w:rFonts w:ascii="Times New Roman" w:hAnsi="Times New Roman" w:eastAsia="Times New Roman"/>
           <w:spacing w:val="1"/>
           <w:position w:val="-1"/>
           <w:sz w:val="24"/>
@@ -3184,7 +2863,6 @@
       </w:r>
       <w:r>
         <w:rPr>
-          <w:rFonts w:ascii="Times New Roman" w:hAnsi="Times New Roman" w:eastAsia="Times New Roman"/>
           <w:position w:val="-1"/>
           <w:sz w:val="24"/>
           <w:szCs w:val="24"/>
@@ -3193,7 +2871,6 @@
       </w:r>
       <w:r>
         <w:rPr>
-          <w:rFonts w:ascii="Times New Roman" w:hAnsi="Times New Roman" w:eastAsia="Times New Roman"/>
           <w:spacing w:val="-1"/>
           <w:position w:val="-1"/>
           <w:sz w:val="24"/>
@@ -3203,7 +2880,6 @@
       </w:r>
       <w:r>
         <w:rPr>
-          <w:rFonts w:ascii="Times New Roman" w:hAnsi="Times New Roman" w:eastAsia="Times New Roman"/>
           <w:position w:val="-1"/>
           <w:sz w:val="24"/>
           <w:szCs w:val="24"/>
@@ -3212,7 +2888,6 @@
       </w:r>
       <w:r>
         <w:rPr>
-          <w:rFonts w:ascii="Times New Roman" w:hAnsi="Times New Roman" w:eastAsia="Times New Roman"/>
           <w:spacing w:val="-1"/>
           <w:position w:val="-1"/>
           <w:sz w:val="24"/>
@@ -3222,7 +2897,6 @@
       </w:r>
       <w:r>
         <w:rPr>
-          <w:rFonts w:ascii="Times New Roman" w:hAnsi="Times New Roman" w:eastAsia="Times New Roman"/>
           <w:position w:val="-1"/>
           <w:sz w:val="24"/>
           <w:szCs w:val="24"/>
@@ -3231,7 +2905,6 @@
       </w:r>
       <w:r>
         <w:rPr>
-          <w:rFonts w:ascii="Times New Roman" w:hAnsi="Times New Roman" w:eastAsia="Times New Roman"/>
           <w:spacing w:val="-1"/>
           <w:position w:val="-1"/>
           <w:sz w:val="24"/>
@@ -3241,7 +2914,6 @@
       </w:r>
       <w:r>
         <w:rPr>
-          <w:rFonts w:ascii="Times New Roman" w:hAnsi="Times New Roman" w:eastAsia="Times New Roman"/>
           <w:position w:val="-1"/>
           <w:sz w:val="24"/>
           <w:szCs w:val="24"/>
@@ -3250,7 +2922,6 @@
       </w:r>
       <w:r>
         <w:rPr>
-          <w:rFonts w:ascii="Times New Roman" w:hAnsi="Times New Roman" w:eastAsia="Times New Roman"/>
           <w:spacing w:val="23"/>
           <w:position w:val="-1"/>
           <w:sz w:val="24"/>
@@ -3260,7 +2931,6 @@
       </w:r>
       <w:r>
         <w:rPr>
-          <w:rFonts w:ascii="Times New Roman" w:hAnsi="Times New Roman" w:eastAsia="Times New Roman"/>
           <w:spacing w:val="1"/>
           <w:position w:val="-1"/>
           <w:sz w:val="24"/>
@@ -3270,7 +2940,6 @@
       </w:r>
       <w:r>
         <w:rPr>
-          <w:rFonts w:ascii="Times New Roman" w:hAnsi="Times New Roman" w:eastAsia="Times New Roman"/>
           <w:position w:val="-1"/>
           <w:sz w:val="24"/>
           <w:szCs w:val="24"/>
@@ -3279,7 +2948,6 @@
       </w:r>
       <w:r>
         <w:rPr>
-          <w:rFonts w:ascii="Times New Roman" w:hAnsi="Times New Roman" w:eastAsia="Times New Roman"/>
           <w:spacing w:val="-2"/>
           <w:position w:val="-1"/>
           <w:sz w:val="24"/>
@@ -3289,7 +2957,6 @@
       </w:r>
       <w:r>
         <w:rPr>
-          <w:rFonts w:ascii="Times New Roman" w:hAnsi="Times New Roman" w:eastAsia="Times New Roman"/>
           <w:position w:val="-1"/>
           <w:sz w:val="24"/>
           <w:szCs w:val="24"/>
@@ -3298,7 +2965,6 @@
       </w:r>
       <w:r>
         <w:rPr>
-          <w:rFonts w:ascii="Times New Roman" w:hAnsi="Times New Roman" w:eastAsia="Times New Roman"/>
           <w:spacing w:val="-1"/>
           <w:position w:val="-1"/>
           <w:sz w:val="24"/>
@@ -3308,7 +2974,6 @@
       </w:r>
       <w:r>
         <w:rPr>
-          <w:rFonts w:ascii="Times New Roman" w:hAnsi="Times New Roman" w:eastAsia="Times New Roman"/>
           <w:position w:val="-1"/>
           <w:sz w:val="24"/>
           <w:szCs w:val="24"/>
@@ -3317,7 +2982,6 @@
       </w:r>
       <w:r>
         <w:rPr>
-          <w:rFonts w:ascii="Times New Roman" w:hAnsi="Times New Roman" w:eastAsia="Times New Roman"/>
           <w:spacing w:val="1"/>
           <w:position w:val="-1"/>
           <w:sz w:val="24"/>
@@ -3327,7 +2991,6 @@
       </w:r>
       <w:r>
         <w:rPr>
-          <w:rFonts w:ascii="Times New Roman" w:hAnsi="Times New Roman" w:eastAsia="Times New Roman"/>
           <w:spacing w:val="-1"/>
           <w:position w:val="-1"/>
           <w:sz w:val="24"/>
@@ -3337,7 +3000,6 @@
       </w:r>
       <w:r>
         <w:rPr>
-          <w:rFonts w:ascii="Times New Roman" w:hAnsi="Times New Roman" w:eastAsia="Times New Roman"/>
           <w:position w:val="-1"/>
           <w:sz w:val="24"/>
           <w:szCs w:val="24"/>
@@ -3346,7 +3008,6 @@
       </w:r>
       <w:r>
         <w:rPr>
-          <w:rFonts w:ascii="Times New Roman" w:hAnsi="Times New Roman" w:eastAsia="Times New Roman"/>
           <w:spacing w:val="-1"/>
           <w:position w:val="-1"/>
           <w:sz w:val="24"/>
@@ -3356,7 +3017,6 @@
       </w:r>
       <w:r>
         <w:rPr>
-          <w:rFonts w:ascii="Times New Roman" w:hAnsi="Times New Roman" w:eastAsia="Times New Roman"/>
           <w:position w:val="-1"/>
           <w:sz w:val="24"/>
           <w:szCs w:val="24"/>
@@ -3365,7 +3025,6 @@
       </w:r>
       <w:r>
         <w:rPr>
-          <w:rFonts w:ascii="Times New Roman" w:hAnsi="Times New Roman" w:eastAsia="Times New Roman"/>
           <w:spacing w:val="22"/>
           <w:position w:val="-1"/>
           <w:sz w:val="24"/>
@@ -3375,7 +3034,6 @@
       </w:r>
       <w:r>
         <w:rPr>
-          <w:rFonts w:ascii="Times New Roman" w:hAnsi="Times New Roman" w:eastAsia="Times New Roman"/>
           <w:position w:val="-1"/>
           <w:sz w:val="24"/>
           <w:szCs w:val="24"/>
@@ -3384,7 +3042,6 @@
       </w:r>
       <w:r>
         <w:rPr>
-          <w:rFonts w:ascii="Times New Roman" w:hAnsi="Times New Roman" w:eastAsia="Times New Roman"/>
           <w:spacing w:val="-1"/>
           <w:position w:val="-1"/>
           <w:sz w:val="24"/>
@@ -3394,7 +3051,6 @@
       </w:r>
       <w:r>
         <w:rPr>
-          <w:rFonts w:ascii="Times New Roman" w:hAnsi="Times New Roman" w:eastAsia="Times New Roman"/>
           <w:position w:val="-1"/>
           <w:sz w:val="24"/>
           <w:szCs w:val="24"/>
@@ -3436,7 +3092,6 @@
       </w:pPr>
       <w:r>
         <w:rPr>
-          <w:rFonts w:ascii="Times New Roman" w:hAnsi="Times New Roman" w:eastAsia="Times New Roman"/>
           <w:position w:val="-1"/>
           <w:sz w:val="24"/>
           <w:szCs w:val="24"/>
@@ -3445,7 +3100,6 @@
       </w:r>
       <w:r>
         <w:rPr>
-          <w:rFonts w:ascii="Times New Roman" w:hAnsi="Times New Roman" w:eastAsia="Times New Roman"/>
           <w:spacing w:val="-1"/>
           <w:position w:val="-1"/>
           <w:sz w:val="24"/>
@@ -3455,7 +3109,6 @@
       </w:r>
       <w:r>
         <w:rPr>
-          <w:rFonts w:ascii="Times New Roman" w:hAnsi="Times New Roman" w:eastAsia="Times New Roman"/>
           <w:position w:val="-1"/>
           <w:sz w:val="24"/>
           <w:szCs w:val="24"/>
@@ -3503,7 +3156,6 @@
       </w:pPr>
       <w:r>
         <w:rPr>
-          <w:rFonts w:ascii="Times New Roman" w:hAnsi="Times New Roman" w:eastAsia="Times New Roman"/>
           <w:spacing w:val="1"/>
           <w:position w:val="-1"/>
           <w:sz w:val="24"/>
@@ -3513,7 +3165,6 @@
       </w:r>
       <w:r>
         <w:rPr>
-          <w:rFonts w:ascii="Times New Roman" w:hAnsi="Times New Roman" w:eastAsia="Times New Roman"/>
           <w:position w:val="-1"/>
           <w:sz w:val="24"/>
           <w:szCs w:val="24"/>
@@ -3522,7 +3173,6 @@
       </w:r>
       <w:r>
         <w:rPr>
-          <w:rFonts w:ascii="Times New Roman" w:hAnsi="Times New Roman" w:eastAsia="Times New Roman"/>
           <w:spacing w:val="-1"/>
           <w:position w:val="-1"/>
           <w:sz w:val="24"/>
@@ -3532,7 +3182,6 @@
       </w:r>
       <w:r>
         <w:rPr>
-          <w:rFonts w:ascii="Times New Roman" w:hAnsi="Times New Roman" w:eastAsia="Times New Roman"/>
           <w:position w:val="-1"/>
           <w:sz w:val="24"/>
           <w:szCs w:val="24"/>
@@ -3541,7 +3190,6 @@
       </w:r>
       <w:r>
         <w:rPr>
-          <w:rFonts w:ascii="Times New Roman" w:hAnsi="Times New Roman" w:eastAsia="Times New Roman"/>
           <w:spacing w:val="-1"/>
           <w:position w:val="-1"/>
           <w:sz w:val="24"/>
@@ -3551,7 +3199,6 @@
       </w:r>
       <w:r>
         <w:rPr>
-          <w:rFonts w:ascii="Times New Roman" w:hAnsi="Times New Roman" w:eastAsia="Times New Roman"/>
           <w:position w:val="-1"/>
           <w:sz w:val="24"/>
           <w:szCs w:val="24"/>
@@ -3560,7 +3207,6 @@
       </w:r>
       <w:r>
         <w:rPr>
-          <w:rFonts w:ascii="Times New Roman" w:hAnsi="Times New Roman" w:eastAsia="Times New Roman"/>
           <w:spacing w:val="22"/>
           <w:position w:val="-1"/>
           <w:sz w:val="24"/>
@@ -3570,7 +3216,6 @@
       </w:r>
       <w:r>
         <w:rPr>
-          <w:rFonts w:ascii="Times New Roman" w:hAnsi="Times New Roman" w:eastAsia="Times New Roman"/>
           <w:spacing w:val="1"/>
           <w:position w:val="-1"/>
           <w:sz w:val="24"/>
@@ -3580,7 +3225,6 @@
       </w:r>
       <w:r>
         <w:rPr>
-          <w:rFonts w:ascii="Times New Roman" w:hAnsi="Times New Roman" w:eastAsia="Times New Roman"/>
           <w:position w:val="-1"/>
           <w:sz w:val="24"/>
           <w:szCs w:val="24"/>
@@ -3589,7 +3233,6 @@
       </w:r>
       <w:r>
         <w:rPr>
-          <w:rFonts w:ascii="Times New Roman" w:hAnsi="Times New Roman" w:eastAsia="Times New Roman"/>
           <w:spacing w:val="-2"/>
           <w:position w:val="-1"/>
           <w:sz w:val="24"/>
@@ -3599,7 +3242,6 @@
       </w:r>
       <w:r>
         <w:rPr>
-          <w:rFonts w:ascii="Times New Roman" w:hAnsi="Times New Roman" w:eastAsia="Times New Roman"/>
           <w:position w:val="-1"/>
           <w:sz w:val="24"/>
           <w:szCs w:val="24"/>
@@ -3608,7 +3250,6 @@
       </w:r>
       <w:r>
         <w:rPr>
-          <w:rFonts w:ascii="Times New Roman" w:hAnsi="Times New Roman" w:eastAsia="Times New Roman"/>
           <w:spacing w:val="-1"/>
           <w:position w:val="-1"/>
           <w:sz w:val="24"/>
@@ -3618,7 +3259,6 @@
       </w:r>
       <w:r>
         <w:rPr>
-          <w:rFonts w:ascii="Times New Roman" w:hAnsi="Times New Roman" w:eastAsia="Times New Roman"/>
           <w:position w:val="-1"/>
           <w:sz w:val="24"/>
           <w:szCs w:val="24"/>
@@ -3627,7 +3267,6 @@
       </w:r>
       <w:r>
         <w:rPr>
-          <w:rFonts w:ascii="Times New Roman" w:hAnsi="Times New Roman" w:eastAsia="Times New Roman"/>
           <w:spacing w:val="1"/>
           <w:position w:val="-1"/>
           <w:sz w:val="24"/>
@@ -3637,7 +3276,6 @@
       </w:r>
       <w:r>
         <w:rPr>
-          <w:rFonts w:ascii="Times New Roman" w:hAnsi="Times New Roman" w:eastAsia="Times New Roman"/>
           <w:position w:val="-1"/>
           <w:sz w:val="24"/>
           <w:szCs w:val="24"/>
@@ -3646,7 +3284,6 @@
       </w:r>
       <w:r>
         <w:rPr>
-          <w:rFonts w:ascii="Times New Roman" w:hAnsi="Times New Roman" w:eastAsia="Times New Roman"/>
           <w:spacing w:val="-1"/>
           <w:position w:val="-1"/>
           <w:sz w:val="24"/>
@@ -3656,7 +3293,6 @@
       </w:r>
       <w:r>
         <w:rPr>
-          <w:rFonts w:ascii="Times New Roman" w:hAnsi="Times New Roman" w:eastAsia="Times New Roman"/>
           <w:position w:val="-1"/>
           <w:sz w:val="24"/>
           <w:szCs w:val="24"/>
@@ -3665,7 +3301,6 @@
       </w:r>
       <w:r>
         <w:rPr>
-          <w:rFonts w:ascii="Times New Roman" w:hAnsi="Times New Roman" w:eastAsia="Times New Roman"/>
           <w:spacing w:val="23"/>
           <w:position w:val="-1"/>
           <w:sz w:val="24"/>
@@ -3675,7 +3310,6 @@
       </w:r>
       <w:r>
         <w:rPr>
-          <w:rFonts w:ascii="Times New Roman" w:hAnsi="Times New Roman" w:eastAsia="Times New Roman"/>
           <w:position w:val="-1"/>
           <w:sz w:val="24"/>
           <w:szCs w:val="24"/>
@@ -3684,7 +3318,6 @@
       </w:r>
       <w:r>
         <w:rPr>
-          <w:rFonts w:ascii="Times New Roman" w:hAnsi="Times New Roman" w:eastAsia="Times New Roman"/>
           <w:spacing w:val="-1"/>
           <w:position w:val="-1"/>
           <w:sz w:val="24"/>
@@ -3694,7 +3327,6 @@
       </w:r>
       <w:r>
         <w:rPr>
-          <w:rFonts w:ascii="Times New Roman" w:hAnsi="Times New Roman" w:eastAsia="Times New Roman"/>
           <w:position w:val="-1"/>
           <w:sz w:val="24"/>
           <w:szCs w:val="24"/>
@@ -3736,7 +3368,6 @@
       </w:pPr>
       <w:r>
         <w:rPr>
-          <w:rFonts w:ascii="Times New Roman" w:hAnsi="Times New Roman" w:eastAsia="Times New Roman"/>
           <w:position w:val="-1"/>
           <w:sz w:val="24"/>
           <w:szCs w:val="24"/>
@@ -3745,7 +3376,6 @@
       </w:r>
       <w:r>
         <w:rPr>
-          <w:rFonts w:ascii="Times New Roman" w:hAnsi="Times New Roman" w:eastAsia="Times New Roman"/>
           <w:spacing w:val="-1"/>
           <w:position w:val="-1"/>
           <w:sz w:val="24"/>
@@ -3755,7 +3385,6 @@
       </w:r>
       <w:r>
         <w:rPr>
-          <w:rFonts w:ascii="Times New Roman" w:hAnsi="Times New Roman" w:eastAsia="Times New Roman"/>
           <w:position w:val="-1"/>
           <w:sz w:val="24"/>
           <w:szCs w:val="24"/>
@@ -3803,7 +3432,6 @@
       </w:pPr>
       <w:r>
         <w:rPr>
-          <w:rFonts w:ascii="Times New Roman" w:hAnsi="Times New Roman" w:eastAsia="Times New Roman"/>
           <w:spacing w:val="1"/>
           <w:position w:val="-1"/>
           <w:sz w:val="24"/>
@@ -3813,7 +3441,6 @@
       </w:r>
       <w:r>
         <w:rPr>
-          <w:rFonts w:ascii="Times New Roman" w:hAnsi="Times New Roman" w:eastAsia="Times New Roman"/>
           <w:position w:val="-1"/>
           <w:sz w:val="24"/>
           <w:szCs w:val="24"/>
@@ -3822,7 +3449,6 @@
       </w:r>
       <w:r>
         <w:rPr>
-          <w:rFonts w:ascii="Times New Roman" w:hAnsi="Times New Roman" w:eastAsia="Times New Roman"/>
           <w:spacing w:val="-1"/>
           <w:position w:val="-1"/>
           <w:sz w:val="24"/>
@@ -3832,7 +3458,6 @@
       </w:r>
       <w:r>
         <w:rPr>
-          <w:rFonts w:ascii="Times New Roman" w:hAnsi="Times New Roman" w:eastAsia="Times New Roman"/>
           <w:position w:val="-1"/>
           <w:sz w:val="24"/>
           <w:szCs w:val="24"/>
@@ -3841,7 +3466,6 @@
       </w:r>
       <w:r>
         <w:rPr>
-          <w:rFonts w:ascii="Times New Roman" w:hAnsi="Times New Roman" w:eastAsia="Times New Roman"/>
           <w:spacing w:val="-1"/>
           <w:position w:val="-1"/>
           <w:sz w:val="24"/>
@@ -3851,7 +3475,6 @@
       </w:r>
       <w:r>
         <w:rPr>
-          <w:rFonts w:ascii="Times New Roman" w:hAnsi="Times New Roman" w:eastAsia="Times New Roman"/>
           <w:position w:val="-1"/>
           <w:sz w:val="24"/>
           <w:szCs w:val="24"/>
@@ -3860,7 +3483,6 @@
       </w:r>
       <w:r>
         <w:rPr>
-          <w:rFonts w:ascii="Times New Roman" w:hAnsi="Times New Roman" w:eastAsia="Times New Roman"/>
           <w:spacing w:val="22"/>
           <w:position w:val="-1"/>
           <w:sz w:val="24"/>
@@ -3870,7 +3492,6 @@
       </w:r>
       <w:r>
         <w:rPr>
-          <w:rFonts w:ascii="Times New Roman" w:hAnsi="Times New Roman" w:eastAsia="Times New Roman"/>
           <w:spacing w:val="1"/>
           <w:position w:val="-1"/>
           <w:sz w:val="24"/>
@@ -3880,7 +3501,6 @@
       </w:r>
       <w:r>
         <w:rPr>
-          <w:rFonts w:ascii="Times New Roman" w:hAnsi="Times New Roman" w:eastAsia="Times New Roman"/>
           <w:position w:val="-1"/>
           <w:sz w:val="24"/>
           <w:szCs w:val="24"/>
@@ -3889,7 +3509,6 @@
       </w:r>
       <w:r>
         <w:rPr>
-          <w:rFonts w:ascii="Times New Roman" w:hAnsi="Times New Roman" w:eastAsia="Times New Roman"/>
           <w:spacing w:val="-2"/>
           <w:position w:val="-1"/>
           <w:sz w:val="24"/>
@@ -3899,7 +3518,6 @@
       </w:r>
       <w:r>
         <w:rPr>
-          <w:rFonts w:ascii="Times New Roman" w:hAnsi="Times New Roman" w:eastAsia="Times New Roman"/>
           <w:position w:val="-1"/>
           <w:sz w:val="24"/>
           <w:szCs w:val="24"/>
@@ -3908,7 +3526,6 @@
       </w:r>
       <w:r>
         <w:rPr>
-          <w:rFonts w:ascii="Times New Roman" w:hAnsi="Times New Roman" w:eastAsia="Times New Roman"/>
           <w:spacing w:val="-1"/>
           <w:position w:val="-1"/>
           <w:sz w:val="24"/>
@@ -3918,7 +3535,6 @@
       </w:r>
       <w:r>
         <w:rPr>
-          <w:rFonts w:ascii="Times New Roman" w:hAnsi="Times New Roman" w:eastAsia="Times New Roman"/>
           <w:position w:val="-1"/>
           <w:sz w:val="24"/>
           <w:szCs w:val="24"/>
@@ -3927,7 +3543,6 @@
       </w:r>
       <w:r>
         <w:rPr>
-          <w:rFonts w:ascii="Times New Roman" w:hAnsi="Times New Roman" w:eastAsia="Times New Roman"/>
           <w:spacing w:val="1"/>
           <w:position w:val="-1"/>
           <w:sz w:val="24"/>
@@ -3937,7 +3552,6 @@
       </w:r>
       <w:r>
         <w:rPr>
-          <w:rFonts w:ascii="Times New Roman" w:hAnsi="Times New Roman" w:eastAsia="Times New Roman"/>
           <w:position w:val="-1"/>
           <w:sz w:val="24"/>
           <w:szCs w:val="24"/>
@@ -3946,7 +3560,6 @@
       </w:r>
       <w:r>
         <w:rPr>
-          <w:rFonts w:ascii="Times New Roman" w:hAnsi="Times New Roman" w:eastAsia="Times New Roman"/>
           <w:spacing w:val="-1"/>
           <w:position w:val="-1"/>
           <w:sz w:val="24"/>
@@ -3956,7 +3569,6 @@
       </w:r>
       <w:r>
         <w:rPr>
-          <w:rFonts w:ascii="Times New Roman" w:hAnsi="Times New Roman" w:eastAsia="Times New Roman"/>
           <w:position w:val="-1"/>
           <w:sz w:val="24"/>
           <w:szCs w:val="24"/>
@@ -3965,7 +3577,6 @@
       </w:r>
       <w:r>
         <w:rPr>
-          <w:rFonts w:ascii="Times New Roman" w:hAnsi="Times New Roman" w:eastAsia="Times New Roman"/>
           <w:spacing w:val="23"/>
           <w:position w:val="-1"/>
           <w:sz w:val="24"/>
@@ -3975,7 +3586,6 @@
       </w:r>
       <w:r>
         <w:rPr>
-          <w:rFonts w:ascii="Times New Roman" w:hAnsi="Times New Roman" w:eastAsia="Times New Roman"/>
           <w:position w:val="-1"/>
           <w:sz w:val="24"/>
           <w:szCs w:val="24"/>
@@ -3984,7 +3594,6 @@
       </w:r>
       <w:r>
         <w:rPr>
-          <w:rFonts w:ascii="Times New Roman" w:hAnsi="Times New Roman" w:eastAsia="Times New Roman"/>
           <w:spacing w:val="-1"/>
           <w:position w:val="-1"/>
           <w:sz w:val="24"/>
@@ -3994,7 +3603,6 @@
       </w:r>
       <w:r>
         <w:rPr>
-          <w:rFonts w:ascii="Times New Roman" w:hAnsi="Times New Roman" w:eastAsia="Times New Roman"/>
           <w:position w:val="-1"/>
           <w:sz w:val="24"/>
           <w:szCs w:val="24"/>
@@ -4036,7 +3644,6 @@
       </w:pPr>
       <w:r>
         <w:rPr>
-          <w:rFonts w:ascii="Times New Roman" w:hAnsi="Times New Roman" w:eastAsia="Times New Roman"/>
           <w:position w:val="-1"/>
           <w:sz w:val="24"/>
           <w:szCs w:val="24"/>
@@ -4045,7 +3652,6 @@
       </w:r>
       <w:r>
         <w:rPr>
-          <w:rFonts w:ascii="Times New Roman" w:hAnsi="Times New Roman" w:eastAsia="Times New Roman"/>
           <w:spacing w:val="-1"/>
           <w:position w:val="-1"/>
           <w:sz w:val="24"/>
@@ -4055,7 +3661,6 @@
       </w:r>
       <w:r>
         <w:rPr>
-          <w:rFonts w:ascii="Times New Roman" w:hAnsi="Times New Roman" w:eastAsia="Times New Roman"/>
           <w:position w:val="-1"/>
           <w:sz w:val="24"/>
           <w:szCs w:val="24"/>
@@ -4103,7 +3708,6 @@
       </w:pPr>
       <w:r>
         <w:rPr>
-          <w:rFonts w:ascii="Times New Roman" w:hAnsi="Times New Roman" w:eastAsia="Times New Roman"/>
           <w:spacing w:val="1"/>
           <w:position w:val="-1"/>
           <w:sz w:val="24"/>
@@ -4113,7 +3717,6 @@
       </w:r>
       <w:r>
         <w:rPr>
-          <w:rFonts w:ascii="Times New Roman" w:hAnsi="Times New Roman" w:eastAsia="Times New Roman"/>
           <w:position w:val="-1"/>
           <w:sz w:val="24"/>
           <w:szCs w:val="24"/>
@@ -4122,7 +3725,6 @@
       </w:r>
       <w:r>
         <w:rPr>
-          <w:rFonts w:ascii="Times New Roman" w:hAnsi="Times New Roman" w:eastAsia="Times New Roman"/>
           <w:spacing w:val="-1"/>
           <w:position w:val="-1"/>
           <w:sz w:val="24"/>
@@ -4132,7 +3734,6 @@
       </w:r>
       <w:r>
         <w:rPr>
-          <w:rFonts w:ascii="Times New Roman" w:hAnsi="Times New Roman" w:eastAsia="Times New Roman"/>
           <w:position w:val="-1"/>
           <w:sz w:val="24"/>
           <w:szCs w:val="24"/>
@@ -4141,7 +3742,6 @@
       </w:r>
       <w:r>
         <w:rPr>
-          <w:rFonts w:ascii="Times New Roman" w:hAnsi="Times New Roman" w:eastAsia="Times New Roman"/>
           <w:spacing w:val="-1"/>
           <w:position w:val="-1"/>
           <w:sz w:val="24"/>
@@ -4151,7 +3751,6 @@
       </w:r>
       <w:r>
         <w:rPr>
-          <w:rFonts w:ascii="Times New Roman" w:hAnsi="Times New Roman" w:eastAsia="Times New Roman"/>
           <w:position w:val="-1"/>
           <w:sz w:val="24"/>
           <w:szCs w:val="24"/>
@@ -4160,7 +3759,6 @@
       </w:r>
       <w:r>
         <w:rPr>
-          <w:rFonts w:ascii="Times New Roman" w:hAnsi="Times New Roman" w:eastAsia="Times New Roman"/>
           <w:spacing w:val="22"/>
           <w:position w:val="-1"/>
           <w:sz w:val="24"/>
@@ -4170,7 +3768,6 @@
       </w:r>
       <w:r>
         <w:rPr>
-          <w:rFonts w:ascii="Times New Roman" w:hAnsi="Times New Roman" w:eastAsia="Times New Roman"/>
           <w:spacing w:val="1"/>
           <w:position w:val="-1"/>
           <w:sz w:val="24"/>
@@ -4180,7 +3777,6 @@
       </w:r>
       <w:r>
         <w:rPr>
-          <w:rFonts w:ascii="Times New Roman" w:hAnsi="Times New Roman" w:eastAsia="Times New Roman"/>
           <w:position w:val="-1"/>
           <w:sz w:val="24"/>
           <w:szCs w:val="24"/>
@@ -4189,7 +3785,6 @@
       </w:r>
       <w:r>
         <w:rPr>
-          <w:rFonts w:ascii="Times New Roman" w:hAnsi="Times New Roman" w:eastAsia="Times New Roman"/>
           <w:spacing w:val="-2"/>
           <w:position w:val="-1"/>
           <w:sz w:val="24"/>
@@ -4199,7 +3794,6 @@
       </w:r>
       <w:r>
         <w:rPr>
-          <w:rFonts w:ascii="Times New Roman" w:hAnsi="Times New Roman" w:eastAsia="Times New Roman"/>
           <w:position w:val="-1"/>
           <w:sz w:val="24"/>
           <w:szCs w:val="24"/>
@@ -4208,7 +3802,6 @@
       </w:r>
       <w:r>
         <w:rPr>
-          <w:rFonts w:ascii="Times New Roman" w:hAnsi="Times New Roman" w:eastAsia="Times New Roman"/>
           <w:spacing w:val="-1"/>
           <w:position w:val="-1"/>
           <w:sz w:val="24"/>
@@ -4218,7 +3811,6 @@
       </w:r>
       <w:r>
         <w:rPr>
-          <w:rFonts w:ascii="Times New Roman" w:hAnsi="Times New Roman" w:eastAsia="Times New Roman"/>
           <w:position w:val="-1"/>
           <w:sz w:val="24"/>
           <w:szCs w:val="24"/>
@@ -4227,7 +3819,6 @@
       </w:r>
       <w:r>
         <w:rPr>
-          <w:rFonts w:ascii="Times New Roman" w:hAnsi="Times New Roman" w:eastAsia="Times New Roman"/>
           <w:spacing w:val="1"/>
           <w:position w:val="-1"/>
           <w:sz w:val="24"/>
@@ -4237,7 +3828,6 @@
       </w:r>
       <w:r>
         <w:rPr>
-          <w:rFonts w:ascii="Times New Roman" w:hAnsi="Times New Roman" w:eastAsia="Times New Roman"/>
           <w:position w:val="-1"/>
           <w:sz w:val="24"/>
           <w:szCs w:val="24"/>
@@ -4246,7 +3836,6 @@
       </w:r>
       <w:r>
         <w:rPr>
-          <w:rFonts w:ascii="Times New Roman" w:hAnsi="Times New Roman" w:eastAsia="Times New Roman"/>
           <w:spacing w:val="-1"/>
           <w:position w:val="-1"/>
           <w:sz w:val="24"/>
@@ -4256,7 +3845,6 @@
       </w:r>
       <w:r>
         <w:rPr>
-          <w:rFonts w:ascii="Times New Roman" w:hAnsi="Times New Roman" w:eastAsia="Times New Roman"/>
           <w:position w:val="-1"/>
           <w:sz w:val="24"/>
           <w:szCs w:val="24"/>
@@ -4265,7 +3853,6 @@
       </w:r>
       <w:r>
         <w:rPr>
-          <w:rFonts w:ascii="Times New Roman" w:hAnsi="Times New Roman" w:eastAsia="Times New Roman"/>
           <w:spacing w:val="23"/>
           <w:position w:val="-1"/>
           <w:sz w:val="24"/>
@@ -4275,7 +3862,6 @@
       </w:r>
       <w:r>
         <w:rPr>
-          <w:rFonts w:ascii="Times New Roman" w:hAnsi="Times New Roman" w:eastAsia="Times New Roman"/>
           <w:position w:val="-1"/>
           <w:sz w:val="24"/>
           <w:szCs w:val="24"/>
@@ -4284,7 +3870,6 @@
       </w:r>
       <w:r>
         <w:rPr>
-          <w:rFonts w:ascii="Times New Roman" w:hAnsi="Times New Roman" w:eastAsia="Times New Roman"/>
           <w:spacing w:val="-1"/>
           <w:position w:val="-1"/>
           <w:sz w:val="24"/>
@@ -4294,7 +3879,6 @@
       </w:r>
       <w:r>
         <w:rPr>
-          <w:rFonts w:ascii="Times New Roman" w:hAnsi="Times New Roman" w:eastAsia="Times New Roman"/>
           <w:position w:val="-1"/>
           <w:sz w:val="24"/>
           <w:szCs w:val="24"/>
@@ -4354,7 +3938,6 @@
       </w:pPr>
       <w:r>
         <w:rPr>
-          <w:rFonts w:ascii="Times New Roman" w:hAnsi="Times New Roman" w:eastAsia="Times New Roman"/>
           <w:spacing w:val="-1"/>
           <w:sz w:val="24"/>
           <w:szCs w:val="24"/>
@@ -4363,7 +3946,6 @@
       </w:r>
       <w:r>
         <w:rPr>
-          <w:rFonts w:ascii="Times New Roman" w:hAnsi="Times New Roman" w:eastAsia="Times New Roman"/>
           <w:sz w:val="24"/>
           <w:szCs w:val="24"/>
         </w:rPr>
@@ -4371,7 +3953,6 @@
       </w:r>
       <w:r>
         <w:rPr>
-          <w:rFonts w:ascii="Times New Roman" w:hAnsi="Times New Roman" w:eastAsia="Times New Roman"/>
           <w:spacing w:val="-1"/>
           <w:sz w:val="24"/>
           <w:szCs w:val="24"/>
@@ -4380,7 +3961,6 @@
       </w:r>
       <w:r>
         <w:rPr>
-          <w:rFonts w:ascii="Times New Roman" w:hAnsi="Times New Roman" w:eastAsia="Times New Roman"/>
           <w:sz w:val="24"/>
           <w:szCs w:val="24"/>
         </w:rPr>
@@ -4388,7 +3968,6 @@
       </w:r>
       <w:r>
         <w:rPr>
-          <w:rFonts w:ascii="Times New Roman" w:hAnsi="Times New Roman" w:eastAsia="Times New Roman"/>
           <w:spacing w:val="1"/>
           <w:sz w:val="24"/>
           <w:szCs w:val="24"/>
@@ -4397,7 +3976,6 @@
       </w:r>
       <w:r>
         <w:rPr>
-          <w:rFonts w:ascii="Times New Roman" w:hAnsi="Times New Roman" w:eastAsia="Times New Roman"/>
           <w:sz w:val="24"/>
           <w:szCs w:val="24"/>
         </w:rPr>
@@ -4405,7 +3983,6 @@
       </w:r>
       <w:r>
         <w:rPr>
-          <w:rFonts w:ascii="Times New Roman" w:hAnsi="Times New Roman" w:eastAsia="Times New Roman"/>
           <w:spacing w:val="1"/>
           <w:sz w:val="24"/>
           <w:szCs w:val="24"/>
@@ -4414,7 +3991,6 @@
       </w:r>
       <w:r>
         <w:rPr>
-          <w:rFonts w:ascii="Times New Roman" w:hAnsi="Times New Roman" w:eastAsia="Times New Roman"/>
           <w:sz w:val="24"/>
           <w:szCs w:val="24"/>
         </w:rPr>
@@ -4422,7 +3998,6 @@
       </w:r>
       <w:r>
         <w:rPr>
-          <w:rFonts w:ascii="Times New Roman" w:hAnsi="Times New Roman" w:eastAsia="Times New Roman"/>
           <w:spacing w:val="-1"/>
           <w:sz w:val="24"/>
           <w:szCs w:val="24"/>
@@ -4431,7 +4006,6 @@
       </w:r>
       <w:r>
         <w:rPr>
-          <w:rFonts w:ascii="Times New Roman" w:hAnsi="Times New Roman" w:eastAsia="Times New Roman"/>
           <w:spacing w:val="1"/>
           <w:sz w:val="24"/>
           <w:szCs w:val="24"/>
@@ -4440,7 +4014,6 @@
       </w:r>
       <w:r>
         <w:rPr>
-          <w:rFonts w:ascii="Times New Roman" w:hAnsi="Times New Roman" w:eastAsia="Times New Roman"/>
           <w:sz w:val="24"/>
           <w:szCs w:val="24"/>
         </w:rPr>
@@ -4448,7 +4021,6 @@
       </w:r>
       <w:r>
         <w:rPr>
-          <w:rFonts w:ascii="Times New Roman" w:hAnsi="Times New Roman" w:eastAsia="Times New Roman"/>
           <w:spacing w:val="2"/>
           <w:sz w:val="24"/>
           <w:szCs w:val="24"/>
@@ -4457,7 +4029,6 @@
       </w:r>
       <w:r>
         <w:rPr>
-          <w:rFonts w:ascii="Times New Roman" w:hAnsi="Times New Roman" w:eastAsia="Times New Roman"/>
           <w:sz w:val="24"/>
           <w:szCs w:val="24"/>
         </w:rPr>
@@ -4465,7 +4036,6 @@
       </w:r>
       <w:r>
         <w:rPr>
-          <w:rFonts w:ascii="Times New Roman" w:hAnsi="Times New Roman" w:eastAsia="Times New Roman"/>
           <w:spacing w:val="-1"/>
           <w:sz w:val="24"/>
           <w:szCs w:val="24"/>
@@ -4474,7 +4044,6 @@
       </w:r>
       <w:r>
         <w:rPr>
-          <w:rFonts w:ascii="Times New Roman" w:hAnsi="Times New Roman" w:eastAsia="Times New Roman"/>
           <w:sz w:val="24"/>
           <w:szCs w:val="24"/>
         </w:rPr>
@@ -4482,7 +4051,6 @@
       </w:r>
       <w:r>
         <w:rPr>
-          <w:rFonts w:ascii="Times New Roman" w:hAnsi="Times New Roman" w:eastAsia="Times New Roman"/>
           <w:spacing w:val="-1"/>
           <w:sz w:val="24"/>
           <w:szCs w:val="24"/>
@@ -4491,7 +4059,6 @@
       </w:r>
       <w:r>
         <w:rPr>
-          <w:rFonts w:ascii="Times New Roman" w:hAnsi="Times New Roman" w:eastAsia="Times New Roman"/>
           <w:sz w:val="24"/>
           <w:szCs w:val="24"/>
         </w:rPr>
@@ -4515,7 +4082,6 @@
       </w:pPr>
       <w:r>
         <w:rPr>
-          <w:rFonts w:ascii="Times New Roman" w:hAnsi="Times New Roman" w:eastAsia="Times New Roman"/>
           <w:spacing w:val="1"/>
           <w:sz w:val="24"/>
           <w:szCs w:val="24"/>
@@ -4524,7 +4090,6 @@
       </w:r>
       <w:r>
         <w:rPr>
-          <w:rFonts w:ascii="Times New Roman" w:hAnsi="Times New Roman" w:eastAsia="Times New Roman"/>
           <w:sz w:val="24"/>
           <w:szCs w:val="24"/>
         </w:rPr>
@@ -4532,7 +4097,6 @@
       </w:r>
       <w:r>
         <w:rPr>
-          <w:rFonts w:ascii="Times New Roman" w:hAnsi="Times New Roman" w:eastAsia="Times New Roman"/>
           <w:spacing w:val="-1"/>
           <w:sz w:val="24"/>
           <w:szCs w:val="24"/>
@@ -4541,7 +4105,6 @@
       </w:r>
       <w:r>
         <w:rPr>
-          <w:rFonts w:ascii="Times New Roman" w:hAnsi="Times New Roman" w:eastAsia="Times New Roman"/>
           <w:sz w:val="24"/>
           <w:szCs w:val="24"/>
         </w:rPr>
@@ -4549,7 +4112,6 @@
       </w:r>
       <w:r>
         <w:rPr>
-          <w:rFonts w:ascii="Times New Roman" w:hAnsi="Times New Roman" w:eastAsia="Times New Roman"/>
           <w:spacing w:val="-1"/>
           <w:sz w:val="24"/>
           <w:szCs w:val="24"/>
@@ -4558,7 +4120,6 @@
       </w:r>
       <w:r>
         <w:rPr>
-          <w:rFonts w:ascii="Times New Roman" w:hAnsi="Times New Roman" w:eastAsia="Times New Roman"/>
           <w:sz w:val="24"/>
           <w:szCs w:val="24"/>
         </w:rPr>
@@ -4566,7 +4127,6 @@
       </w:r>
       <w:r>
         <w:rPr>
-          <w:rFonts w:ascii="Times New Roman" w:hAnsi="Times New Roman" w:eastAsia="Times New Roman"/>
           <w:spacing w:val="1"/>
           <w:sz w:val="24"/>
           <w:szCs w:val="24"/>
@@ -4575,7 +4135,6 @@
       </w:r>
       <w:r>
         <w:rPr>
-          <w:rFonts w:ascii="Times New Roman" w:hAnsi="Times New Roman" w:eastAsia="Times New Roman"/>
           <w:spacing w:val="-1"/>
           <w:sz w:val="24"/>
           <w:szCs w:val="24"/>
@@ -4584,7 +4143,6 @@
       </w:r>
       <w:r>
         <w:rPr>
-          <w:rFonts w:ascii="Times New Roman" w:hAnsi="Times New Roman" w:eastAsia="Times New Roman"/>
           <w:sz w:val="24"/>
           <w:szCs w:val="24"/>
         </w:rPr>
@@ -4592,7 +4150,6 @@
       </w:r>
       <w:r>
         <w:rPr>
-          <w:rFonts w:ascii="Times New Roman" w:hAnsi="Times New Roman" w:eastAsia="Times New Roman"/>
           <w:spacing w:val="1"/>
           <w:sz w:val="24"/>
           <w:szCs w:val="24"/>
@@ -4601,7 +4158,6 @@
       </w:r>
       <w:r>
         <w:rPr>
-          <w:rFonts w:ascii="Times New Roman" w:hAnsi="Times New Roman" w:eastAsia="Times New Roman"/>
           <w:sz w:val="24"/>
           <w:szCs w:val="24"/>
         </w:rPr>
@@ -4609,7 +4165,6 @@
       </w:r>
       <w:r>
         <w:rPr>
-          <w:rFonts w:ascii="Times New Roman" w:hAnsi="Times New Roman" w:eastAsia="Times New Roman"/>
           <w:spacing w:val="-1"/>
           <w:sz w:val="24"/>
           <w:szCs w:val="24"/>
@@ -4618,7 +4173,6 @@
       </w:r>
       <w:r>
         <w:rPr>
-          <w:rFonts w:ascii="Times New Roman" w:hAnsi="Times New Roman" w:eastAsia="Times New Roman"/>
           <w:sz w:val="24"/>
           <w:szCs w:val="24"/>
         </w:rPr>
@@ -4626,7 +4180,6 @@
       </w:r>
       <w:r>
         <w:rPr>
-          <w:rFonts w:ascii="Times New Roman" w:hAnsi="Times New Roman" w:eastAsia="Times New Roman"/>
           <w:spacing w:val="1"/>
           <w:sz w:val="24"/>
           <w:szCs w:val="24"/>
@@ -4635,7 +4188,6 @@
       </w:r>
       <w:r>
         <w:rPr>
-          <w:rFonts w:ascii="Times New Roman" w:hAnsi="Times New Roman" w:eastAsia="Times New Roman"/>
           <w:sz w:val="24"/>
           <w:szCs w:val="24"/>
         </w:rPr>
@@ -4643,7 +4195,6 @@
       </w:r>
       <w:r>
         <w:rPr>
-          <w:rFonts w:ascii="Times New Roman" w:hAnsi="Times New Roman" w:eastAsia="Times New Roman"/>
           <w:spacing w:val="-2"/>
           <w:sz w:val="24"/>
           <w:szCs w:val="24"/>
@@ -4652,7 +4203,6 @@
       </w:r>
       <w:r>
         <w:rPr>
-          <w:rFonts w:ascii="Times New Roman" w:hAnsi="Times New Roman" w:eastAsia="Times New Roman"/>
           <w:spacing w:val="-1"/>
           <w:sz w:val="24"/>
           <w:szCs w:val="24"/>
@@ -4661,7 +4211,6 @@
       </w:r>
       <w:r>
         <w:rPr>
-          <w:rFonts w:ascii="Times New Roman" w:hAnsi="Times New Roman" w:eastAsia="Times New Roman"/>
           <w:sz w:val="24"/>
           <w:szCs w:val="24"/>
         </w:rPr>
@@ -4669,7 +4218,6 @@
       </w:r>
       <w:r>
         <w:rPr>
-          <w:rFonts w:ascii="Times New Roman" w:hAnsi="Times New Roman" w:eastAsia="Times New Roman"/>
           <w:spacing w:val="3"/>
           <w:sz w:val="24"/>
           <w:szCs w:val="24"/>
@@ -4678,7 +4226,6 @@
       </w:r>
       <w:r>
         <w:rPr>
-          <w:rFonts w:ascii="Times New Roman" w:hAnsi="Times New Roman" w:eastAsia="Times New Roman"/>
           <w:spacing w:val="-1"/>
           <w:sz w:val="24"/>
           <w:szCs w:val="24"/>
@@ -4687,7 +4234,6 @@
       </w:r>
       <w:r>
         <w:rPr>
-          <w:rFonts w:ascii="Times New Roman" w:hAnsi="Times New Roman" w:eastAsia="Times New Roman"/>
           <w:sz w:val="24"/>
           <w:szCs w:val="24"/>
         </w:rPr>
@@ -4695,7 +4241,6 @@
       </w:r>
       <w:r>
         <w:rPr>
-          <w:rFonts w:ascii="Times New Roman" w:hAnsi="Times New Roman" w:eastAsia="Times New Roman"/>
           <w:spacing w:val="-1"/>
           <w:sz w:val="24"/>
           <w:szCs w:val="24"/>
@@ -4704,7 +4249,6 @@
       </w:r>
       <w:r>
         <w:rPr>
-          <w:rFonts w:ascii="Times New Roman" w:hAnsi="Times New Roman" w:eastAsia="Times New Roman"/>
           <w:sz w:val="24"/>
           <w:szCs w:val="24"/>
         </w:rPr>
@@ -4712,7 +4256,6 @@
       </w:r>
       <w:r>
         <w:rPr>
-          <w:rFonts w:ascii="Times New Roman" w:hAnsi="Times New Roman" w:eastAsia="Times New Roman"/>
           <w:spacing w:val="1"/>
           <w:sz w:val="24"/>
           <w:szCs w:val="24"/>
@@ -4721,7 +4264,6 @@
       </w:r>
       <w:r>
         <w:rPr>
-          <w:rFonts w:ascii="Times New Roman" w:hAnsi="Times New Roman" w:eastAsia="Times New Roman"/>
           <w:sz w:val="24"/>
           <w:szCs w:val="24"/>
         </w:rPr>
@@ -4729,7 +4271,6 @@
       </w:r>
       <w:r>
         <w:rPr>
-          <w:rFonts w:ascii="Times New Roman" w:hAnsi="Times New Roman" w:eastAsia="Times New Roman"/>
           <w:spacing w:val="5"/>
           <w:sz w:val="24"/>
           <w:szCs w:val="24"/>
@@ -4738,7 +4279,6 @@
       </w:r>
       <w:r>
         <w:rPr>
-          <w:rFonts w:ascii="Times New Roman" w:hAnsi="Times New Roman" w:eastAsia="Times New Roman"/>
           <w:spacing w:val="-5"/>
           <w:sz w:val="24"/>
           <w:szCs w:val="24"/>
@@ -4747,7 +4287,6 @@
       </w:r>
       <w:r>
         <w:rPr>
-          <w:rFonts w:ascii="Times New Roman" w:hAnsi="Times New Roman" w:eastAsia="Times New Roman"/>
           <w:sz w:val="24"/>
           <w:szCs w:val="24"/>
         </w:rPr>
@@ -4755,7 +4294,6 @@
       </w:r>
       <w:r>
         <w:rPr>
-          <w:rFonts w:ascii="Times New Roman" w:hAnsi="Times New Roman" w:eastAsia="Times New Roman"/>
           <w:spacing w:val="-1"/>
           <w:sz w:val="24"/>
           <w:szCs w:val="24"/>
@@ -4764,7 +4302,6 @@
       </w:r>
       <w:r>
         <w:rPr>
-          <w:rFonts w:ascii="Times New Roman" w:hAnsi="Times New Roman" w:eastAsia="Times New Roman"/>
           <w:sz w:val="24"/>
           <w:szCs w:val="24"/>
         </w:rPr>
@@ -4772,7 +4309,6 @@
       </w:r>
       <w:r>
         <w:rPr>
-          <w:rFonts w:ascii="Times New Roman" w:hAnsi="Times New Roman" w:eastAsia="Times New Roman"/>
           <w:spacing w:val="2"/>
           <w:sz w:val="24"/>
           <w:szCs w:val="24"/>
@@ -4781,7 +4317,6 @@
       </w:r>
       <w:r>
         <w:rPr>
-          <w:rFonts w:ascii="Times New Roman" w:hAnsi="Times New Roman" w:eastAsia="Times New Roman"/>
           <w:spacing w:val="-1"/>
           <w:sz w:val="24"/>
           <w:szCs w:val="24"/>
@@ -4790,7 +4325,6 @@
       </w:r>
       <w:r>
         <w:rPr>
-          <w:rFonts w:ascii="Times New Roman" w:hAnsi="Times New Roman" w:eastAsia="Times New Roman"/>
           <w:sz w:val="24"/>
           <w:szCs w:val="24"/>
         </w:rPr>
@@ -4798,7 +4332,6 @@
       </w:r>
       <w:r>
         <w:rPr>
-          <w:rFonts w:ascii="Times New Roman" w:hAnsi="Times New Roman" w:eastAsia="Times New Roman"/>
           <w:spacing w:val="-1"/>
           <w:sz w:val="24"/>
           <w:szCs w:val="24"/>
@@ -4807,7 +4340,6 @@
       </w:r>
       <w:r>
         <w:rPr>
-          <w:rFonts w:ascii="Times New Roman" w:hAnsi="Times New Roman" w:eastAsia="Times New Roman"/>
           <w:sz w:val="24"/>
           <w:szCs w:val="24"/>
         </w:rPr>
@@ -4815,7 +4347,6 @@
       </w:r>
       <w:r>
         <w:rPr>
-          <w:rFonts w:ascii="Times New Roman" w:hAnsi="Times New Roman" w:eastAsia="Times New Roman"/>
           <w:spacing w:val="1"/>
           <w:sz w:val="24"/>
           <w:szCs w:val="24"/>
@@ -4824,7 +4355,6 @@
       </w:r>
       <w:r>
         <w:rPr>
-          <w:rFonts w:ascii="Times New Roman" w:hAnsi="Times New Roman" w:eastAsia="Times New Roman"/>
           <w:sz w:val="24"/>
           <w:szCs w:val="24"/>
         </w:rPr>
@@ -4832,7 +4362,6 @@
       </w:r>
       <w:r>
         <w:rPr>
-          <w:rFonts w:ascii="Times New Roman" w:hAnsi="Times New Roman" w:eastAsia="Times New Roman"/>
           <w:spacing w:val="1"/>
           <w:sz w:val="24"/>
           <w:szCs w:val="24"/>
@@ -4841,7 +4370,6 @@
       </w:r>
       <w:r>
         <w:rPr>
-          <w:rFonts w:ascii="Times New Roman" w:hAnsi="Times New Roman" w:eastAsia="Times New Roman"/>
           <w:sz w:val="24"/>
           <w:szCs w:val="24"/>
         </w:rPr>
@@ -4849,7 +4377,6 @@
       </w:r>
       <w:r>
         <w:rPr>
-          <w:rFonts w:ascii="Times New Roman" w:hAnsi="Times New Roman" w:eastAsia="Times New Roman"/>
           <w:spacing w:val="3"/>
           <w:sz w:val="24"/>
           <w:szCs w:val="24"/>
@@ -4858,7 +4385,6 @@
       </w:r>
       <w:r>
         <w:rPr>
-          <w:rFonts w:ascii="Times New Roman" w:hAnsi="Times New Roman" w:eastAsia="Times New Roman"/>
           <w:sz w:val="24"/>
           <w:szCs w:val="24"/>
         </w:rPr>
@@ -4866,7 +4392,6 @@
       </w:r>
       <w:r>
         <w:rPr>
-          <w:rFonts w:ascii="Times New Roman" w:hAnsi="Times New Roman" w:eastAsia="Times New Roman"/>
           <w:spacing w:val="-1"/>
           <w:sz w:val="24"/>
           <w:szCs w:val="24"/>
@@ -4875,7 +4400,6 @@
       </w:r>
       <w:r>
         <w:rPr>
-          <w:rFonts w:ascii="Times New Roman" w:hAnsi="Times New Roman" w:eastAsia="Times New Roman"/>
           <w:sz w:val="24"/>
           <w:szCs w:val="24"/>
         </w:rPr>
@@ -4883,7 +4407,6 @@
       </w:r>
       <w:r>
         <w:rPr>
-          <w:rFonts w:ascii="Times New Roman" w:hAnsi="Times New Roman" w:eastAsia="Times New Roman"/>
           <w:spacing w:val="1"/>
           <w:sz w:val="24"/>
           <w:szCs w:val="24"/>
@@ -4892,7 +4415,6 @@
       </w:r>
       <w:r>
         <w:rPr>
-          <w:rFonts w:ascii="Times New Roman" w:hAnsi="Times New Roman" w:eastAsia="Times New Roman"/>
           <w:sz w:val="24"/>
           <w:szCs w:val="24"/>
         </w:rPr>
@@ -4900,7 +4422,6 @@
       </w:r>
       <w:r>
         <w:rPr>
-          <w:rFonts w:ascii="Times New Roman" w:hAnsi="Times New Roman" w:eastAsia="Times New Roman"/>
           <w:spacing w:val="-1"/>
           <w:sz w:val="24"/>
           <w:szCs w:val="24"/>
@@ -4909,7 +4430,6 @@
       </w:r>
       <w:r>
         <w:rPr>
-          <w:rFonts w:ascii="Times New Roman" w:hAnsi="Times New Roman" w:eastAsia="Times New Roman"/>
           <w:sz w:val="24"/>
           <w:szCs w:val="24"/>
         </w:rPr>
@@ -4917,7 +4437,6 @@
       </w:r>
       <w:r>
         <w:rPr>
-          <w:rFonts w:ascii="Times New Roman" w:hAnsi="Times New Roman" w:eastAsia="Times New Roman"/>
           <w:spacing w:val="1"/>
           <w:sz w:val="24"/>
           <w:szCs w:val="24"/>
@@ -4926,7 +4445,6 @@
       </w:r>
       <w:r>
         <w:rPr>
-          <w:rFonts w:ascii="Times New Roman" w:hAnsi="Times New Roman" w:eastAsia="Times New Roman"/>
           <w:sz w:val="24"/>
           <w:szCs w:val="24"/>
         </w:rPr>
@@ -4934,7 +4452,6 @@
       </w:r>
       <w:r>
         <w:rPr>
-          <w:rFonts w:ascii="Times New Roman" w:hAnsi="Times New Roman" w:eastAsia="Times New Roman"/>
           <w:spacing w:val="-1"/>
           <w:sz w:val="24"/>
           <w:szCs w:val="24"/>
@@ -4943,7 +4460,6 @@
       </w:r>
       <w:r>
         <w:rPr>
-          <w:rFonts w:ascii="Times New Roman" w:hAnsi="Times New Roman" w:eastAsia="Times New Roman"/>
           <w:sz w:val="24"/>
           <w:szCs w:val="24"/>
         </w:rPr>
@@ -4951,7 +4467,6 @@
       </w:r>
       <w:r>
         <w:rPr>
-          <w:rFonts w:ascii="Times New Roman" w:hAnsi="Times New Roman" w:eastAsia="Times New Roman"/>
           <w:spacing w:val="-1"/>
           <w:sz w:val="24"/>
           <w:szCs w:val="24"/>
@@ -4960,7 +4475,6 @@
       </w:r>
       <w:r>
         <w:rPr>
-          <w:rFonts w:ascii="Times New Roman" w:hAnsi="Times New Roman" w:eastAsia="Times New Roman"/>
           <w:sz w:val="24"/>
           <w:szCs w:val="24"/>
         </w:rPr>
@@ -4968,7 +4482,6 @@
       </w:r>
       <w:r>
         <w:rPr>
-          <w:rFonts w:ascii="Times New Roman" w:hAnsi="Times New Roman" w:eastAsia="Times New Roman"/>
           <w:spacing w:val="1"/>
           <w:sz w:val="24"/>
           <w:szCs w:val="24"/>
@@ -4977,7 +4490,6 @@
       </w:r>
       <w:r>
         <w:rPr>
-          <w:rFonts w:ascii="Times New Roman" w:hAnsi="Times New Roman" w:eastAsia="Times New Roman"/>
           <w:spacing w:val="-1"/>
           <w:sz w:val="24"/>
           <w:szCs w:val="24"/>
@@ -4986,7 +4498,6 @@
       </w:r>
       <w:r>
         <w:rPr>
-          <w:rFonts w:ascii="Times New Roman" w:hAnsi="Times New Roman" w:eastAsia="Times New Roman"/>
           <w:sz w:val="24"/>
           <w:szCs w:val="24"/>
         </w:rPr>
@@ -4994,7 +4505,6 @@
       </w:r>
       <w:r>
         <w:rPr>
-          <w:rFonts w:ascii="Times New Roman" w:hAnsi="Times New Roman" w:eastAsia="Times New Roman"/>
           <w:spacing w:val="-2"/>
           <w:sz w:val="24"/>
           <w:szCs w:val="24"/>
@@ -5003,7 +4513,6 @@
       </w:r>
       <w:r>
         <w:rPr>
-          <w:rFonts w:ascii="Times New Roman" w:hAnsi="Times New Roman" w:eastAsia="Times New Roman"/>
           <w:sz w:val="24"/>
           <w:szCs w:val="24"/>
         </w:rPr>
@@ -5011,7 +4520,6 @@
       </w:r>
       <w:r>
         <w:rPr>
-          <w:rFonts w:ascii="Times New Roman" w:hAnsi="Times New Roman" w:eastAsia="Times New Roman"/>
           <w:spacing w:val="3"/>
           <w:sz w:val="24"/>
           <w:szCs w:val="24"/>
@@ -5020,7 +4528,6 @@
       </w:r>
       <w:r>
         <w:rPr>
-          <w:rFonts w:ascii="Times New Roman" w:hAnsi="Times New Roman" w:eastAsia="Times New Roman"/>
           <w:spacing w:val="-1"/>
           <w:sz w:val="24"/>
           <w:szCs w:val="24"/>
@@ -5029,7 +4536,6 @@
       </w:r>
       <w:r>
         <w:rPr>
-          <w:rFonts w:ascii="Times New Roman" w:hAnsi="Times New Roman" w:eastAsia="Times New Roman"/>
           <w:sz w:val="24"/>
           <w:szCs w:val="24"/>
         </w:rPr>
@@ -5037,7 +4543,6 @@
       </w:r>
       <w:r>
         <w:rPr>
-          <w:rFonts w:ascii="Times New Roman" w:hAnsi="Times New Roman" w:eastAsia="Times New Roman"/>
           <w:spacing w:val="1"/>
           <w:sz w:val="24"/>
           <w:szCs w:val="24"/>
@@ -5046,7 +4551,6 @@
       </w:r>
       <w:r>
         <w:rPr>
-          <w:rFonts w:ascii="Times New Roman" w:hAnsi="Times New Roman" w:eastAsia="Times New Roman"/>
           <w:spacing w:val="-1"/>
           <w:sz w:val="24"/>
           <w:szCs w:val="24"/>
@@ -5055,7 +4559,6 @@
       </w:r>
       <w:r>
         <w:rPr>
-          <w:rFonts w:ascii="Times New Roman" w:hAnsi="Times New Roman" w:eastAsia="Times New Roman"/>
           <w:sz w:val="24"/>
           <w:szCs w:val="24"/>
         </w:rPr>
@@ -5063,7 +4566,6 @@
       </w:r>
       <w:r>
         <w:rPr>
-          <w:rFonts w:ascii="Times New Roman" w:hAnsi="Times New Roman" w:eastAsia="Times New Roman"/>
           <w:spacing w:val="1"/>
           <w:sz w:val="24"/>
           <w:szCs w:val="24"/>
@@ -5072,7 +4574,6 @@
       </w:r>
       <w:r>
         <w:rPr>
-          <w:rFonts w:ascii="Times New Roman" w:hAnsi="Times New Roman" w:eastAsia="Times New Roman"/>
           <w:sz w:val="24"/>
           <w:szCs w:val="24"/>
         </w:rPr>
@@ -5080,7 +4581,6 @@
       </w:r>
       <w:r>
         <w:rPr>
-          <w:rFonts w:ascii="Times New Roman" w:hAnsi="Times New Roman" w:eastAsia="Times New Roman"/>
           <w:spacing w:val="-1"/>
           <w:sz w:val="24"/>
           <w:szCs w:val="24"/>
@@ -5089,7 +4589,6 @@
       </w:r>
       <w:r>
         <w:rPr>
-          <w:rFonts w:ascii="Times New Roman" w:hAnsi="Times New Roman" w:eastAsia="Times New Roman"/>
           <w:sz w:val="24"/>
           <w:szCs w:val="24"/>
         </w:rPr>
@@ -5097,7 +4596,6 @@
       </w:r>
       <w:r>
         <w:rPr>
-          <w:rFonts w:ascii="Times New Roman" w:hAnsi="Times New Roman" w:eastAsia="Times New Roman"/>
           <w:spacing w:val="-1"/>
           <w:sz w:val="24"/>
           <w:szCs w:val="24"/>
@@ -5106,7 +4604,6 @@
       </w:r>
       <w:r>
         <w:rPr>
-          <w:rFonts w:ascii="Times New Roman" w:hAnsi="Times New Roman" w:eastAsia="Times New Roman"/>
           <w:sz w:val="24"/>
           <w:szCs w:val="24"/>
         </w:rPr>
@@ -5114,7 +4611,6 @@
       </w:r>
       <w:r>
         <w:rPr>
-          <w:rFonts w:ascii="Times New Roman" w:hAnsi="Times New Roman" w:eastAsia="Times New Roman"/>
           <w:spacing w:val="1"/>
           <w:sz w:val="24"/>
           <w:szCs w:val="24"/>
@@ -5123,7 +4619,6 @@
       </w:r>
       <w:r>
         <w:rPr>
-          <w:rFonts w:ascii="Times New Roman" w:hAnsi="Times New Roman" w:eastAsia="Times New Roman"/>
           <w:spacing w:val="-1"/>
           <w:sz w:val="24"/>
           <w:szCs w:val="24"/>
@@ -5132,7 +4627,6 @@
       </w:r>
       <w:r>
         <w:rPr>
-          <w:rFonts w:ascii="Times New Roman" w:hAnsi="Times New Roman" w:eastAsia="Times New Roman"/>
           <w:sz w:val="24"/>
           <w:szCs w:val="24"/>
         </w:rPr>
@@ -5140,7 +4634,6 @@
       </w:r>
       <w:r>
         <w:rPr>
-          <w:rFonts w:ascii="Times New Roman" w:hAnsi="Times New Roman" w:eastAsia="Times New Roman"/>
           <w:spacing w:val="-2"/>
           <w:sz w:val="24"/>
           <w:szCs w:val="24"/>
@@ -5149,7 +4642,6 @@
       </w:r>
       <w:r>
         <w:rPr>
-          <w:rFonts w:ascii="Times New Roman" w:hAnsi="Times New Roman" w:eastAsia="Times New Roman"/>
           <w:sz w:val="24"/>
           <w:szCs w:val="24"/>
         </w:rPr>
@@ -5157,7 +4649,6 @@
       </w:r>
       <w:r>
         <w:rPr>
-          <w:rFonts w:ascii="Times New Roman" w:hAnsi="Times New Roman" w:eastAsia="Times New Roman"/>
           <w:spacing w:val="-1"/>
           <w:sz w:val="24"/>
           <w:szCs w:val="24"/>
@@ -5166,7 +4657,6 @@
       </w:r>
       <w:r>
         <w:rPr>
-          <w:rFonts w:ascii="Times New Roman" w:hAnsi="Times New Roman" w:eastAsia="Times New Roman"/>
           <w:spacing w:val="2"/>
           <w:sz w:val="24"/>
           <w:szCs w:val="24"/>
@@ -5175,7 +4665,6 @@
       </w:r>
       <w:r>
         <w:rPr>
-          <w:rFonts w:ascii="Times New Roman" w:hAnsi="Times New Roman" w:eastAsia="Times New Roman"/>
           <w:sz w:val="24"/>
           <w:szCs w:val="24"/>
         </w:rPr>
@@ -5183,7 +4672,6 @@
       </w:r>
       <w:r>
         <w:rPr>
-          <w:rFonts w:ascii="Times New Roman" w:hAnsi="Times New Roman" w:eastAsia="Times New Roman"/>
           <w:spacing w:val="3"/>
           <w:sz w:val="24"/>
           <w:szCs w:val="24"/>
@@ -5192,7 +4680,6 @@
       </w:r>
       <w:r>
         <w:rPr>
-          <w:rFonts w:ascii="Times New Roman" w:hAnsi="Times New Roman" w:eastAsia="Times New Roman"/>
           <w:spacing w:val="-5"/>
           <w:sz w:val="24"/>
           <w:szCs w:val="24"/>
@@ -5201,7 +4688,6 @@
       </w:r>
       <w:r>
         <w:rPr>
-          <w:rFonts w:ascii="Times New Roman" w:hAnsi="Times New Roman" w:eastAsia="Times New Roman"/>
           <w:sz w:val="24"/>
           <w:szCs w:val="24"/>
         </w:rPr>
@@ -5209,7 +4695,6 @@
       </w:r>
       <w:r>
         <w:rPr>
-          <w:rFonts w:ascii="Times New Roman" w:hAnsi="Times New Roman" w:eastAsia="Times New Roman"/>
           <w:spacing w:val="-1"/>
           <w:sz w:val="24"/>
           <w:szCs w:val="24"/>
@@ -5218,7 +4703,6 @@
       </w:r>
       <w:r>
         <w:rPr>
-          <w:rFonts w:ascii="Times New Roman" w:hAnsi="Times New Roman" w:eastAsia="Times New Roman"/>
           <w:sz w:val="24"/>
           <w:szCs w:val="24"/>
         </w:rPr>
@@ -5226,7 +4710,6 @@
       </w:r>
       <w:r>
         <w:rPr>
-          <w:rFonts w:ascii="Times New Roman" w:hAnsi="Times New Roman" w:eastAsia="Times New Roman"/>
           <w:spacing w:val="-1"/>
           <w:sz w:val="24"/>
           <w:szCs w:val="24"/>
@@ -5235,7 +4718,6 @@
       </w:r>
       <w:r>
         <w:rPr>
-          <w:rFonts w:ascii="Times New Roman" w:hAnsi="Times New Roman" w:eastAsia="Times New Roman"/>
           <w:sz w:val="24"/>
           <w:szCs w:val="24"/>
         </w:rPr>
@@ -5243,7 +4725,6 @@
       </w:r>
       <w:r>
         <w:rPr>
-          <w:rFonts w:ascii="Times New Roman" w:hAnsi="Times New Roman" w:eastAsia="Times New Roman"/>
           <w:spacing w:val="-1"/>
           <w:sz w:val="24"/>
           <w:szCs w:val="24"/>
@@ -5252,7 +4733,6 @@
       </w:r>
       <w:r>
         <w:rPr>
-          <w:rFonts w:ascii="Times New Roman" w:hAnsi="Times New Roman" w:eastAsia="Times New Roman"/>
           <w:sz w:val="24"/>
           <w:szCs w:val="24"/>
         </w:rPr>
@@ -5260,7 +4740,6 @@
       </w:r>
       <w:r>
         <w:rPr>
-          <w:rFonts w:ascii="Times New Roman" w:hAnsi="Times New Roman" w:eastAsia="Times New Roman"/>
           <w:spacing w:val="2"/>
           <w:sz w:val="24"/>
           <w:szCs w:val="24"/>
@@ -5269,7 +4748,6 @@
       </w:r>
       <w:r>
         <w:rPr>
-          <w:rFonts w:ascii="Times New Roman" w:hAnsi="Times New Roman" w:eastAsia="Times New Roman"/>
           <w:sz w:val="24"/>
           <w:szCs w:val="24"/>
         </w:rPr>
@@ -5277,7 +4755,6 @@
       </w:r>
       <w:r>
         <w:rPr>
-          <w:rFonts w:ascii="Times New Roman" w:hAnsi="Times New Roman" w:eastAsia="Times New Roman"/>
           <w:spacing w:val="-2"/>
           <w:sz w:val="24"/>
           <w:szCs w:val="24"/>
@@ -5286,7 +4763,6 @@
       </w:r>
       <w:r>
         <w:rPr>
-          <w:rFonts w:ascii="Times New Roman" w:hAnsi="Times New Roman" w:eastAsia="Times New Roman"/>
           <w:sz w:val="24"/>
           <w:szCs w:val="24"/>
         </w:rPr>
@@ -5294,7 +4770,6 @@
       </w:r>
       <w:r>
         <w:rPr>
-          <w:rFonts w:ascii="Times New Roman" w:hAnsi="Times New Roman" w:eastAsia="Times New Roman"/>
           <w:spacing w:val="-1"/>
           <w:sz w:val="24"/>
           <w:szCs w:val="24"/>
@@ -5303,7 +4778,6 @@
       </w:r>
       <w:r>
         <w:rPr>
-          <w:rFonts w:ascii="Times New Roman" w:hAnsi="Times New Roman" w:eastAsia="Times New Roman"/>
           <w:sz w:val="24"/>
           <w:szCs w:val="24"/>
         </w:rPr>
@@ -5311,7 +4785,6 @@
       </w:r>
       <w:r>
         <w:rPr>
-          <w:rFonts w:ascii="Times New Roman" w:hAnsi="Times New Roman" w:eastAsia="Times New Roman"/>
           <w:spacing w:val="-2"/>
           <w:sz w:val="24"/>
           <w:szCs w:val="24"/>
@@ -5320,7 +4793,6 @@
       </w:r>
       <w:r>
         <w:rPr>
-          <w:rFonts w:ascii="Times New Roman" w:hAnsi="Times New Roman" w:eastAsia="Times New Roman"/>
           <w:sz w:val="24"/>
           <w:szCs w:val="24"/>
         </w:rPr>
@@ -5363,7 +4835,7 @@
 </file>
 
 <file path=word/endnotes.xml><?xml version="1.0" encoding="utf-8"?>
-<w:endnotes xmlns:wpc="http://schemas.microsoft.com/office/word/2010/wordprocessingCanvas" xmlns:cx="http://schemas.microsoft.com/office/drawing/2014/chartex" xmlns:cx1="http://schemas.microsoft.com/office/drawing/2015/9/8/chartex" xmlns:cx2="http://schemas.microsoft.com/office/drawing/2015/10/21/chartex" xmlns:cx3="http://schemas.microsoft.com/office/drawing/2016/5/9/chartex" xmlns:cx4="http://schemas.microsoft.com/office/drawing/2016/5/10/chartex" xmlns:cx5="http://schemas.microsoft.com/office/drawing/2016/5/11/chartex" xmlns:cx6="http://schemas.microsoft.com/office/drawing/2016/5/12/chartex" xmlns:cx7="http://schemas.microsoft.com/office/drawing/2016/5/13/chartex" xmlns:cx8="http://schemas.microsoft.com/office/drawing/2016/5/14/chartex" xmlns:mc="http://schemas.openxmlformats.org/markup-compatibility/2006" xmlns:aink="http://schemas.microsoft.com/office/drawing/2016/ink" xmlns:am3d="http://schemas.microsoft.com/office/drawing/2017/model3d" xmlns:o="urn:schemas-microsoft-com:office:office" xmlns:r="http://schemas.openxmlformats.org/officeDocument/2006/relationships" xmlns:m="http://schemas.openxmlformats.org/officeDocument/2006/math" xmlns:v="urn:schemas-microsoft-com:vml" xmlns:wp14="http://schemas.microsoft.com/office/word/2010/wordprocessingDrawing" xmlns:wp="http://schemas.openxmlformats.org/drawingml/2006/wordprocessingDrawing" xmlns:w10="urn:schemas-microsoft-com:office:word" xmlns:w="http://schemas.openxmlformats.org/wordprocessingml/2006/main" xmlns:w14="http://schemas.microsoft.com/office/word/2010/wordml" xmlns:w15="http://schemas.microsoft.com/office/word/2012/wordml" xmlns:w16cex="http://schemas.microsoft.com/office/word/2018/wordml/cex" xmlns:w16cid="http://schemas.microsoft.com/office/word/2016/wordml/cid" xmlns:w16="http://schemas.microsoft.com/office/word/2018/wordml" xmlns:w16sdtdh="http://schemas.microsoft.com/office/word/2020/wordml/sdtdatahash" xmlns:w16se="http://schemas.microsoft.com/office/word/2015/wordml/symex" xmlns:wpg="http://schemas.microsoft.com/office/word/2010/wordprocessingGroup" xmlns:wpi="http://schemas.microsoft.com/office/word/2010/wordprocessingInk" xmlns:wne="http://schemas.microsoft.com/office/word/2006/wordml" xmlns:wps="http://schemas.microsoft.com/office/word/2010/wordprocessingShape" mc:Ignorable="w14 w15 w16se w16cid w16 w16cex w16sdtdh wp14">
+<w:endnotes xmlns:wpc="http://schemas.microsoft.com/office/word/2010/wordprocessingCanvas" xmlns:cx="http://schemas.microsoft.com/office/drawing/2014/chartex" xmlns:cx1="http://schemas.microsoft.com/office/drawing/2015/9/8/chartex" xmlns:cx2="http://schemas.microsoft.com/office/drawing/2015/10/21/chartex" xmlns:cx3="http://schemas.microsoft.com/office/drawing/2016/5/9/chartex" xmlns:cx4="http://schemas.microsoft.com/office/drawing/2016/5/10/chartex" xmlns:cx5="http://schemas.microsoft.com/office/drawing/2016/5/11/chartex" xmlns:cx6="http://schemas.microsoft.com/office/drawing/2016/5/12/chartex" xmlns:cx7="http://schemas.microsoft.com/office/drawing/2016/5/13/chartex" xmlns:cx8="http://schemas.microsoft.com/office/drawing/2016/5/14/chartex" xmlns:mc="http://schemas.openxmlformats.org/markup-compatibility/2006" xmlns:aink="http://schemas.microsoft.com/office/drawing/2016/ink" xmlns:am3d="http://schemas.microsoft.com/office/drawing/2017/model3d" xmlns:o="urn:schemas-microsoft-com:office:office" xmlns:oel="http://schemas.microsoft.com/office/2019/extlst" xmlns:r="http://schemas.openxmlformats.org/officeDocument/2006/relationships" xmlns:m="http://schemas.openxmlformats.org/officeDocument/2006/math" xmlns:v="urn:schemas-microsoft-com:vml" xmlns:wp14="http://schemas.microsoft.com/office/word/2010/wordprocessingDrawing" xmlns:wp="http://schemas.openxmlformats.org/drawingml/2006/wordprocessingDrawing" xmlns:w10="urn:schemas-microsoft-com:office:word" xmlns:w="http://schemas.openxmlformats.org/wordprocessingml/2006/main" xmlns:w14="http://schemas.microsoft.com/office/word/2010/wordml" xmlns:w15="http://schemas.microsoft.com/office/word/2012/wordml" xmlns:w16cex="http://schemas.microsoft.com/office/word/2018/wordml/cex" xmlns:w16cid="http://schemas.microsoft.com/office/word/2016/wordml/cid" xmlns:w16="http://schemas.microsoft.com/office/word/2018/wordml" xmlns:w16du="http://schemas.microsoft.com/office/word/2023/wordml/word16du" xmlns:w16sdtdh="http://schemas.microsoft.com/office/word/2020/wordml/sdtdatahash" xmlns:w16sdtfl="http://schemas.microsoft.com/office/word/2024/wordml/sdtformatlock" xmlns:w16se="http://schemas.microsoft.com/office/word/2015/wordml/symex" xmlns:wpg="http://schemas.microsoft.com/office/word/2010/wordprocessingGroup" xmlns:wpi="http://schemas.microsoft.com/office/word/2010/wordprocessingInk" xmlns:wne="http://schemas.microsoft.com/office/word/2006/wordml" xmlns:wps="http://schemas.microsoft.com/office/word/2010/wordprocessingShape" mc:Ignorable="w14 w15 w16se w16cid w16 w16cex w16sdtdh w16sdtfl w16du wp14">
   <w:endnote w:type="separator" w:id="-1">
     <w:p>
       <w:r>
@@ -5382,7 +4854,7 @@
 </file>
 
 <file path=word/footer1.xml><?xml version="1.0" encoding="utf-8"?>
-<w:ftr xmlns:wpc="http://schemas.microsoft.com/office/word/2010/wordprocessingCanvas" xmlns:cx="http://schemas.microsoft.com/office/drawing/2014/chartex" xmlns:cx1="http://schemas.microsoft.com/office/drawing/2015/9/8/chartex" xmlns:cx2="http://schemas.microsoft.com/office/drawing/2015/10/21/chartex" xmlns:cx3="http://schemas.microsoft.com/office/drawing/2016/5/9/chartex" xmlns:cx4="http://schemas.microsoft.com/office/drawing/2016/5/10/chartex" xmlns:cx5="http://schemas.microsoft.com/office/drawing/2016/5/11/chartex" xmlns:cx6="http://schemas.microsoft.com/office/drawing/2016/5/12/chartex" xmlns:cx7="http://schemas.microsoft.com/office/drawing/2016/5/13/chartex" xmlns:cx8="http://schemas.microsoft.com/office/drawing/2016/5/14/chartex" xmlns:mc="http://schemas.openxmlformats.org/markup-compatibility/2006" xmlns:aink="http://schemas.microsoft.com/office/drawing/2016/ink" xmlns:am3d="http://schemas.microsoft.com/office/drawing/2017/model3d" xmlns:o="urn:schemas-microsoft-com:office:office" xmlns:r="http://schemas.openxmlformats.org/officeDocument/2006/relationships" xmlns:m="http://schemas.openxmlformats.org/officeDocument/2006/math" xmlns:v="urn:schemas-microsoft-com:vml" xmlns:wp14="http://schemas.microsoft.com/office/word/2010/wordprocessingDrawing" xmlns:wp="http://schemas.openxmlformats.org/drawingml/2006/wordprocessingDrawing" xmlns:w10="urn:schemas-microsoft-com:office:word" xmlns:w="http://schemas.openxmlformats.org/wordprocessingml/2006/main" xmlns:w14="http://schemas.microsoft.com/office/word/2010/wordml" xmlns:w15="http://schemas.microsoft.com/office/word/2012/wordml" xmlns:w16cex="http://schemas.microsoft.com/office/word/2018/wordml/cex" xmlns:w16cid="http://schemas.microsoft.com/office/word/2016/wordml/cid" xmlns:w16="http://schemas.microsoft.com/office/word/2018/wordml" xmlns:w16sdtdh="http://schemas.microsoft.com/office/word/2020/wordml/sdtdatahash" xmlns:w16se="http://schemas.microsoft.com/office/word/2015/wordml/symex" xmlns:wpg="http://schemas.microsoft.com/office/word/2010/wordprocessingGroup" xmlns:wpi="http://schemas.microsoft.com/office/word/2010/wordprocessingInk" xmlns:wne="http://schemas.microsoft.com/office/word/2006/wordml" xmlns:wps="http://schemas.microsoft.com/office/word/2010/wordprocessingShape" mc:Ignorable="w14 w15 w16se w16cid w16 w16cex w16sdtdh wp14">
+<w:ftr xmlns:wpc="http://schemas.microsoft.com/office/word/2010/wordprocessingCanvas" xmlns:cx="http://schemas.microsoft.com/office/drawing/2014/chartex" xmlns:cx1="http://schemas.microsoft.com/office/drawing/2015/9/8/chartex" xmlns:cx2="http://schemas.microsoft.com/office/drawing/2015/10/21/chartex" xmlns:cx3="http://schemas.microsoft.com/office/drawing/2016/5/9/chartex" xmlns:cx4="http://schemas.microsoft.com/office/drawing/2016/5/10/chartex" xmlns:cx5="http://schemas.microsoft.com/office/drawing/2016/5/11/chartex" xmlns:cx6="http://schemas.microsoft.com/office/drawing/2016/5/12/chartex" xmlns:cx7="http://schemas.microsoft.com/office/drawing/2016/5/13/chartex" xmlns:cx8="http://schemas.microsoft.com/office/drawing/2016/5/14/chartex" xmlns:mc="http://schemas.openxmlformats.org/markup-compatibility/2006" xmlns:aink="http://schemas.microsoft.com/office/drawing/2016/ink" xmlns:am3d="http://schemas.microsoft.com/office/drawing/2017/model3d" xmlns:o="urn:schemas-microsoft-com:office:office" xmlns:oel="http://schemas.microsoft.com/office/2019/extlst" xmlns:r="http://schemas.openxmlformats.org/officeDocument/2006/relationships" xmlns:m="http://schemas.openxmlformats.org/officeDocument/2006/math" xmlns:v="urn:schemas-microsoft-com:vml" xmlns:wp14="http://schemas.microsoft.com/office/word/2010/wordprocessingDrawing" xmlns:wp="http://schemas.openxmlformats.org/drawingml/2006/wordprocessingDrawing" xmlns:w10="urn:schemas-microsoft-com:office:word" xmlns:w="http://schemas.openxmlformats.org/wordprocessingml/2006/main" xmlns:w14="http://schemas.microsoft.com/office/word/2010/wordml" xmlns:w15="http://schemas.microsoft.com/office/word/2012/wordml" xmlns:w16cex="http://schemas.microsoft.com/office/word/2018/wordml/cex" xmlns:w16cid="http://schemas.microsoft.com/office/word/2016/wordml/cid" xmlns:w16="http://schemas.microsoft.com/office/word/2018/wordml" xmlns:w16du="http://schemas.microsoft.com/office/word/2023/wordml/word16du" xmlns:w16sdtdh="http://schemas.microsoft.com/office/word/2020/wordml/sdtdatahash" xmlns:w16sdtfl="http://schemas.microsoft.com/office/word/2024/wordml/sdtformatlock" xmlns:w16se="http://schemas.microsoft.com/office/word/2015/wordml/symex" xmlns:wpg="http://schemas.microsoft.com/office/word/2010/wordprocessingGroup" xmlns:wpi="http://schemas.microsoft.com/office/word/2010/wordprocessingInk" xmlns:wne="http://schemas.microsoft.com/office/word/2006/wordml" xmlns:wps="http://schemas.microsoft.com/office/word/2010/wordprocessingShape" mc:Ignorable="w14 w15 w16se w16cid w16 w16cex w16sdtdh w16sdtfl w16du wp14">
   <w:p>
     <w:pPr>
       <w:spacing w:line="200" w:lineRule="exact"/>
@@ -5505,7 +4977,7 @@
 </file>
 
 <file path=word/footer2.xml><?xml version="1.0" encoding="utf-8"?>
-<w:ftr xmlns:wpc="http://schemas.microsoft.com/office/word/2010/wordprocessingCanvas" xmlns:cx="http://schemas.microsoft.com/office/drawing/2014/chartex" xmlns:cx1="http://schemas.microsoft.com/office/drawing/2015/9/8/chartex" xmlns:cx2="http://schemas.microsoft.com/office/drawing/2015/10/21/chartex" xmlns:cx3="http://schemas.microsoft.com/office/drawing/2016/5/9/chartex" xmlns:cx4="http://schemas.microsoft.com/office/drawing/2016/5/10/chartex" xmlns:cx5="http://schemas.microsoft.com/office/drawing/2016/5/11/chartex" xmlns:cx6="http://schemas.microsoft.com/office/drawing/2016/5/12/chartex" xmlns:cx7="http://schemas.microsoft.com/office/drawing/2016/5/13/chartex" xmlns:cx8="http://schemas.microsoft.com/office/drawing/2016/5/14/chartex" xmlns:mc="http://schemas.openxmlformats.org/markup-compatibility/2006" xmlns:aink="http://schemas.microsoft.com/office/drawing/2016/ink" xmlns:am3d="http://schemas.microsoft.com/office/drawing/2017/model3d" xmlns:o="urn:schemas-microsoft-com:office:office" xmlns:r="http://schemas.openxmlformats.org/officeDocument/2006/relationships" xmlns:m="http://schemas.openxmlformats.org/officeDocument/2006/math" xmlns:v="urn:schemas-microsoft-com:vml" xmlns:wp14="http://schemas.microsoft.com/office/word/2010/wordprocessingDrawing" xmlns:wp="http://schemas.openxmlformats.org/drawingml/2006/wordprocessingDrawing" xmlns:w10="urn:schemas-microsoft-com:office:word" xmlns:w="http://schemas.openxmlformats.org/wordprocessingml/2006/main" xmlns:w14="http://schemas.microsoft.com/office/word/2010/wordml" xmlns:w15="http://schemas.microsoft.com/office/word/2012/wordml" xmlns:w16cex="http://schemas.microsoft.com/office/word/2018/wordml/cex" xmlns:w16cid="http://schemas.microsoft.com/office/word/2016/wordml/cid" xmlns:w16="http://schemas.microsoft.com/office/word/2018/wordml" xmlns:w16sdtdh="http://schemas.microsoft.com/office/word/2020/wordml/sdtdatahash" xmlns:w16se="http://schemas.microsoft.com/office/word/2015/wordml/symex" xmlns:wpg="http://schemas.microsoft.com/office/word/2010/wordprocessingGroup" xmlns:wpi="http://schemas.microsoft.com/office/word/2010/wordprocessingInk" xmlns:wne="http://schemas.microsoft.com/office/word/2006/wordml" xmlns:wps="http://schemas.microsoft.com/office/word/2010/wordprocessingShape" mc:Ignorable="w14 w15 w16se w16cid w16 w16cex w16sdtdh wp14">
+<w:ftr xmlns:wpc="http://schemas.microsoft.com/office/word/2010/wordprocessingCanvas" xmlns:cx="http://schemas.microsoft.com/office/drawing/2014/chartex" xmlns:cx1="http://schemas.microsoft.com/office/drawing/2015/9/8/chartex" xmlns:cx2="http://schemas.microsoft.com/office/drawing/2015/10/21/chartex" xmlns:cx3="http://schemas.microsoft.com/office/drawing/2016/5/9/chartex" xmlns:cx4="http://schemas.microsoft.com/office/drawing/2016/5/10/chartex" xmlns:cx5="http://schemas.microsoft.com/office/drawing/2016/5/11/chartex" xmlns:cx6="http://schemas.microsoft.com/office/drawing/2016/5/12/chartex" xmlns:cx7="http://schemas.microsoft.com/office/drawing/2016/5/13/chartex" xmlns:cx8="http://schemas.microsoft.com/office/drawing/2016/5/14/chartex" xmlns:mc="http://schemas.openxmlformats.org/markup-compatibility/2006" xmlns:aink="http://schemas.microsoft.com/office/drawing/2016/ink" xmlns:am3d="http://schemas.microsoft.com/office/drawing/2017/model3d" xmlns:o="urn:schemas-microsoft-com:office:office" xmlns:oel="http://schemas.microsoft.com/office/2019/extlst" xmlns:r="http://schemas.openxmlformats.org/officeDocument/2006/relationships" xmlns:m="http://schemas.openxmlformats.org/officeDocument/2006/math" xmlns:v="urn:schemas-microsoft-com:vml" xmlns:wp14="http://schemas.microsoft.com/office/word/2010/wordprocessingDrawing" xmlns:wp="http://schemas.openxmlformats.org/drawingml/2006/wordprocessingDrawing" xmlns:w10="urn:schemas-microsoft-com:office:word" xmlns:w="http://schemas.openxmlformats.org/wordprocessingml/2006/main" xmlns:w14="http://schemas.microsoft.com/office/word/2010/wordml" xmlns:w15="http://schemas.microsoft.com/office/word/2012/wordml" xmlns:w16cex="http://schemas.microsoft.com/office/word/2018/wordml/cex" xmlns:w16cid="http://schemas.microsoft.com/office/word/2016/wordml/cid" xmlns:w16="http://schemas.microsoft.com/office/word/2018/wordml" xmlns:w16du="http://schemas.microsoft.com/office/word/2023/wordml/word16du" xmlns:w16sdtdh="http://schemas.microsoft.com/office/word/2020/wordml/sdtdatahash" xmlns:w16sdtfl="http://schemas.microsoft.com/office/word/2024/wordml/sdtformatlock" xmlns:w16se="http://schemas.microsoft.com/office/word/2015/wordml/symex" xmlns:wpg="http://schemas.microsoft.com/office/word/2010/wordprocessingGroup" xmlns:wpi="http://schemas.microsoft.com/office/word/2010/wordprocessingInk" xmlns:wne="http://schemas.microsoft.com/office/word/2006/wordml" xmlns:wps="http://schemas.microsoft.com/office/word/2010/wordprocessingShape" mc:Ignorable="w14 w15 w16se w16cid w16 w16cex w16sdtdh w16sdtfl w16du wp14">
   <w:p>
     <w:pPr>
       <w:spacing w:line="0" w:lineRule="atLeast"/>
@@ -5519,7 +4991,7 @@
 </file>
 
 <file path=word/footnotes.xml><?xml version="1.0" encoding="utf-8"?>
-<w:footnotes xmlns:wpc="http://schemas.microsoft.com/office/word/2010/wordprocessingCanvas" xmlns:cx="http://schemas.microsoft.com/office/drawing/2014/chartex" xmlns:cx1="http://schemas.microsoft.com/office/drawing/2015/9/8/chartex" xmlns:cx2="http://schemas.microsoft.com/office/drawing/2015/10/21/chartex" xmlns:cx3="http://schemas.microsoft.com/office/drawing/2016/5/9/chartex" xmlns:cx4="http://schemas.microsoft.com/office/drawing/2016/5/10/chartex" xmlns:cx5="http://schemas.microsoft.com/office/drawing/2016/5/11/chartex" xmlns:cx6="http://schemas.microsoft.com/office/drawing/2016/5/12/chartex" xmlns:cx7="http://schemas.microsoft.com/office/drawing/2016/5/13/chartex" xmlns:cx8="http://schemas.microsoft.com/office/drawing/2016/5/14/chartex" xmlns:mc="http://schemas.openxmlformats.org/markup-compatibility/2006" xmlns:aink="http://schemas.microsoft.com/office/drawing/2016/ink" xmlns:am3d="http://schemas.microsoft.com/office/drawing/2017/model3d" xmlns:o="urn:schemas-microsoft-com:office:office" xmlns:r="http://schemas.openxmlformats.org/officeDocument/2006/relationships" xmlns:m="http://schemas.openxmlformats.org/officeDocument/2006/math" xmlns:v="urn:schemas-microsoft-com:vml" xmlns:wp14="http://schemas.microsoft.com/office/word/2010/wordprocessingDrawing" xmlns:wp="http://schemas.openxmlformats.org/drawingml/2006/wordprocessingDrawing" xmlns:w10="urn:schemas-microsoft-com:office:word" xmlns:w="http://schemas.openxmlformats.org/wordprocessingml/2006/main" xmlns:w14="http://schemas.microsoft.com/office/word/2010/wordml" xmlns:w15="http://schemas.microsoft.com/office/word/2012/wordml" xmlns:w16cex="http://schemas.microsoft.com/office/word/2018/wordml/cex" xmlns:w16cid="http://schemas.microsoft.com/office/word/2016/wordml/cid" xmlns:w16="http://schemas.microsoft.com/office/word/2018/wordml" xmlns:w16sdtdh="http://schemas.microsoft.com/office/word/2020/wordml/sdtdatahash" xmlns:w16se="http://schemas.microsoft.com/office/word/2015/wordml/symex" xmlns:wpg="http://schemas.microsoft.com/office/word/2010/wordprocessingGroup" xmlns:wpi="http://schemas.microsoft.com/office/word/2010/wordprocessingInk" xmlns:wne="http://schemas.microsoft.com/office/word/2006/wordml" xmlns:wps="http://schemas.microsoft.com/office/word/2010/wordprocessingShape" mc:Ignorable="w14 w15 w16se w16cid w16 w16cex w16sdtdh wp14">
+<w:footnotes xmlns:wpc="http://schemas.microsoft.com/office/word/2010/wordprocessingCanvas" xmlns:cx="http://schemas.microsoft.com/office/drawing/2014/chartex" xmlns:cx1="http://schemas.microsoft.com/office/drawing/2015/9/8/chartex" xmlns:cx2="http://schemas.microsoft.com/office/drawing/2015/10/21/chartex" xmlns:cx3="http://schemas.microsoft.com/office/drawing/2016/5/9/chartex" xmlns:cx4="http://schemas.microsoft.com/office/drawing/2016/5/10/chartex" xmlns:cx5="http://schemas.microsoft.com/office/drawing/2016/5/11/chartex" xmlns:cx6="http://schemas.microsoft.com/office/drawing/2016/5/12/chartex" xmlns:cx7="http://schemas.microsoft.com/office/drawing/2016/5/13/chartex" xmlns:cx8="http://schemas.microsoft.com/office/drawing/2016/5/14/chartex" xmlns:mc="http://schemas.openxmlformats.org/markup-compatibility/2006" xmlns:aink="http://schemas.microsoft.com/office/drawing/2016/ink" xmlns:am3d="http://schemas.microsoft.com/office/drawing/2017/model3d" xmlns:o="urn:schemas-microsoft-com:office:office" xmlns:oel="http://schemas.microsoft.com/office/2019/extlst" xmlns:r="http://schemas.openxmlformats.org/officeDocument/2006/relationships" xmlns:m="http://schemas.openxmlformats.org/officeDocument/2006/math" xmlns:v="urn:schemas-microsoft-com:vml" xmlns:wp14="http://schemas.microsoft.com/office/word/2010/wordprocessingDrawing" xmlns:wp="http://schemas.openxmlformats.org/drawingml/2006/wordprocessingDrawing" xmlns:w10="urn:schemas-microsoft-com:office:word" xmlns:w="http://schemas.openxmlformats.org/wordprocessingml/2006/main" xmlns:w14="http://schemas.microsoft.com/office/word/2010/wordml" xmlns:w15="http://schemas.microsoft.com/office/word/2012/wordml" xmlns:w16cex="http://schemas.microsoft.com/office/word/2018/wordml/cex" xmlns:w16cid="http://schemas.microsoft.com/office/word/2016/wordml/cid" xmlns:w16="http://schemas.microsoft.com/office/word/2018/wordml" xmlns:w16du="http://schemas.microsoft.com/office/word/2023/wordml/word16du" xmlns:w16sdtdh="http://schemas.microsoft.com/office/word/2020/wordml/sdtdatahash" xmlns:w16sdtfl="http://schemas.microsoft.com/office/word/2024/wordml/sdtformatlock" xmlns:w16se="http://schemas.microsoft.com/office/word/2015/wordml/symex" xmlns:wpg="http://schemas.microsoft.com/office/word/2010/wordprocessingGroup" xmlns:wpi="http://schemas.microsoft.com/office/word/2010/wordprocessingInk" xmlns:wne="http://schemas.microsoft.com/office/word/2006/wordml" xmlns:wps="http://schemas.microsoft.com/office/word/2010/wordprocessingShape" mc:Ignorable="w14 w15 w16se w16cid w16 w16cex w16sdtdh w16sdtfl w16du wp14">
   <w:footnote w:type="separator" w:id="-1">
     <w:p>
       <w:r>
@@ -5538,7 +5010,7 @@
 </file>
 
 <file path=word/numbering.xml><?xml version="1.0" encoding="utf-8"?>
-<w:numbering xmlns:wpc="http://schemas.microsoft.com/office/word/2010/wordprocessingCanvas" xmlns:cx="http://schemas.microsoft.com/office/drawing/2014/chartex" xmlns:cx1="http://schemas.microsoft.com/office/drawing/2015/9/8/chartex" xmlns:cx2="http://schemas.microsoft.com/office/drawing/2015/10/21/chartex" xmlns:cx3="http://schemas.microsoft.com/office/drawing/2016/5/9/chartex" xmlns:cx4="http://schemas.microsoft.com/office/drawing/2016/5/10/chartex" xmlns:cx5="http://schemas.microsoft.com/office/drawing/2016/5/11/chartex" xmlns:cx6="http://schemas.microsoft.com/office/drawing/2016/5/12/chartex" xmlns:cx7="http://schemas.microsoft.com/office/drawing/2016/5/13/chartex" xmlns:cx8="http://schemas.microsoft.com/office/drawing/2016/5/14/chartex" xmlns:mc="http://schemas.openxmlformats.org/markup-compatibility/2006" xmlns:aink="http://schemas.microsoft.com/office/drawing/2016/ink" xmlns:am3d="http://schemas.microsoft.com/office/drawing/2017/model3d" xmlns:o="urn:schemas-microsoft-com:office:office" xmlns:r="http://schemas.openxmlformats.org/officeDocument/2006/relationships" xmlns:m="http://schemas.openxmlformats.org/officeDocument/2006/math" xmlns:v="urn:schemas-microsoft-com:vml" xmlns:wp14="http://schemas.microsoft.com/office/word/2010/wordprocessingDrawing" xmlns:wp="http://schemas.openxmlformats.org/drawingml/2006/wordprocessingDrawing" xmlns:w10="urn:schemas-microsoft-com:office:word" xmlns:w="http://schemas.openxmlformats.org/wordprocessingml/2006/main" xmlns:w14="http://schemas.microsoft.com/office/word/2010/wordml" xmlns:w15="http://schemas.microsoft.com/office/word/2012/wordml" xmlns:w16cex="http://schemas.microsoft.com/office/word/2018/wordml/cex" xmlns:w16cid="http://schemas.microsoft.com/office/word/2016/wordml/cid" xmlns:w16="http://schemas.microsoft.com/office/word/2018/wordml" xmlns:w16sdtdh="http://schemas.microsoft.com/office/word/2020/wordml/sdtdatahash" xmlns:w16se="http://schemas.microsoft.com/office/word/2015/wordml/symex" xmlns:wpg="http://schemas.microsoft.com/office/word/2010/wordprocessingGroup" xmlns:wpi="http://schemas.microsoft.com/office/word/2010/wordprocessingInk" xmlns:wne="http://schemas.microsoft.com/office/word/2006/wordml" xmlns:wps="http://schemas.microsoft.com/office/word/2010/wordprocessingShape" mc:Ignorable="w14 w15 w16se w16cid w16 w16cex w16sdtdh wp14">
+<w:numbering xmlns:wpc="http://schemas.microsoft.com/office/word/2010/wordprocessingCanvas" xmlns:cx="http://schemas.microsoft.com/office/drawing/2014/chartex" xmlns:cx1="http://schemas.microsoft.com/office/drawing/2015/9/8/chartex" xmlns:cx2="http://schemas.microsoft.com/office/drawing/2015/10/21/chartex" xmlns:cx3="http://schemas.microsoft.com/office/drawing/2016/5/9/chartex" xmlns:cx4="http://schemas.microsoft.com/office/drawing/2016/5/10/chartex" xmlns:cx5="http://schemas.microsoft.com/office/drawing/2016/5/11/chartex" xmlns:cx6="http://schemas.microsoft.com/office/drawing/2016/5/12/chartex" xmlns:cx7="http://schemas.microsoft.com/office/drawing/2016/5/13/chartex" xmlns:cx8="http://schemas.microsoft.com/office/drawing/2016/5/14/chartex" xmlns:mc="http://schemas.openxmlformats.org/markup-compatibility/2006" xmlns:aink="http://schemas.microsoft.com/office/drawing/2016/ink" xmlns:am3d="http://schemas.microsoft.com/office/drawing/2017/model3d" xmlns:o="urn:schemas-microsoft-com:office:office" xmlns:oel="http://schemas.microsoft.com/office/2019/extlst" xmlns:r="http://schemas.openxmlformats.org/officeDocument/2006/relationships" xmlns:m="http://schemas.openxmlformats.org/officeDocument/2006/math" xmlns:v="urn:schemas-microsoft-com:vml" xmlns:wp14="http://schemas.microsoft.com/office/word/2010/wordprocessingDrawing" xmlns:wp="http://schemas.openxmlformats.org/drawingml/2006/wordprocessingDrawing" xmlns:w10="urn:schemas-microsoft-com:office:word" xmlns:w="http://schemas.openxmlformats.org/wordprocessingml/2006/main" xmlns:w14="http://schemas.microsoft.com/office/word/2010/wordml" xmlns:w15="http://schemas.microsoft.com/office/word/2012/wordml" xmlns:w16cex="http://schemas.microsoft.com/office/word/2018/wordml/cex" xmlns:w16cid="http://schemas.microsoft.com/office/word/2016/wordml/cid" xmlns:w16="http://schemas.microsoft.com/office/word/2018/wordml" xmlns:w16du="http://schemas.microsoft.com/office/word/2023/wordml/word16du" xmlns:w16sdtdh="http://schemas.microsoft.com/office/word/2020/wordml/sdtdatahash" xmlns:w16sdtfl="http://schemas.microsoft.com/office/word/2024/wordml/sdtformatlock" xmlns:w16se="http://schemas.microsoft.com/office/word/2015/wordml/symex" xmlns:wpg="http://schemas.microsoft.com/office/word/2010/wordprocessingGroup" xmlns:wpi="http://schemas.microsoft.com/office/word/2010/wordprocessingInk" xmlns:wne="http://schemas.microsoft.com/office/word/2006/wordml" xmlns:wps="http://schemas.microsoft.com/office/word/2010/wordprocessingShape" mc:Ignorable="w14 w15 w16se w16cid w16 w16cex w16sdtdh w16sdtfl w16du wp14">
   <w:abstractNum w:abstractNumId="0" w15:restartNumberingAfterBreak="0">
     <w:nsid w:val="22D21440"/>
     <w:multiLevelType w:val="multilevel"/>
@@ -5661,14 +5133,14 @@
       </w:pPr>
     </w:lvl>
   </w:abstractNum>
-  <w:num w:numId="1">
+  <w:num w:numId="1" w16cid:durableId="1308393002">
     <w:abstractNumId w:val="0"/>
   </w:num>
 </w:numbering>
 </file>
 
 <file path=word/styles.xml><?xml version="1.0" encoding="utf-8"?>
-<w:styles xmlns:mc="http://schemas.openxmlformats.org/markup-compatibility/2006" xmlns:r="http://schemas.openxmlformats.org/officeDocument/2006/relationships" xmlns:w="http://schemas.openxmlformats.org/wordprocessingml/2006/main" xmlns:w14="http://schemas.microsoft.com/office/word/2010/wordml" xmlns:w15="http://schemas.microsoft.com/office/word/2012/wordml" xmlns:w16cex="http://schemas.microsoft.com/office/word/2018/wordml/cex" xmlns:w16cid="http://schemas.microsoft.com/office/word/2016/wordml/cid" xmlns:w16="http://schemas.microsoft.com/office/word/2018/wordml" xmlns:w16sdtdh="http://schemas.microsoft.com/office/word/2020/wordml/sdtdatahash" xmlns:w16se="http://schemas.microsoft.com/office/word/2015/wordml/symex" mc:Ignorable="w14 w15 w16se w16cid w16 w16cex w16sdtdh">
+<w:styles xmlns:mc="http://schemas.openxmlformats.org/markup-compatibility/2006" xmlns:r="http://schemas.openxmlformats.org/officeDocument/2006/relationships" xmlns:w="http://schemas.openxmlformats.org/wordprocessingml/2006/main" xmlns:w14="http://schemas.microsoft.com/office/word/2010/wordml" xmlns:w15="http://schemas.microsoft.com/office/word/2012/wordml" xmlns:w16cex="http://schemas.microsoft.com/office/word/2018/wordml/cex" xmlns:w16cid="http://schemas.microsoft.com/office/word/2016/wordml/cid" xmlns:w16="http://schemas.microsoft.com/office/word/2018/wordml" xmlns:w16du="http://schemas.microsoft.com/office/word/2023/wordml/word16du" xmlns:w16sdtdh="http://schemas.microsoft.com/office/word/2020/wordml/sdtdatahash" xmlns:w16sdtfl="http://schemas.microsoft.com/office/word/2024/wordml/sdtformatlock" xmlns:w16se="http://schemas.microsoft.com/office/word/2015/wordml/symex" mc:Ignorable="w14 w15 w16se w16cid w16 w16cex w16sdtdh w16sdtfl w16du">
   <w:docDefaults>
     <w:rPrDefault>
       <w:rPr>
@@ -5784,6 +5256,7 @@
     <w:lsdException w:name="HTML Sample" w:semiHidden="1" w:unhideWhenUsed="1"/>
     <w:lsdException w:name="HTML Typewriter" w:semiHidden="1" w:unhideWhenUsed="1"/>
     <w:lsdException w:name="HTML Variable" w:semiHidden="1" w:unhideWhenUsed="1"/>
+    <w:lsdException w:name="Normal Table" w:semiHidden="1" w:unhideWhenUsed="1"/>
     <w:lsdException w:name="annotation subject" w:semiHidden="1" w:unhideWhenUsed="1"/>
     <w:lsdException w:name="No List" w:semiHidden="1" w:unhideWhenUsed="1"/>
     <w:lsdException w:name="Outline List 1" w:semiHidden="1" w:unhideWhenUsed="1"/>
@@ -5830,8 +5303,10 @@
     <w:lsdException w:name="Table Subtle 2" w:semiHidden="1" w:unhideWhenUsed="1"/>
     <w:lsdException w:name="Table Web 1" w:semiHidden="1" w:unhideWhenUsed="1"/>
     <w:lsdException w:name="Table Web 2" w:semiHidden="1" w:unhideWhenUsed="1"/>
+    <w:lsdException w:name="Table Web 3" w:semiHidden="1" w:unhideWhenUsed="1"/>
     <w:lsdException w:name="Balloon Text" w:semiHidden="1" w:unhideWhenUsed="1"/>
     <w:lsdException w:name="Table Grid" w:uiPriority="59"/>
+    <w:lsdException w:name="Table Theme" w:semiHidden="1" w:unhideWhenUsed="1"/>
     <w:lsdException w:name="Placeholder Text" w:semiHidden="1"/>
     <w:lsdException w:name="No Spacing" w:uiPriority="1" w:qFormat="1"/>
     <w:lsdException w:name="Light Shading" w:uiPriority="60"/>
